--- a/output/irb/HRP-503_Follow_My_Voice_Protocol.docx
+++ b/output/irb/HRP-503_Follow_My_Voice_Protocol.docx
@@ -1,6 +1,6 @@
 
 <file path=word/document.xml><?xml version="1.0" encoding="utf-8"?>
-<w:document xmlns:wpc="http://schemas.microsoft.com/office/word/2010/wordprocessingCanvas" xmlns:cx="http://schemas.microsoft.com/office/drawing/2014/chartex" xmlns:cx1="http://schemas.microsoft.com/office/drawing/2015/9/8/chartex" xmlns:cx2="http://schemas.microsoft.com/office/drawing/2015/10/21/chartex" xmlns:cx3="http://schemas.microsoft.com/office/drawing/2016/5/9/chartex" xmlns:cx4="http://schemas.microsoft.com/office/drawing/2016/5/10/chartex" xmlns:cx5="http://schemas.microsoft.com/office/drawing/2016/5/11/chartex" xmlns:cx6="http://schemas.microsoft.com/office/drawing/2016/5/12/chartex" xmlns:cx7="http://schemas.microsoft.com/office/drawing/2016/5/13/chartex" xmlns:cx8="http://schemas.microsoft.com/office/drawing/2016/5/14/chartex" xmlns:mc="http://schemas.openxmlformats.org/markup-compatibility/2006" xmlns:aink="http://schemas.microsoft.com/office/drawing/2016/ink" xmlns:am3d="http://schemas.microsoft.com/office/drawing/2017/model3d" xmlns:o="urn:schemas-microsoft-com:office:office" xmlns:oel="http://schemas.microsoft.com/office/2019/extlst" xmlns:r="http://schemas.openxmlformats.org/officeDocument/2006/relationships" xmlns:m="http://schemas.openxmlformats.org/officeDocument/2006/math" xmlns:v="urn:schemas-microsoft-com:vml" xmlns:wp14="http://schemas.microsoft.com/office/word/2010/wordprocessingDrawing" xmlns:wp="http://schemas.openxmlformats.org/drawingml/2006/wordprocessingDrawing" xmlns:w10="urn:schemas-microsoft-com:office:word" xmlns:w="http://schemas.openxmlformats.org/wordprocessingml/2006/main" xmlns:w14="http://schemas.microsoft.com/office/word/2010/wordml" xmlns:w15="http://schemas.microsoft.com/office/word/2012/wordml" xmlns:w16cex="http://schemas.microsoft.com/office/word/2018/wordml/cex" xmlns:w16cid="http://schemas.microsoft.com/office/word/2016/wordml/cid" xmlns:w16="http://schemas.microsoft.com/office/word/2018/wordml" xmlns:w16du="http://schemas.microsoft.com/office/word/2023/wordml/word16du" xmlns:w16sdtdh="http://schemas.microsoft.com/office/word/2020/wordml/sdtdatahash" xmlns:w16sdtfl="http://schemas.microsoft.com/office/word/2024/wordml/sdtformatlock" xmlns:w16se="http://schemas.microsoft.com/office/word/2015/wordml/symex" xmlns:wpg="http://schemas.microsoft.com/office/word/2010/wordprocessingGroup" xmlns:wpi="http://schemas.microsoft.com/office/word/2010/wordprocessingInk" xmlns:wne="http://schemas.microsoft.com/office/word/2006/wordml" xmlns:wps="http://schemas.microsoft.com/office/word/2010/wordprocessingShape" mc:Ignorable="w14 w15 w16se w16cid w16 w16cex w16sdtdh w16sdtfl w16du wp14">
+<w:document xmlns:wpc="http://schemas.microsoft.com/office/word/2010/wordprocessingCanvas" xmlns:cx="http://schemas.microsoft.com/office/drawing/2014/chartex" xmlns:cx1="http://schemas.microsoft.com/office/drawing/2015/9/8/chartex" xmlns:cx2="http://schemas.microsoft.com/office/drawing/2015/10/21/chartex" xmlns:cx3="http://schemas.microsoft.com/office/drawing/2016/5/9/chartex" xmlns:cx4="http://schemas.microsoft.com/office/drawing/2016/5/10/chartex" xmlns:cx5="http://schemas.microsoft.com/office/drawing/2016/5/11/chartex" xmlns:cx6="http://schemas.microsoft.com/office/drawing/2016/5/12/chartex" xmlns:cx7="http://schemas.microsoft.com/office/drawing/2016/5/13/chartex" xmlns:cx8="http://schemas.microsoft.com/office/drawing/2016/5/14/chartex" xmlns:mc="http://schemas.openxmlformats.org/markup-compatibility/2006" xmlns:m="http://schemas.openxmlformats.org/officeDocument/2006/math" xmlns:aink="http://schemas.microsoft.com/office/drawing/2016/ink" xmlns:am3d="http://schemas.microsoft.com/office/drawing/2017/model3d" xmlns:oel="http://schemas.microsoft.com/office/2019/extlst" xmlns:r="http://schemas.openxmlformats.org/officeDocument/2006/relationships" xmlns:wp14="http://schemas.microsoft.com/office/word/2010/wordprocessingDrawing" xmlns:wp="http://schemas.openxmlformats.org/drawingml/2006/wordprocessingDrawing" xmlns:wpg="http://schemas.microsoft.com/office/word/2010/wordprocessingGroup" xmlns:wpi="http://schemas.microsoft.com/office/word/2010/wordprocessingInk" xmlns:wps="http://schemas.microsoft.com/office/word/2010/wordprocessingShape" xmlns:o="urn:schemas-microsoft-com:office:office" xmlns:v="urn:schemas-microsoft-com:vml" xmlns:w10="urn:schemas-microsoft-com:office:word" xmlns:w="http://schemas.openxmlformats.org/wordprocessingml/2006/main" xmlns:w14="http://schemas.microsoft.com/office/word/2010/wordml" xmlns:w15="http://schemas.microsoft.com/office/word/2012/wordml" xmlns:w16cex="http://schemas.microsoft.com/office/word/2018/wordml/cex" xmlns:w16cid="http://schemas.microsoft.com/office/word/2016/wordml/cid" xmlns:w16="http://schemas.microsoft.com/office/word/2018/wordml" xmlns:w16sdtdh="http://schemas.microsoft.com/office/word/2020/wordml/sdtdatahash" xmlns:w16sdtfl="http://schemas.microsoft.com/office/word/2024/wordml/sdtformatlock" xmlns:w16se="http://schemas.microsoft.com/office/word/2015/wordml/symex" xmlns:w16du="http://schemas.microsoft.com/office/word/2023/wordml/word16du" xmlns:wne="http://schemas.microsoft.com/office/word/2006/wordml" mc:Ignorable="w14 w15 w16se w16cid w16 w16cex w16sdtdh w16sdtfl w16du wp14">
   <w:body>
     <w:p>
       <w:pPr>
@@ -10,6 +10,13 @@
           <w:b/>
         </w:rPr>
       </w:pPr>
+      <w:r>
+        <w:rPr>
+          <w:rFonts w:ascii="Arial" w:hAnsi="Arial" w:cs="Arial"/>
+          <w:b/>
+        </w:rPr>
+        <w:t xml:space="preserve">K </w:t>
+      </w:r>
       <w:r>
         <w:rPr>
           <w:rFonts w:ascii="Arial" w:hAnsi="Arial" w:cs="Arial"/>
@@ -24,7 +31,7 @@
           <w:noProof/>
         </w:rPr>
         <w:drawing>
-          <wp:inline distT="0" distB="0" distL="0" distR="0" wp14:anchorId="0455B352" wp14:editId="53AF97FE">
+          <wp:inline distT="0" distB="0" distL="0" distR="0" wp14:anchorId="7C785695" wp14:editId="2F9E95A1">
             <wp:extent cx="1990725" cy="485775"/>
             <wp:effectExtent l="0" t="0" r="9525" b="9525"/>
             <wp:docPr id="2" name="Picture 2"/>
@@ -80,6 +87,94 @@
     </w:p>
     <w:p>
       <w:pPr>
+        <w:rPr>
+          <w:rFonts w:ascii="Arial" w:hAnsi="Arial" w:cs="Arial"/>
+          <w:b/>
+          <w:i/>
+          <w:iCs/>
+          <w:color w:val="C00000"/>
+        </w:rPr>
+      </w:pPr>
+      <w:r>
+        <w:rPr>
+          <w:rFonts w:ascii="Arial" w:hAnsi="Arial" w:cs="Arial"/>
+          <w:b/>
+          <w:i/>
+          <w:iCs/>
+          <w:color w:val="C00000"/>
+        </w:rPr>
+        <w:t>INSTRUCTIONS:</w:t>
+      </w:r>
+    </w:p>
+    <w:p>
+      <w:pPr>
+        <w:pStyle w:val="List"/>
+        <w:spacing w:before="120" w:beforeAutospacing="0" w:after="0" w:afterAutospacing="0"/>
+        <w:rPr>
+          <w:rFonts w:ascii="Arial" w:hAnsi="Arial" w:cs="Arial"/>
+          <w:color w:val="C00000"/>
+        </w:rPr>
+      </w:pPr>
+      <w:r>
+        <w:rPr>
+          <w:rFonts w:ascii="Arial" w:hAnsi="Arial" w:cs="Arial"/>
+          <w:color w:val="C00000"/>
+        </w:rPr>
+        <w:t xml:space="preserve">Use this document, HRP-503-TEMPLATE, as your protocol. It contains detailed information about your research. </w:t>
+      </w:r>
+    </w:p>
+    <w:p>
+      <w:pPr>
+        <w:pStyle w:val="List"/>
+        <w:spacing w:before="0" w:beforeAutospacing="0" w:after="0" w:afterAutospacing="0"/>
+        <w:rPr>
+          <w:rFonts w:ascii="Arial" w:hAnsi="Arial" w:cs="Arial"/>
+          <w:color w:val="C00000"/>
+        </w:rPr>
+      </w:pPr>
+      <w:r>
+        <w:rPr>
+          <w:rFonts w:ascii="Arial" w:hAnsi="Arial" w:cs="Arial"/>
+          <w:color w:val="C00000"/>
+        </w:rPr>
+        <w:t xml:space="preserve">Depending on the nature of what you are doing, some sections may not be applicable to your research. If so, write “NA”. For example, research involving a retrospective chart review may have many sections with NA.  You can delete subsections that do not apply. For example, if none of the subsections in section 5 apply, you can list NA on section 5 and delete </w:t>
+      </w:r>
+      <w:proofErr w:type="gramStart"/>
+      <w:r>
+        <w:rPr>
+          <w:rFonts w:ascii="Arial" w:hAnsi="Arial" w:cs="Arial"/>
+          <w:color w:val="C00000"/>
+        </w:rPr>
+        <w:t>all of</w:t>
+      </w:r>
+      <w:proofErr w:type="gramEnd"/>
+      <w:r>
+        <w:rPr>
+          <w:rFonts w:ascii="Arial" w:hAnsi="Arial" w:cs="Arial"/>
+          <w:color w:val="C00000"/>
+        </w:rPr>
+        <w:t xml:space="preserve"> the subsections, unless the specific section gives different directions (for example, section 9.1).</w:t>
+      </w:r>
+    </w:p>
+    <w:p>
+      <w:pPr>
+        <w:pStyle w:val="List"/>
+        <w:spacing w:before="0" w:beforeAutospacing="0" w:after="0" w:afterAutospacing="0"/>
+        <w:rPr>
+          <w:rFonts w:ascii="Arial" w:hAnsi="Arial" w:cs="Arial"/>
+          <w:color w:val="C00000"/>
+        </w:rPr>
+      </w:pPr>
+      <w:r>
+        <w:rPr>
+          <w:rFonts w:ascii="Arial" w:hAnsi="Arial" w:cs="Arial"/>
+          <w:color w:val="C00000"/>
+        </w:rPr>
+        <w:t xml:space="preserve">When you write a protocol, keep an electronic copy. You will need to modify this copy when making changes.  When you make changes after the initial approval via a modification request, do not delete information about processes that have already occurred.  Instead, add the new changes and note when the changes will occur. </w:t>
+      </w:r>
+    </w:p>
+    <w:p>
+      <w:pPr>
         <w:pStyle w:val="List"/>
         <w:numPr>
           <w:ilvl w:val="0"/>
@@ -102,6 +197,79 @@
     </w:p>
     <w:p>
       <w:pPr>
+        <w:pStyle w:val="List"/>
+        <w:numPr>
+          <w:ilvl w:val="0"/>
+          <w:numId w:val="0"/>
+        </w:numPr>
+        <w:ind w:left="720"/>
+        <w:rPr>
+          <w:rFonts w:ascii="Arial" w:hAnsi="Arial" w:cs="Arial"/>
+        </w:rPr>
+      </w:pPr>
+      <w:r>
+        <w:rPr>
+          <w:rFonts w:ascii="Arial" w:hAnsi="Arial" w:cs="Arial"/>
+          <w:b/>
+          <w:color w:val="C00000"/>
+        </w:rPr>
+        <w:t>NOTE – Instructions that are in italics and are in black should be REPLACED with the requested information.  Instructions and suggestions in italics and in red should be deleted before sending the protocol to the IRB.</w:t>
+      </w:r>
+      <w:r>
+        <w:rPr>
+          <w:rFonts w:ascii="Arial" w:hAnsi="Arial" w:cs="Arial"/>
+        </w:rPr>
+        <w:t xml:space="preserve"> </w:t>
+      </w:r>
+    </w:p>
+    <w:p>
+      <w:pPr>
+        <w:pStyle w:val="List"/>
+        <w:numPr>
+          <w:ilvl w:val="0"/>
+          <w:numId w:val="0"/>
+        </w:numPr>
+        <w:ind w:left="720"/>
+        <w:rPr>
+          <w:rFonts w:ascii="Arial" w:hAnsi="Arial" w:cs="Arial"/>
+          <w:b/>
+          <w:color w:val="C00000"/>
+        </w:rPr>
+      </w:pPr>
+      <w:r>
+        <w:rPr>
+          <w:rFonts w:ascii="Arial" w:hAnsi="Arial" w:cs="Arial"/>
+          <w:b/>
+          <w:color w:val="C00000"/>
+        </w:rPr>
+        <w:t xml:space="preserve">Items in bold, or not in italics, should not be deleted.  If the section or sub-section does not apply, answer “N/A.” </w:t>
+      </w:r>
+    </w:p>
+    <w:p>
+      <w:pPr>
+        <w:pStyle w:val="List"/>
+        <w:numPr>
+          <w:ilvl w:val="0"/>
+          <w:numId w:val="0"/>
+        </w:numPr>
+        <w:ind w:left="720"/>
+        <w:rPr>
+          <w:rFonts w:ascii="Arial" w:hAnsi="Arial" w:cs="Arial"/>
+          <w:b/>
+          <w:color w:val="C00000"/>
+        </w:rPr>
+      </w:pPr>
+      <w:r>
+        <w:rPr>
+          <w:rFonts w:ascii="Arial" w:hAnsi="Arial" w:cs="Arial"/>
+          <w:b/>
+          <w:color w:val="C00000"/>
+        </w:rPr>
+        <w:t>Attach a clean copy of this protocol (i.e., no track changes, comments) into Huron in M.S. Word format.  Attach the form in the Protocol section of the Local Site Documents page in the IRB system.</w:t>
+      </w:r>
+    </w:p>
+    <w:p>
+      <w:pPr>
         <w:pStyle w:val="FootnoteText"/>
         <w:rPr>
           <w:rFonts w:ascii="Arial" w:hAnsi="Arial" w:cs="Arial"/>
@@ -163,21 +331,14 @@
       <w:pPr>
         <w:rPr>
           <w:rFonts w:ascii="Arial" w:hAnsi="Arial" w:cs="Arial"/>
+        </w:rPr>
+      </w:pPr>
+      <w:r>
+        <w:rPr>
+          <w:rFonts w:ascii="Arial" w:hAnsi="Arial" w:cs="Arial"/>
           <w:b/>
         </w:rPr>
-      </w:pPr>
-    </w:p>
-    <w:p>
-      <w:pPr>
-        <w:rPr>
-          <w:rFonts w:ascii="Arial" w:hAnsi="Arial" w:cs="Arial"/>
-        </w:rPr>
-      </w:pPr>
-      <w:r>
-        <w:rPr>
-          <w:rFonts w:ascii="Arial" w:hAnsi="Arial" w:cs="Arial"/>
-          <w:b/>
-        </w:rPr>
+        <w:lastRenderedPageBreak/>
         <w:t>Title of Study</w:t>
       </w:r>
       <w:r>
@@ -202,53 +363,8 @@
       <w:r>
         <w:rPr>
           <w:rFonts w:ascii="Arial" w:hAnsi="Arial" w:cs="Arial"/>
-          <w:b w:val="0"/>
-          <w:i w:val="0"/>
-          <w:color w:val="000000"/>
         </w:rPr>
         <w:t>Follow My Voice: Gaze-Contingent XR Search with a Self-Similar Agent</w:t>
-      </w:r>
-      <w:r>
-        <w:rPr>
-          <w:rFonts w:ascii="Arial" w:hAnsi="Arial" w:cs="Arial"/>
-          <w:i/>
-          <w:color w:val="C00000"/>
-        </w:rPr>
-      </w:r>
-      <w:r>
-        <w:rPr>
-          <w:rFonts w:ascii="Arial" w:hAnsi="Arial" w:cs="Arial"/>
-          <w:i/>
-          <w:color w:val="C00000"/>
-        </w:rPr>
-      </w:r>
-      <w:r>
-        <w:rPr>
-          <w:rFonts w:ascii="Arial" w:hAnsi="Arial" w:cs="Arial"/>
-          <w:i/>
-          <w:color w:val="C00000"/>
-        </w:rPr>
-      </w:r>
-      <w:r>
-        <w:rPr>
-          <w:rFonts w:ascii="Arial" w:hAnsi="Arial" w:cs="Arial"/>
-          <w:i/>
-          <w:color w:val="C00000"/>
-        </w:rPr>
-      </w:r>
-      <w:r>
-        <w:rPr>
-          <w:rFonts w:ascii="Arial" w:hAnsi="Arial" w:cs="Arial"/>
-          <w:i/>
-          <w:color w:val="C00000"/>
-        </w:rPr>
-      </w:r>
-      <w:r>
-        <w:rPr>
-          <w:rFonts w:ascii="Arial" w:hAnsi="Arial" w:cs="Arial"/>
-          <w:i/>
-          <w:color w:val="C00000"/>
-        </w:rPr>
       </w:r>
     </w:p>
     <w:p>
@@ -406,179 +522,10 @@
       <w:r>
         <w:rPr>
           <w:rFonts w:ascii="Arial" w:hAnsi="Arial" w:cs="Arial"/>
-          <w:b w:val="0"/>
           <w:bCs/>
-          <w:i w:val="0"/>
-          <w:iCs/>
-          <w:color w:val="000000"/>
+          <w:iCs/>
         </w:rPr>
         <w:t xml:space="preserve"> 1 (2026-08-18)</w:t>
-      </w:r>
-      <w:r>
-        <w:rPr>
-          <w:rFonts w:ascii="Arial" w:hAnsi="Arial" w:cs="Arial"/>
-          <w:bCs/>
-          <w:i/>
-          <w:iCs/>
-          <w:color w:val="C00000"/>
-        </w:rPr>
-      </w:r>
-      <w:r>
-        <w:rPr>
-          <w:rFonts w:ascii="Arial" w:hAnsi="Arial" w:cs="Arial"/>
-          <w:bCs/>
-          <w:i/>
-          <w:iCs/>
-          <w:color w:val="C00000"/>
-        </w:rPr>
-      </w:r>
-      <w:r>
-        <w:rPr>
-          <w:rFonts w:ascii="Arial" w:hAnsi="Arial" w:cs="Arial"/>
-          <w:bCs/>
-          <w:i/>
-          <w:iCs/>
-          <w:color w:val="C00000"/>
-        </w:rPr>
-      </w:r>
-      <w:r>
-        <w:rPr>
-          <w:rFonts w:ascii="Arial" w:hAnsi="Arial" w:cs="Arial"/>
-          <w:bCs/>
-          <w:i/>
-          <w:iCs/>
-          <w:color w:val="C00000"/>
-        </w:rPr>
-      </w:r>
-      <w:r>
-        <w:rPr>
-          <w:rFonts w:ascii="Arial" w:hAnsi="Arial" w:cs="Arial"/>
-          <w:bCs/>
-          <w:i/>
-          <w:iCs/>
-          <w:color w:val="C00000"/>
-        </w:rPr>
-      </w:r>
-      <w:r>
-        <w:rPr>
-          <w:rFonts w:ascii="Arial" w:hAnsi="Arial" w:cs="Arial"/>
-          <w:bCs/>
-          <w:i/>
-          <w:iCs/>
-          <w:color w:val="C00000"/>
-        </w:rPr>
-      </w:r>
-      <w:r>
-        <w:rPr>
-          <w:rFonts w:ascii="Arial" w:hAnsi="Arial" w:cs="Arial"/>
-          <w:bCs/>
-          <w:i/>
-          <w:iCs/>
-          <w:color w:val="C00000"/>
-        </w:rPr>
-      </w:r>
-      <w:r>
-        <w:rPr>
-          <w:rFonts w:ascii="Arial" w:hAnsi="Arial" w:cs="Arial"/>
-          <w:bCs/>
-          <w:i/>
-          <w:iCs/>
-          <w:color w:val="C00000"/>
-        </w:rPr>
-      </w:r>
-      <w:r>
-        <w:rPr>
-          <w:rFonts w:ascii="Arial" w:hAnsi="Arial" w:cs="Arial"/>
-          <w:bCs/>
-          <w:i/>
-          <w:iCs/>
-          <w:color w:val="C00000"/>
-        </w:rPr>
-      </w:r>
-      <w:r>
-        <w:rPr>
-          <w:rFonts w:ascii="Arial" w:hAnsi="Arial" w:cs="Arial"/>
-          <w:bCs/>
-          <w:i/>
-          <w:iCs/>
-          <w:color w:val="C00000"/>
-        </w:rPr>
-      </w:r>
-      <w:r>
-        <w:rPr>
-          <w:rFonts w:ascii="Arial" w:hAnsi="Arial" w:cs="Arial"/>
-          <w:bCs/>
-          <w:i/>
-          <w:iCs/>
-          <w:color w:val="C00000"/>
-        </w:rPr>
-      </w:r>
-      <w:r>
-        <w:rPr>
-          <w:rFonts w:ascii="Arial" w:hAnsi="Arial" w:cs="Arial"/>
-          <w:bCs/>
-          <w:i/>
-          <w:iCs/>
-          <w:color w:val="C00000"/>
-        </w:rPr>
-      </w:r>
-      <w:r>
-        <w:rPr>
-          <w:rFonts w:ascii="Arial" w:hAnsi="Arial" w:cs="Arial"/>
-          <w:bCs/>
-          <w:i/>
-          <w:iCs/>
-          <w:color w:val="C00000"/>
-        </w:rPr>
-      </w:r>
-      <w:r>
-        <w:rPr>
-          <w:rFonts w:ascii="Arial" w:hAnsi="Arial" w:cs="Arial"/>
-          <w:i/>
-          <w:iCs/>
-          <w:color w:val="C00000"/>
-        </w:rPr>
-      </w:r>
-      <w:r>
-        <w:rPr>
-          <w:rFonts w:ascii="Arial" w:hAnsi="Arial" w:cs="Arial"/>
-          <w:i/>
-          <w:iCs/>
-          <w:color w:val="C00000"/>
-          <w:u w:val="single"/>
-        </w:rPr>
-      </w:r>
-      <w:r>
-        <w:rPr>
-          <w:rFonts w:ascii="Arial" w:hAnsi="Arial" w:cs="Arial"/>
-          <w:i/>
-          <w:iCs/>
-          <w:color w:val="C00000"/>
-        </w:rPr>
-      </w:r>
-      <w:r>
-        <w:rPr>
-          <w:rFonts w:ascii="Arial" w:hAnsi="Arial" w:cs="Arial"/>
-          <w:i/>
-          <w:iCs/>
-          <w:color w:val="C00000"/>
-        </w:rPr>
-      </w:r>
-      <w:r>
-        <w:rPr>
-          <w:rFonts w:ascii="Arial" w:hAnsi="Arial" w:cs="Arial"/>
-          <w:i/>
-          <w:iCs/>
-          <w:color w:val="C00000"/>
-        </w:rPr>
-      </w:r>
-      <w:r>
-        <w:rPr>
-          <w:rFonts w:ascii="Arial" w:hAnsi="Arial" w:cs="Arial"/>
-          <w:i/>
-          <w:iCs/>
-          <w:color w:val="C00000"/>
-        </w:rPr>
       </w:r>
     </w:p>
     <w:p>
@@ -753,8 +700,6 @@
             <w:r>
               <w:rPr>
                 <w:rFonts w:ascii="Arial" w:hAnsi="Arial" w:cs="Arial"/>
-                <w:b w:val="0"/>
-                <w:i w:val="0"/>
                 <w:iCs/>
                 <w:color w:val="000000"/>
               </w:rPr>
@@ -3504,11 +3449,7 @@
                 <w:rFonts w:ascii="Arial" w:hAnsi="Arial" w:cs="Arial"/>
               </w:rPr>
             </w:pPr>
-            <w:r/>
-            <w:r>
-              <w:rPr>
-                <w:i w:val="0"/>
-              </w:rPr>
+            <w:r>
               <w:t>Follow My Voice: Gaze-Contingent XR Search with a Self-Similar Agent</w:t>
             </w:r>
           </w:p>
@@ -3559,11 +3500,7 @@
                 <w:rFonts w:ascii="Arial" w:hAnsi="Arial" w:cs="Arial"/>
               </w:rPr>
             </w:pPr>
-            <w:r/>
-            <w:r>
-              <w:rPr>
-                <w:i w:val="0"/>
-              </w:rPr>
+            <w:r>
               <w:t>None (unfunded). Participant compensation from approved UCF laboratory funds.</w:t>
             </w:r>
           </w:p>
@@ -3669,11 +3606,7 @@
                 <w:rFonts w:ascii="Arial" w:hAnsi="Arial" w:cs="Arial"/>
               </w:rPr>
             </w:pPr>
-            <w:r/>
-            <w:r>
-              <w:rPr>
-                <w:i w:val="0"/>
-              </w:rPr>
+            <w:r>
               <w:t>Gaze-contingent mixed-reality visual-search task with spoken hints and a participant-derived synthetic voice; eye tracking, questionnaires.</w:t>
             </w:r>
           </w:p>
@@ -3738,11 +3671,7 @@
                 <w:rFonts w:ascii="Arial" w:hAnsi="Arial" w:cs="Arial"/>
               </w:rPr>
             </w:pPr>
-            <w:r/>
-            <w:r>
-              <w:rPr>
-                <w:i w:val="0"/>
-              </w:rPr>
+            <w:r>
               <w:t>N/A</w:t>
             </w:r>
           </w:p>
@@ -3779,11 +3708,7 @@
                 <w:rFonts w:ascii="Arial" w:hAnsi="Arial" w:cs="Arial"/>
               </w:rPr>
             </w:pPr>
-            <w:r/>
-            <w:r>
-              <w:rPr>
-                <w:i w:val="0"/>
-              </w:rPr>
+            <w:r>
               <w:t>MR = mixed reality; HMD = head-mounted display; SSQ = Simulator Sickness Questionnaire; NASA-TLX = NASA Task Load Index; TTS = text-to-speech.</w:t>
             </w:r>
           </w:p>
@@ -3838,7 +3763,6 @@
         <w:ind w:left="1260" w:hanging="540"/>
         <w:rPr>
           <w:rFonts w:ascii="Arial" w:hAnsi="Arial" w:cs="Arial"/>
-          <w:i w:val="0"/>
           <w:iCs/>
         </w:rPr>
       </w:pPr>
@@ -3848,7 +3772,6 @@
           <w:rFonts w:ascii="Arial" w:hAnsi="Arial" w:cs="Arial"/>
           <w:b/>
           <w:bCs/>
-          <w:i w:val="0"/>
           <w:iCs/>
         </w:rPr>
         <w:t>Background Knowledge</w:t>
@@ -3858,7 +3781,6 @@
           <w:rFonts w:ascii="Arial" w:hAnsi="Arial" w:cs="Arial"/>
           <w:b/>
           <w:bCs/>
-          <w:i w:val="0"/>
           <w:iCs/>
         </w:rPr>
         <w:t>:</w:t>
@@ -3873,63 +3795,9 @@
       <w:r>
         <w:rPr>
           <w:rFonts w:ascii="Arial" w:hAnsi="Arial" w:cs="Arial"/>
-          <w:b w:val="0"/>
-          <w:i w:val="0"/>
           <w:color w:val="000000"/>
         </w:rPr>
         <w:t xml:space="preserve"> Mixed reality lets researchers deliver spatial audio guidance and control visual-search difficulty while recording eye gaze. Prior AR/VR work shows visual and audio cues can aid search, and that self-similar synthetic voices affect trust and reliance, but the combined effect of gaze-contingent (hot/cold) guidance and a participant-derived voice on 360-degree search is not established. This study addresses that gap.</w:t>
-      </w:r>
-      <w:r>
-        <w:rPr>
-          <w:rFonts w:ascii="Arial" w:hAnsi="Arial" w:cs="Arial"/>
-          <w:color w:val="C00000"/>
-        </w:rPr>
-      </w:r>
-      <w:r>
-        <w:rPr>
-          <w:rFonts w:ascii="Arial" w:hAnsi="Arial" w:cs="Arial"/>
-          <w:color w:val="C00000"/>
-        </w:rPr>
-      </w:r>
-      <w:r>
-        <w:rPr>
-          <w:rFonts w:ascii="Arial" w:hAnsi="Arial" w:cs="Arial"/>
-          <w:i w:val="0"/>
-          <w:iCs/>
-          <w:color w:val="C00000"/>
-        </w:rPr>
-      </w:r>
-      <w:r>
-        <w:rPr>
-          <w:rFonts w:ascii="Arial" w:hAnsi="Arial" w:cs="Arial"/>
-          <w:i w:val="0"/>
-          <w:iCs/>
-          <w:color w:val="C00000"/>
-        </w:rPr>
-      </w:r>
-      <w:r>
-        <w:rPr>
-          <w:rFonts w:ascii="Arial" w:hAnsi="Arial" w:cs="Arial"/>
-          <w:color w:val="C00000"/>
-        </w:rPr>
-      </w:r>
-      <w:r>
-        <w:rPr>
-          <w:rFonts w:ascii="Arial" w:hAnsi="Arial" w:cs="Arial"/>
-          <w:color w:val="C00000"/>
-        </w:rPr>
-      </w:r>
-      <w:r>
-        <w:rPr>
-          <w:rFonts w:ascii="Arial" w:hAnsi="Arial" w:cs="Arial"/>
-          <w:color w:val="C00000"/>
-        </w:rPr>
-      </w:r>
-      <w:r>
-        <w:rPr>
-          <w:rFonts w:ascii="Arial" w:hAnsi="Arial" w:cs="Arial"/>
-          <w:color w:val="C00000"/>
-        </w:rPr>
       </w:r>
     </w:p>
     <w:p>
@@ -3951,7 +3819,6 @@
           <w:rFonts w:ascii="Arial" w:hAnsi="Arial" w:cs="Arial"/>
           <w:b/>
           <w:bCs/>
-          <w:i w:val="0"/>
           <w:iCs/>
         </w:rPr>
         <w:t xml:space="preserve">Relevant </w:t>
@@ -3961,7 +3828,6 @@
           <w:rFonts w:ascii="Arial" w:hAnsi="Arial" w:cs="Arial"/>
           <w:b/>
           <w:bCs/>
-          <w:i w:val="0"/>
           <w:iCs/>
         </w:rPr>
         <w:t>Research</w:t>
@@ -3971,7 +3837,6 @@
           <w:rFonts w:ascii="Arial" w:hAnsi="Arial" w:cs="Arial"/>
           <w:b/>
           <w:bCs/>
-          <w:i w:val="0"/>
           <w:iCs/>
         </w:rPr>
         <w:t xml:space="preserve"> Experience</w:t>
@@ -3982,7 +3847,6 @@
           <w:rFonts w:ascii="Arial" w:hAnsi="Arial" w:cs="Arial"/>
           <w:b/>
           <w:bCs/>
-          <w:i w:val="0"/>
           <w:iCs/>
         </w:rPr>
         <w:t>:</w:t>
@@ -3990,7 +3854,6 @@
       <w:r>
         <w:rPr>
           <w:rFonts w:ascii="Arial" w:hAnsi="Arial" w:cs="Arial"/>
-          <w:i w:val="0"/>
           <w:iCs/>
         </w:rPr>
         <w:t xml:space="preserve"> </w:t>
@@ -3998,35 +3861,9 @@
       <w:r>
         <w:rPr>
           <w:rFonts w:ascii="Arial" w:hAnsi="Arial" w:cs="Arial"/>
-          <w:b w:val="0"/>
-          <w:i w:val="0"/>
           <w:color w:val="000000"/>
         </w:rPr>
         <w:t xml:space="preserve"> The team develops Unity XR and eye-tracking applications and conducts laboratory mixed-reality research. No study-specific human-subject data have been collected yet.</w:t>
-      </w:r>
-      <w:r>
-        <w:rPr>
-          <w:rFonts w:ascii="Arial" w:hAnsi="Arial" w:cs="Arial"/>
-          <w:color w:val="C00000"/>
-        </w:rPr>
-      </w:r>
-      <w:r>
-        <w:rPr>
-          <w:rFonts w:ascii="Arial" w:hAnsi="Arial" w:cs="Arial"/>
-          <w:color w:val="C00000"/>
-        </w:rPr>
-      </w:r>
-      <w:r>
-        <w:rPr>
-          <w:rFonts w:ascii="Arial" w:hAnsi="Arial" w:cs="Arial"/>
-          <w:color w:val="C00000"/>
-        </w:rPr>
-      </w:r>
-      <w:r>
-        <w:rPr>
-          <w:rFonts w:ascii="Arial" w:hAnsi="Arial" w:cs="Arial"/>
-          <w:color w:val="C00000"/>
-        </w:rPr>
       </w:r>
     </w:p>
     <w:p>
@@ -4040,7 +3877,6 @@
         <w:ind w:left="1260" w:hanging="540"/>
         <w:rPr>
           <w:rFonts w:ascii="Arial" w:hAnsi="Arial" w:cs="Arial"/>
-          <w:i w:val="0"/>
           <w:iCs/>
         </w:rPr>
       </w:pPr>
@@ -4050,7 +3886,6 @@
           <w:rFonts w:ascii="Arial" w:hAnsi="Arial" w:cs="Arial"/>
           <w:b/>
           <w:bCs/>
-          <w:i w:val="0"/>
           <w:iCs/>
         </w:rPr>
         <w:t>Community Advisory Board Input:</w:t>
@@ -4065,101 +3900,9 @@
       <w:r>
         <w:rPr>
           <w:rFonts w:ascii="Arial" w:hAnsi="Arial" w:cs="Arial"/>
-          <w:b w:val="0"/>
-          <w:i w:val="0"/>
           <w:color w:val="000000"/>
         </w:rPr>
         <w:t xml:space="preserve"> N/A</w:t>
-      </w:r>
-      <w:r>
-        <w:rPr>
-          <w:rFonts w:ascii="Arial" w:hAnsi="Arial" w:cs="Arial"/>
-          <w:color w:val="C00000"/>
-        </w:rPr>
-      </w:r>
-      <w:r>
-        <w:rPr>
-          <w:rFonts w:ascii="Arial" w:hAnsi="Arial" w:cs="Arial"/>
-          <w:color w:val="C00000"/>
-        </w:rPr>
-      </w:r>
-      <w:r>
-        <w:rPr>
-          <w:rFonts w:ascii="Arial" w:hAnsi="Arial" w:cs="Arial"/>
-          <w:color w:val="C00000"/>
-        </w:rPr>
-      </w:r>
-      <w:r>
-        <w:rPr>
-          <w:rFonts w:ascii="Arial" w:hAnsi="Arial" w:cs="Arial"/>
-          <w:color w:val="C00000"/>
-        </w:rPr>
-      </w:r>
-      <w:r>
-        <w:rPr>
-          <w:rFonts w:ascii="Arial" w:hAnsi="Arial" w:cs="Arial"/>
-          <w:color w:val="C00000"/>
-        </w:rPr>
-      </w:r>
-      <w:r>
-        <w:rPr>
-          <w:rFonts w:ascii="Arial" w:hAnsi="Arial" w:cs="Arial"/>
-          <w:color w:val="C00000"/>
-        </w:rPr>
-      </w:r>
-      <w:r>
-        <w:rPr>
-          <w:rFonts w:ascii="Arial" w:hAnsi="Arial" w:cs="Arial"/>
-          <w:color w:val="C00000"/>
-        </w:rPr>
-      </w:r>
-      <w:r>
-        <w:rPr>
-          <w:rFonts w:ascii="Arial" w:hAnsi="Arial" w:cs="Arial"/>
-          <w:color w:val="C00000"/>
-        </w:rPr>
-      </w:r>
-      <w:r>
-        <w:rPr>
-          <w:rFonts w:ascii="Arial" w:hAnsi="Arial" w:cs="Arial"/>
-          <w:color w:val="C00000"/>
-        </w:rPr>
-      </w:r>
-      <w:r>
-        <w:rPr>
-          <w:rFonts w:ascii="Arial" w:hAnsi="Arial" w:cs="Arial"/>
-          <w:color w:val="C00000"/>
-        </w:rPr>
-      </w:r>
-      <w:r>
-        <w:rPr>
-          <w:rFonts w:ascii="Arial" w:hAnsi="Arial" w:cs="Arial"/>
-          <w:color w:val="C00000"/>
-        </w:rPr>
-      </w:r>
-      <w:r>
-        <w:rPr>
-          <w:rFonts w:ascii="Arial" w:hAnsi="Arial" w:cs="Arial"/>
-          <w:color w:val="C00000"/>
-        </w:rPr>
-      </w:r>
-      <w:r>
-        <w:rPr>
-          <w:rFonts w:ascii="Arial" w:hAnsi="Arial" w:cs="Arial"/>
-          <w:color w:val="C00000"/>
-        </w:rPr>
-      </w:r>
-      <w:r>
-        <w:rPr>
-          <w:rFonts w:ascii="Arial" w:hAnsi="Arial" w:cs="Arial"/>
-          <w:color w:val="C00000"/>
-        </w:rPr>
-      </w:r>
-      <w:r>
-        <w:rPr>
-          <w:rFonts w:ascii="Arial" w:hAnsi="Arial" w:cs="Arial"/>
-          <w:color w:val="C00000"/>
-        </w:rPr>
       </w:r>
     </w:p>
     <w:p>
@@ -4206,7 +3949,6 @@
         <w:ind w:left="1260" w:hanging="540"/>
         <w:rPr>
           <w:rFonts w:ascii="Arial" w:hAnsi="Arial" w:cs="Arial"/>
-          <w:i w:val="0"/>
           <w:iCs/>
         </w:rPr>
       </w:pPr>
@@ -4215,7 +3957,6 @@
           <w:rFonts w:ascii="Arial" w:hAnsi="Arial" w:cs="Arial"/>
           <w:b/>
           <w:bCs/>
-          <w:i w:val="0"/>
           <w:iCs/>
         </w:rPr>
         <w:t>Purpose/Objective:</w:t>
@@ -4229,11 +3970,9 @@
       <w:r>
         <w:rPr>
           <w:rFonts w:ascii="Arial" w:hAnsi="Arial" w:cs="Arial"/>
-          <w:b w:val="0"/>
-          <w:i w:val="0"/>
           <w:color w:val="000000"/>
         </w:rPr>
-        <w:t xml:space="preserve"> Examine how gaze-contingent two-step (coarse-direction then fine-proximity) spoken guidance and a self-similar versus generic voice affect search performance, workload, and experience in a 360-degree mixed-reality conjunction-search task.</w:t>
+        <w:t xml:space="preserve"> Examine how gaze-contingent two-step (coarse-direction then fine-proximity) spoken guidance and a self-similar versus generic voice affect search performance, workload, and experience in a 360-degree mixed-reality search task.</w:t>
       </w:r>
     </w:p>
     <w:p>
@@ -4247,7 +3986,6 @@
         <w:ind w:left="1260" w:hanging="540"/>
         <w:rPr>
           <w:rFonts w:ascii="Arial" w:hAnsi="Arial" w:cs="Arial"/>
-          <w:i w:val="0"/>
           <w:iCs/>
         </w:rPr>
       </w:pPr>
@@ -4256,7 +3994,6 @@
           <w:rFonts w:ascii="Arial" w:hAnsi="Arial" w:cs="Arial"/>
           <w:b/>
           <w:bCs/>
-          <w:i w:val="0"/>
           <w:iCs/>
         </w:rPr>
         <w:t>Hypotheses or Research Questions:</w:t>
@@ -4270,8 +4007,6 @@
       <w:r>
         <w:rPr>
           <w:rFonts w:ascii="Arial" w:hAnsi="Arial" w:cs="Arial"/>
-          <w:b w:val="0"/>
-          <w:i w:val="0"/>
           <w:color w:val="000000"/>
         </w:rPr>
         <w:t xml:space="preserve"> H1: Gaze-contingent guidance reduces search time versus noncontingent prompts. H2: It reduces wrong captures, head-yaw travel, and plane revisits, most for initially out-of-view targets. H3: A self-similar voice increases perceived voice similarity, trust, helpfulness, and reliance versus a generic voice. H4 (secondary): Voice identity moderates the search-time benefit of gaze-contingent guidance.</w:t>
@@ -4339,7 +4074,6 @@
           <w:rFonts w:ascii="Arial" w:hAnsi="Arial" w:cs="Arial"/>
           <w:b/>
           <w:bCs/>
-          <w:i w:val="0"/>
           <w:iCs/>
         </w:rPr>
         <w:t>Description</w:t>
@@ -4347,7 +4081,8 @@
       <w:r>
         <w:rPr>
           <w:rFonts w:ascii="Arial" w:hAnsi="Arial" w:cs="Arial"/>
-          <w:i w:val="0"/>
+          <w:b/>
+          <w:bCs/>
           <w:iCs/>
         </w:rPr>
         <w:t xml:space="preserve">: </w:t>
@@ -4355,50 +4090,30 @@
       <w:r>
         <w:rPr>
           <w:rFonts w:ascii="Arial" w:hAnsi="Arial" w:cs="Arial"/>
-          <w:b w:val="0"/>
-          <w:i w:val="0"/>
+          <w:iCs/>
+        </w:rPr>
+        <w:t>W</w:t>
+      </w:r>
+      <w:r>
+        <w:rPr>
+          <w:rFonts w:ascii="Arial" w:hAnsi="Arial" w:cs="Arial"/>
           <w:color w:val="000000"/>
         </w:rPr>
-        <w:t xml:space="preserve"> Seated in a swivel chair and wearing an HTC Vive Focus Vision passthrough headset, participants turn to search 56 virtual objects across eight vertical planes and select the target by gaze dwell. A spoken assistant gives hints; in gaze-contingent blocks the hints depend on the participant's live gaze (coarse direction, then closer/farther proximity), and in noncontingent blocks duration-matched general prompts are played. Hints use either a generic voice or a self-similar voice generated offline from a short participant recording with OpenVoice V2. The study records eye-gaze interaction, task performance, questionnaires, and a short voice recording. No drug or medical device is tested; the headset and computer are research apparatus.</w:t>
-      </w:r>
-      <w:r>
-        <w:rPr>
-          <w:rFonts w:ascii="Arial" w:hAnsi="Arial" w:cs="Arial"/>
-          <w:i w:val="0"/>
-          <w:iCs/>
-          <w:color w:val="C00000"/>
-        </w:rPr>
-      </w:r>
-      <w:r>
-        <w:rPr>
-          <w:rFonts w:ascii="Arial" w:hAnsi="Arial" w:cs="Arial"/>
-          <w:color w:val="C00000"/>
-        </w:rPr>
-      </w:r>
-      <w:r>
-        <w:rPr>
-          <w:rFonts w:ascii="Arial" w:hAnsi="Arial" w:cs="Arial"/>
-          <w:color w:val="C00000"/>
-        </w:rPr>
-      </w:r>
-      <w:r>
-        <w:rPr>
-          <w:rFonts w:ascii="Arial" w:hAnsi="Arial" w:cs="Arial"/>
-          <w:color w:val="C00000"/>
-        </w:rPr>
-      </w:r>
-      <w:r>
-        <w:rPr>
-          <w:rFonts w:ascii="Arial" w:hAnsi="Arial" w:cs="Arial"/>
-          <w:color w:val="C00000"/>
-        </w:rPr>
-      </w:r>
-      <w:r>
-        <w:rPr>
-          <w:rFonts w:ascii="Arial" w:hAnsi="Arial" w:cs="Arial"/>
-          <w:color w:val="C00000"/>
-          <w:u w:val="single"/>
-        </w:rPr>
+        <w:t xml:space="preserve">earing an HTC Vive Focus Vision passthrough headset, participants turn to search </w:t>
+      </w:r>
+      <w:r>
+        <w:rPr>
+          <w:rFonts w:ascii="Arial" w:hAnsi="Arial" w:cs="Arial"/>
+          <w:color w:val="000000"/>
+        </w:rPr>
+        <w:t>for</w:t>
+      </w:r>
+      <w:r>
+        <w:rPr>
+          <w:rFonts w:ascii="Arial" w:hAnsi="Arial" w:cs="Arial"/>
+          <w:color w:val="000000"/>
+        </w:rPr>
+        <w:t xml:space="preserve"> virtual objects across eight vertical planes and select the target. A spoken assistant gives hints; in gaze-contingent blocks the hints depend on the participant's live gaze (coarse direction, then closer/farther proximity), and in noncontingent blocks duration-matched general prompts are played. Hints use either a generic voice or a self-similar voice generated offline from a short participant recording with OpenVoice V2. The study records eye-gaze interaction, task performance, questionnaires, and a short voice recording. No drug or medical device is tested; the headset and computer are research apparatus.</w:t>
       </w:r>
     </w:p>
     <w:p>
@@ -4412,7 +4127,6 @@
         <w:ind w:left="1260" w:hanging="540"/>
         <w:rPr>
           <w:rFonts w:ascii="Arial" w:hAnsi="Arial" w:cs="Arial"/>
-          <w:i w:val="0"/>
           <w:iCs/>
         </w:rPr>
       </w:pPr>
@@ -4421,10 +4135,8 @@
           <w:rFonts w:ascii="Arial" w:hAnsi="Arial" w:cs="Arial"/>
           <w:b/>
           <w:bCs/>
-          <w:i w:val="0"/>
-          <w:iCs/>
-        </w:rPr>
-        <w:lastRenderedPageBreak/>
+          <w:iCs/>
+        </w:rPr>
         <w:t>Is this a clinical trial</w:t>
       </w:r>
       <w:r>
@@ -4432,7 +4144,6 @@
           <w:rFonts w:ascii="Arial" w:hAnsi="Arial" w:cs="Arial"/>
           <w:b/>
           <w:bCs/>
-          <w:i w:val="0"/>
           <w:iCs/>
         </w:rPr>
         <w:t>/clinical investigation</w:t>
@@ -4442,7 +4153,6 @@
           <w:rFonts w:ascii="Arial" w:hAnsi="Arial" w:cs="Arial"/>
           <w:b/>
           <w:bCs/>
-          <w:i w:val="0"/>
           <w:iCs/>
         </w:rPr>
         <w:t xml:space="preserve">? </w:t>
@@ -4450,101 +4160,11 @@
       <w:r>
         <w:rPr>
           <w:rFonts w:ascii="Arial" w:hAnsi="Arial" w:cs="Arial"/>
-          <w:b w:val="0"/>
-          <w:i w:val="0"/>
           <w:color w:val="000000"/>
         </w:rPr>
         <w:t xml:space="preserve"> No</w:t>
       </w:r>
-      <w:r>
-        <w:rPr>
-          <w:rFonts w:ascii="Arial" w:hAnsi="Arial" w:cs="Arial"/>
-          <w:b/>
-          <w:bCs/>
-          <w:i w:val="0"/>
-          <w:iCs/>
-          <w:color w:val="C00000"/>
-        </w:rPr>
-      </w:r>
       <w:bookmarkStart w:id="19" w:name="_Hlk208928796"/>
-      <w:r>
-        <w:rPr>
-          <w:rFonts w:ascii="Arial" w:hAnsi="Arial" w:cs="Arial"/>
-          <w:color w:val="C00000"/>
-          <w:shd w:val="clear" w:color="auto" w:fill="FFFFFF"/>
-        </w:rPr>
-      </w:r>
-      <w:r>
-        <w:rPr>
-          <w:rFonts w:ascii="Arial" w:hAnsi="Arial" w:cs="Arial"/>
-          <w:b/>
-          <w:bCs/>
-          <w:color w:val="C00000"/>
-          <w:shd w:val="clear" w:color="auto" w:fill="FFFFFF"/>
-        </w:rPr>
-      </w:r>
-      <w:r>
-        <w:rPr>
-          <w:rFonts w:ascii="Arial" w:hAnsi="Arial" w:cs="Arial"/>
-          <w:b/>
-          <w:bCs/>
-          <w:color w:val="C00000"/>
-          <w:shd w:val="clear" w:color="auto" w:fill="FFFFFF"/>
-        </w:rPr>
-      </w:r>
-      <w:r>
-        <w:rPr>
-          <w:rFonts w:ascii="Arial" w:hAnsi="Arial" w:cs="Arial"/>
-          <w:color w:val="C00000"/>
-          <w:shd w:val="clear" w:color="auto" w:fill="FFFFFF"/>
-        </w:rPr>
-      </w:r>
-      <w:r>
-        <w:rPr>
-          <w:rFonts w:ascii="Arial" w:hAnsi="Arial" w:cs="Arial"/>
-          <w:color w:val="C00000"/>
-          <w:shd w:val="clear" w:color="auto" w:fill="FFFFFF"/>
-        </w:rPr>
-      </w:r>
-      <w:r>
-        <w:rPr>
-          <w:rFonts w:ascii="Arial" w:hAnsi="Arial" w:cs="Arial"/>
-          <w:b/>
-          <w:bCs/>
-          <w:color w:val="C00000"/>
-          <w:shd w:val="clear" w:color="auto" w:fill="FFFFFF"/>
-        </w:rPr>
-      </w:r>
-      <w:r>
-        <w:rPr>
-          <w:rFonts w:ascii="Arial" w:hAnsi="Arial" w:cs="Arial"/>
-          <w:color w:val="C00000"/>
-          <w:shd w:val="clear" w:color="auto" w:fill="FFFFFF"/>
-        </w:rPr>
-      </w:r>
-      <w:r>
-        <w:rPr>
-          <w:rFonts w:ascii="Arial" w:hAnsi="Arial" w:cs="Arial"/>
-          <w:b/>
-          <w:bCs/>
-          <w:color w:val="C00000"/>
-          <w:shd w:val="clear" w:color="auto" w:fill="FFFFFF"/>
-        </w:rPr>
-      </w:r>
-      <w:r>
-        <w:rPr>
-          <w:rFonts w:ascii="Arial" w:hAnsi="Arial" w:cs="Arial"/>
-          <w:color w:val="C00000"/>
-          <w:shd w:val="clear" w:color="auto" w:fill="FFFFFF"/>
-        </w:rPr>
-      </w:r>
-      <w:r>
-        <w:rPr>
-          <w:rFonts w:ascii="Arial" w:hAnsi="Arial" w:cs="Arial"/>
-          <w:color w:val="C00000"/>
-          <w:shd w:val="clear" w:color="auto" w:fill="FFFFFF"/>
-        </w:rPr>
-      </w:r>
     </w:p>
     <w:bookmarkEnd w:id="19"/>
     <w:p>
@@ -4576,6 +4196,7 @@
           <w:sz w:val="24"/>
           <w:szCs w:val="24"/>
         </w:rPr>
+        <w:lastRenderedPageBreak/>
         <w:t xml:space="preserve">Drugs </w:t>
       </w:r>
       <w:r>
@@ -4718,7 +4339,6 @@
             <w14:uncheckedState w14:val="2610" w14:font="MS Gothic"/>
           </w14:checkbox>
         </w:sdtPr>
-        <w:sdtEndPr/>
         <w:sdtContent>
           <w:r>
             <w:rPr>
@@ -4784,9 +4404,6 @@
         <w:pStyle w:val="BlockText"/>
       </w:pPr>
       <w:r>
-        <w:rPr>
-          <w:i w:val="0"/>
-        </w:rPr>
         <w:t>N/A</w:t>
       </w:r>
     </w:p>
@@ -4893,7 +4510,6 @@
             <w14:uncheckedState w14:val="2610" w14:font="MS Gothic"/>
           </w14:checkbox>
         </w:sdtPr>
-        <w:sdtEndPr/>
         <w:sdtContent>
           <w:r>
             <w:rPr>
@@ -4971,9 +4587,6 @@
         <w:pStyle w:val="BlockText"/>
       </w:pPr>
       <w:r>
-        <w:rPr>
-          <w:i w:val="0"/>
-        </w:rPr>
         <w:t>N/A</w:t>
       </w:r>
     </w:p>
@@ -5011,7 +4624,6 @@
         <w:ind w:left="1260" w:hanging="540"/>
         <w:rPr>
           <w:rFonts w:ascii="Arial" w:hAnsi="Arial" w:cs="Arial"/>
-          <w:i w:val="0"/>
           <w:iCs/>
         </w:rPr>
       </w:pPr>
@@ -5020,7 +4632,6 @@
           <w:rFonts w:ascii="Arial" w:hAnsi="Arial" w:cs="Arial"/>
           <w:b/>
           <w:bCs/>
-          <w:i w:val="0"/>
           <w:iCs/>
         </w:rPr>
         <w:t>LOCAL</w:t>
@@ -5028,7 +4639,6 @@
       <w:r>
         <w:rPr>
           <w:rFonts w:ascii="Arial" w:hAnsi="Arial" w:cs="Arial"/>
-          <w:i w:val="0"/>
           <w:iCs/>
         </w:rPr>
         <w:t>:</w:t>
@@ -5036,7 +4646,6 @@
       <w:r>
         <w:rPr>
           <w:rFonts w:ascii="Arial" w:hAnsi="Arial" w:cs="Arial"/>
-          <w:i w:val="0"/>
           <w:iCs/>
         </w:rPr>
         <w:t xml:space="preserve"> </w:t>
@@ -5044,31 +4653,9 @@
       <w:r>
         <w:rPr>
           <w:rFonts w:ascii="Arial" w:hAnsi="Arial" w:cs="Arial"/>
-          <w:b w:val="0"/>
-          <w:i w:val="0"/>
           <w:color w:val="000000"/>
         </w:rPr>
         <w:t xml:space="preserve"> Up to 60 adults enrolled to obtain 48 complete datasets.</w:t>
-      </w:r>
-      <w:r>
-        <w:rPr>
-          <w:rFonts w:ascii="Arial" w:hAnsi="Arial" w:cs="Arial"/>
-          <w:color w:val="C00000"/>
-        </w:rPr>
-      </w:r>
-      <w:r>
-        <w:rPr>
-          <w:rFonts w:ascii="Arial" w:hAnsi="Arial" w:cs="Arial"/>
-          <w:color w:val="C00000"/>
-        </w:rPr>
-      </w:r>
-      <w:r>
-        <w:rPr>
-          <w:rFonts w:ascii="Arial" w:hAnsi="Arial" w:cs="Arial"/>
-          <w:i w:val="0"/>
-          <w:iCs/>
-          <w:color w:val="C00000"/>
-        </w:rPr>
       </w:r>
     </w:p>
     <w:p>
@@ -5082,7 +4669,6 @@
         <w:ind w:left="1260" w:hanging="540"/>
         <w:rPr>
           <w:rFonts w:ascii="Arial" w:hAnsi="Arial" w:cs="Arial"/>
-          <w:i w:val="0"/>
           <w:iCs/>
         </w:rPr>
       </w:pPr>
@@ -5091,7 +4677,6 @@
           <w:rFonts w:ascii="Arial" w:hAnsi="Arial" w:cs="Arial"/>
           <w:b/>
           <w:bCs/>
-          <w:i w:val="0"/>
           <w:iCs/>
         </w:rPr>
         <w:t>ALL SITES:</w:t>
@@ -5099,29 +4684,9 @@
       <w:r>
         <w:rPr>
           <w:rFonts w:ascii="Arial" w:hAnsi="Arial" w:cs="Arial"/>
-          <w:b w:val="0"/>
-          <w:i w:val="0"/>
           <w:color w:val="000000"/>
         </w:rPr>
         <w:t xml:space="preserve"> N/A (single-site UCF study).</w:t>
-      </w:r>
-      <w:r>
-        <w:rPr>
-          <w:rFonts w:ascii="Arial" w:hAnsi="Arial" w:cs="Arial"/>
-          <w:color w:val="C00000"/>
-        </w:rPr>
-      </w:r>
-      <w:r>
-        <w:rPr>
-          <w:rFonts w:ascii="Arial" w:hAnsi="Arial" w:cs="Arial"/>
-          <w:color w:val="C00000"/>
-        </w:rPr>
-      </w:r>
-      <w:r>
-        <w:rPr>
-          <w:rFonts w:ascii="Arial" w:hAnsi="Arial" w:cs="Arial"/>
-          <w:color w:val="C00000"/>
-        </w:rPr>
       </w:r>
     </w:p>
     <w:p>
@@ -5131,7 +4696,6 @@
         <w:ind w:left="0"/>
         <w:rPr>
           <w:rFonts w:ascii="Arial" w:hAnsi="Arial" w:cs="Arial"/>
-          <w:i w:val="0"/>
           <w:iCs/>
         </w:rPr>
       </w:pPr>
@@ -5180,7 +4744,6 @@
         <w:ind w:left="1260" w:hanging="540"/>
         <w:rPr>
           <w:rFonts w:ascii="Arial" w:hAnsi="Arial" w:cs="Arial"/>
-          <w:i w:val="0"/>
           <w:iCs/>
         </w:rPr>
       </w:pPr>
@@ -5189,7 +4752,6 @@
           <w:rFonts w:ascii="Arial" w:hAnsi="Arial" w:cs="Arial"/>
           <w:b/>
           <w:bCs/>
-          <w:i w:val="0"/>
           <w:iCs/>
         </w:rPr>
         <w:t>Screening:</w:t>
@@ -5197,7 +4759,6 @@
       <w:r>
         <w:rPr>
           <w:rFonts w:ascii="Arial" w:hAnsi="Arial" w:cs="Arial"/>
-          <w:i w:val="0"/>
           <w:iCs/>
         </w:rPr>
         <w:t xml:space="preserve"> </w:t>
@@ -5205,23 +4766,9 @@
       <w:r>
         <w:rPr>
           <w:rFonts w:ascii="Arial" w:hAnsi="Arial" w:cs="Arial"/>
-          <w:b w:val="0"/>
-          <w:i w:val="0"/>
           <w:color w:val="000000"/>
         </w:rPr>
         <w:t xml:space="preserve"> Eligibility criteria appear in recruitment materials and are confirmed on arrival with a brief health/VR-safety and voice screening before consent-based activities begin.</w:t>
-      </w:r>
-      <w:r>
-        <w:rPr>
-          <w:rFonts w:ascii="Arial" w:hAnsi="Arial" w:cs="Arial"/>
-          <w:color w:val="C00000"/>
-        </w:rPr>
-      </w:r>
-      <w:r>
-        <w:rPr>
-          <w:rFonts w:ascii="Arial" w:hAnsi="Arial" w:cs="Arial"/>
-          <w:color w:val="C00000"/>
-        </w:rPr>
       </w:r>
     </w:p>
     <w:p>
@@ -5235,7 +4782,6 @@
         <w:ind w:left="1260" w:hanging="540"/>
         <w:rPr>
           <w:rFonts w:ascii="Arial" w:hAnsi="Arial" w:cs="Arial"/>
-          <w:i w:val="0"/>
           <w:iCs/>
         </w:rPr>
       </w:pPr>
@@ -5244,7 +4790,6 @@
           <w:rFonts w:ascii="Arial" w:hAnsi="Arial" w:cs="Arial"/>
           <w:b/>
           <w:bCs/>
-          <w:i w:val="0"/>
           <w:iCs/>
         </w:rPr>
         <w:t>Eligibility:</w:t>
@@ -5252,7 +4797,6 @@
       <w:r>
         <w:rPr>
           <w:rFonts w:ascii="Arial" w:hAnsi="Arial" w:cs="Arial"/>
-          <w:i w:val="0"/>
           <w:iCs/>
         </w:rPr>
         <w:t xml:space="preserve"> </w:t>
@@ -5260,8 +4804,6 @@
       <w:r>
         <w:rPr>
           <w:rFonts w:ascii="Arial" w:hAnsi="Arial" w:cs="Arial"/>
-          <w:b w:val="0"/>
-          <w:i w:val="0"/>
           <w:color w:val="000000"/>
         </w:rPr>
         <w:t xml:space="preserve"> Adults 18 or older who can provide informed consent in English, understand spoken English instructions, wear the headset and safely turn while seated (with or without ordinary vision correction), distinguish the stimulus colors, hear spoken prompts, and are willing to provide a short voice recording and authorize a study-limited synthetic voice. Excluded: history of photosensitive seizure/epilepsy or clinician advice against immersive displays; current severe dizziness, nausea, migraine, or eye pain/infection; inability to obtain usable eye-tracking calibration after the specified retries; unwillingness or inability to complete the voice recording; or prior participation.</w:t>
@@ -5278,7 +4820,6 @@
         <w:ind w:left="1260" w:hanging="540"/>
         <w:rPr>
           <w:rFonts w:ascii="Arial" w:hAnsi="Arial" w:cs="Arial"/>
-          <w:i w:val="0"/>
           <w:iCs/>
         </w:rPr>
       </w:pPr>
@@ -5287,7 +4828,6 @@
           <w:rFonts w:ascii="Arial" w:hAnsi="Arial" w:cs="Arial"/>
           <w:b/>
           <w:bCs/>
-          <w:i w:val="0"/>
           <w:iCs/>
         </w:rPr>
         <w:t>Vulnerable/</w:t>
@@ -5297,7 +4837,6 @@
           <w:rFonts w:ascii="Arial" w:hAnsi="Arial" w:cs="Arial"/>
           <w:b/>
           <w:bCs/>
-          <w:i w:val="0"/>
           <w:iCs/>
         </w:rPr>
         <w:t>Special populations:</w:t>
@@ -5305,7 +4844,6 @@
       <w:r>
         <w:rPr>
           <w:rFonts w:ascii="Arial" w:hAnsi="Arial" w:cs="Arial"/>
-          <w:i w:val="0"/>
           <w:iCs/>
         </w:rPr>
         <w:t xml:space="preserve"> </w:t>
@@ -5313,37 +4851,9 @@
       <w:r>
         <w:rPr>
           <w:rFonts w:ascii="Arial" w:hAnsi="Arial" w:cs="Arial"/>
-          <w:b w:val="0"/>
-          <w:i w:val="0"/>
           <w:color w:val="000000"/>
         </w:rPr>
         <w:t xml:space="preserve"> No special populations are targeted or included (see boxes below).</w:t>
-      </w:r>
-      <w:r>
-        <w:rPr>
-          <w:rFonts w:ascii="Arial" w:hAnsi="Arial" w:cs="Arial"/>
-          <w:i w:val="0"/>
-          <w:iCs/>
-          <w:color w:val="C00000"/>
-        </w:rPr>
-      </w:r>
-      <w:r>
-        <w:rPr>
-          <w:rFonts w:ascii="Arial" w:hAnsi="Arial" w:cs="Arial"/>
-          <w:color w:val="C00000"/>
-        </w:rPr>
-      </w:r>
-      <w:r>
-        <w:rPr>
-          <w:rFonts w:ascii="Arial" w:hAnsi="Arial" w:cs="Arial"/>
-          <w:color w:val="C00000"/>
-        </w:rPr>
-      </w:r>
-      <w:r>
-        <w:rPr>
-          <w:rFonts w:ascii="Arial" w:hAnsi="Arial" w:cs="Arial"/>
-          <w:color w:val="C00000"/>
-        </w:rPr>
       </w:r>
     </w:p>
     <w:p>
@@ -5353,7 +4863,6 @@
         <w:ind w:left="2160"/>
         <w:rPr>
           <w:rFonts w:ascii="Arial" w:hAnsi="Arial" w:cs="Arial"/>
-          <w:i w:val="0"/>
           <w:iCs/>
         </w:rPr>
       </w:pPr>
@@ -5361,7 +4870,6 @@
         <w:sdtPr>
           <w:rPr>
             <w:rFonts w:ascii="Arial" w:hAnsi="Arial" w:cs="Arial"/>
-            <w:i w:val="0"/>
             <w:iCs/>
           </w:rPr>
           <w:id w:val="-441299338"/>
@@ -5371,12 +4879,10 @@
             <w14:uncheckedState w14:val="2610" w14:font="MS Gothic"/>
           </w14:checkbox>
         </w:sdtPr>
-        <w:sdtEndPr/>
         <w:sdtContent>
           <w:r>
             <w:rPr>
               <w:rFonts w:ascii="Segoe UI Symbol" w:eastAsia="MS Gothic" w:hAnsi="Segoe UI Symbol" w:cs="Segoe UI Symbol"/>
-              <w:i w:val="0"/>
               <w:iCs/>
             </w:rPr>
             <w:t>☐</w:t>
@@ -5386,7 +4892,6 @@
       <w:r>
         <w:rPr>
           <w:rFonts w:ascii="Arial" w:hAnsi="Arial" w:cs="Arial"/>
-          <w:i w:val="0"/>
           <w:iCs/>
         </w:rPr>
         <w:t xml:space="preserve"> Children or Young Adults Under the age of 18</w:t>
@@ -5399,7 +4904,6 @@
         <w:ind w:left="2160"/>
         <w:rPr>
           <w:rFonts w:ascii="Arial" w:hAnsi="Arial" w:cs="Arial"/>
-          <w:i w:val="0"/>
           <w:iCs/>
         </w:rPr>
       </w:pPr>
@@ -5407,7 +4911,6 @@
         <w:sdtPr>
           <w:rPr>
             <w:rFonts w:ascii="Arial" w:hAnsi="Arial" w:cs="Arial"/>
-            <w:i w:val="0"/>
             <w:iCs/>
           </w:rPr>
           <w:id w:val="-1066341622"/>
@@ -5417,12 +4920,10 @@
             <w14:uncheckedState w14:val="2610" w14:font="MS Gothic"/>
           </w14:checkbox>
         </w:sdtPr>
-        <w:sdtEndPr/>
         <w:sdtContent>
           <w:r>
             <w:rPr>
               <w:rFonts w:ascii="Segoe UI Symbol" w:eastAsia="MS Gothic" w:hAnsi="Segoe UI Symbol" w:cs="Segoe UI Symbol"/>
-              <w:i w:val="0"/>
               <w:iCs/>
             </w:rPr>
             <w:t>☐</w:t>
@@ -5432,28 +4933,9 @@
       <w:r>
         <w:rPr>
           <w:rFonts w:ascii="Arial" w:hAnsi="Arial" w:cs="Arial"/>
-          <w:i w:val="0"/>
-          <w:iCs/>
-        </w:rPr>
-        <w:t xml:space="preserve"> Adults </w:t>
-      </w:r>
-      <w:proofErr w:type="gramStart"/>
-      <w:r>
-        <w:rPr>
-          <w:rFonts w:ascii="Arial" w:hAnsi="Arial" w:cs="Arial"/>
-          <w:i w:val="0"/>
-          <w:iCs/>
-        </w:rPr>
-        <w:t>over</w:t>
-      </w:r>
-      <w:proofErr w:type="gramEnd"/>
-      <w:r>
-        <w:rPr>
-          <w:rFonts w:ascii="Arial" w:hAnsi="Arial" w:cs="Arial"/>
-          <w:i w:val="0"/>
-          <w:iCs/>
-        </w:rPr>
-        <w:t xml:space="preserve"> 65</w:t>
+          <w:iCs/>
+        </w:rPr>
+        <w:t xml:space="preserve"> Adults over 65</w:t>
       </w:r>
     </w:p>
     <w:p>
@@ -5463,7 +4945,6 @@
         <w:ind w:left="2160"/>
         <w:rPr>
           <w:rFonts w:ascii="Arial" w:hAnsi="Arial" w:cs="Arial"/>
-          <w:i w:val="0"/>
           <w:iCs/>
         </w:rPr>
       </w:pPr>
@@ -5471,7 +4952,6 @@
         <w:sdtPr>
           <w:rPr>
             <w:rFonts w:ascii="Arial" w:hAnsi="Arial" w:cs="Arial"/>
-            <w:i w:val="0"/>
             <w:iCs/>
           </w:rPr>
           <w:id w:val="1515423943"/>
@@ -5481,12 +4961,10 @@
             <w14:uncheckedState w14:val="2610" w14:font="MS Gothic"/>
           </w14:checkbox>
         </w:sdtPr>
-        <w:sdtEndPr/>
         <w:sdtContent>
           <w:r>
             <w:rPr>
               <w:rFonts w:ascii="Segoe UI Symbol" w:eastAsia="MS Gothic" w:hAnsi="Segoe UI Symbol" w:cs="Segoe UI Symbol"/>
-              <w:i w:val="0"/>
               <w:iCs/>
             </w:rPr>
             <w:t>☐</w:t>
@@ -5502,7 +4980,6 @@
       <w:r>
         <w:rPr>
           <w:rFonts w:ascii="Arial" w:hAnsi="Arial" w:cs="Arial"/>
-          <w:i w:val="0"/>
           <w:iCs/>
         </w:rPr>
         <w:t>Pregnant Women</w:t>
@@ -5510,7 +4987,6 @@
       <w:r>
         <w:rPr>
           <w:rFonts w:ascii="Arial" w:hAnsi="Arial" w:cs="Arial"/>
-          <w:i w:val="0"/>
           <w:iCs/>
         </w:rPr>
         <w:t>:</w:t>
@@ -5518,40 +4994,10 @@
       <w:r>
         <w:rPr>
           <w:rFonts w:ascii="Arial" w:hAnsi="Arial" w:cs="Arial"/>
-          <w:b w:val="0"/>
-          <w:i w:val="0"/>
           <w:iCs/>
           <w:color w:val="000000"/>
         </w:rPr>
         <w:t xml:space="preserve"> Not targeted; pregnancy is not an exclusion criterion.</w:t>
-      </w:r>
-      <w:r>
-        <w:rPr>
-          <w:rFonts w:ascii="Arial" w:hAnsi="Arial" w:cs="Arial"/>
-          <w:i w:val="0"/>
-          <w:iCs/>
-          <w:color w:val="C00000"/>
-        </w:rPr>
-      </w:r>
-      <w:r>
-        <w:rPr>
-          <w:rFonts w:ascii="Arial" w:hAnsi="Arial" w:cs="Arial"/>
-          <w:color w:val="C00000"/>
-        </w:rPr>
-      </w:r>
-      <w:r>
-        <w:rPr>
-          <w:rFonts w:ascii="Arial" w:hAnsi="Arial" w:cs="Arial"/>
-          <w:b/>
-          <w:bCs/>
-          <w:color w:val="C00000"/>
-        </w:rPr>
-      </w:r>
-      <w:r>
-        <w:rPr>
-          <w:rFonts w:ascii="Arial" w:hAnsi="Arial" w:cs="Arial"/>
-          <w:color w:val="C00000"/>
-        </w:rPr>
       </w:r>
     </w:p>
     <w:p>
@@ -5561,7 +5007,6 @@
         <w:ind w:left="2160"/>
         <w:rPr>
           <w:rFonts w:ascii="Arial" w:hAnsi="Arial" w:cs="Arial"/>
-          <w:i w:val="0"/>
           <w:iCs/>
         </w:rPr>
       </w:pPr>
@@ -5569,7 +5014,6 @@
         <w:sdtPr>
           <w:rPr>
             <w:rFonts w:ascii="Arial" w:hAnsi="Arial" w:cs="Arial"/>
-            <w:i w:val="0"/>
             <w:iCs/>
           </w:rPr>
           <w:id w:val="805742219"/>
@@ -5579,12 +5023,10 @@
             <w14:uncheckedState w14:val="2610" w14:font="MS Gothic"/>
           </w14:checkbox>
         </w:sdtPr>
-        <w:sdtEndPr/>
         <w:sdtContent>
           <w:r>
             <w:rPr>
               <w:rFonts w:ascii="Segoe UI Symbol" w:eastAsia="MS Gothic" w:hAnsi="Segoe UI Symbol" w:cs="Segoe UI Symbol"/>
-              <w:i w:val="0"/>
               <w:iCs/>
             </w:rPr>
             <w:t>☐</w:t>
@@ -5594,7 +5036,6 @@
       <w:r>
         <w:rPr>
           <w:rFonts w:ascii="Arial" w:hAnsi="Arial" w:cs="Arial"/>
-          <w:i w:val="0"/>
           <w:iCs/>
         </w:rPr>
         <w:t xml:space="preserve"> Prisoners</w:t>
@@ -5607,7 +5048,6 @@
         <w:ind w:left="2160"/>
         <w:rPr>
           <w:rFonts w:ascii="Arial" w:hAnsi="Arial" w:cs="Arial"/>
-          <w:i w:val="0"/>
           <w:iCs/>
         </w:rPr>
       </w:pPr>
@@ -5615,7 +5055,6 @@
         <w:sdtPr>
           <w:rPr>
             <w:rFonts w:ascii="Arial" w:hAnsi="Arial" w:cs="Arial"/>
-            <w:i w:val="0"/>
             <w:iCs/>
           </w:rPr>
           <w:id w:val="1420285234"/>
@@ -5625,12 +5064,10 @@
             <w14:uncheckedState w14:val="2610" w14:font="MS Gothic"/>
           </w14:checkbox>
         </w:sdtPr>
-        <w:sdtEndPr/>
         <w:sdtContent>
           <w:r>
             <w:rPr>
               <w:rFonts w:ascii="Segoe UI Symbol" w:eastAsia="MS Gothic" w:hAnsi="Segoe UI Symbol" w:cs="Segoe UI Symbol"/>
-              <w:i w:val="0"/>
               <w:iCs/>
             </w:rPr>
             <w:t>☐</w:t>
@@ -5640,7 +5077,6 @@
       <w:r>
         <w:rPr>
           <w:rFonts w:ascii="Arial" w:hAnsi="Arial" w:cs="Arial"/>
-          <w:i w:val="0"/>
           <w:iCs/>
         </w:rPr>
         <w:t xml:space="preserve"> Adults to Unable to Consent</w:t>
@@ -5653,7 +5089,6 @@
         <w:ind w:left="2160"/>
         <w:rPr>
           <w:rFonts w:ascii="Arial" w:hAnsi="Arial" w:cs="Arial"/>
-          <w:i w:val="0"/>
           <w:iCs/>
         </w:rPr>
       </w:pPr>
@@ -5661,7 +5096,6 @@
         <w:sdtPr>
           <w:rPr>
             <w:rFonts w:ascii="Arial" w:hAnsi="Arial" w:cs="Arial"/>
-            <w:i w:val="0"/>
             <w:iCs/>
           </w:rPr>
           <w:id w:val="1099837611"/>
@@ -5671,12 +5105,10 @@
             <w14:uncheckedState w14:val="2610" w14:font="MS Gothic"/>
           </w14:checkbox>
         </w:sdtPr>
-        <w:sdtEndPr/>
         <w:sdtContent>
           <w:r>
             <w:rPr>
               <w:rFonts w:ascii="Segoe UI Symbol" w:eastAsia="MS Gothic" w:hAnsi="Segoe UI Symbol" w:cs="Segoe UI Symbol"/>
-              <w:i w:val="0"/>
               <w:iCs/>
             </w:rPr>
             <w:t>☐</w:t>
@@ -5686,7 +5118,6 @@
       <w:r>
         <w:rPr>
           <w:rFonts w:ascii="Arial" w:hAnsi="Arial" w:cs="Arial"/>
-          <w:i w:val="0"/>
           <w:iCs/>
         </w:rPr>
         <w:t xml:space="preserve"> Additional Vulnerable Population</w:t>
@@ -5694,7 +5125,6 @@
       <w:r>
         <w:rPr>
           <w:rFonts w:ascii="Arial" w:hAnsi="Arial" w:cs="Arial"/>
-          <w:i w:val="0"/>
           <w:iCs/>
         </w:rPr>
         <w:t xml:space="preserve"> (specify)</w:t>
@@ -5702,7 +5132,6 @@
       <w:r>
         <w:rPr>
           <w:rFonts w:ascii="Arial" w:hAnsi="Arial" w:cs="Arial"/>
-          <w:i w:val="0"/>
           <w:iCs/>
         </w:rPr>
         <w:t xml:space="preserve">: </w:t>
@@ -5715,7 +5144,6 @@
         <w:ind w:left="2160"/>
         <w:rPr>
           <w:rFonts w:ascii="Arial" w:hAnsi="Arial" w:cs="Arial"/>
-          <w:i w:val="0"/>
           <w:iCs/>
         </w:rPr>
       </w:pPr>
@@ -5723,7 +5151,6 @@
         <w:sdtPr>
           <w:rPr>
             <w:rFonts w:ascii="Arial" w:hAnsi="Arial" w:cs="Arial"/>
-            <w:i w:val="0"/>
             <w:iCs/>
           </w:rPr>
           <w:id w:val="-402680666"/>
@@ -5733,12 +5160,10 @@
             <w14:uncheckedState w14:val="2610" w14:font="MS Gothic"/>
           </w14:checkbox>
         </w:sdtPr>
-        <w:sdtEndPr/>
         <w:sdtContent>
           <w:r>
             <w:rPr>
               <w:rFonts w:ascii="Segoe UI Symbol" w:eastAsia="MS Gothic" w:hAnsi="Segoe UI Symbol" w:cs="Segoe UI Symbol"/>
-              <w:i w:val="0"/>
               <w:iCs/>
             </w:rPr>
             <w:t>☐</w:t>
@@ -5748,7 +5173,6 @@
       <w:r>
         <w:rPr>
           <w:rFonts w:ascii="Arial" w:hAnsi="Arial" w:cs="Arial"/>
-          <w:i w:val="0"/>
           <w:iCs/>
         </w:rPr>
         <w:t xml:space="preserve"> Other (specify):</w:t>
@@ -5756,7 +5180,6 @@
       <w:r>
         <w:rPr>
           <w:rFonts w:ascii="Arial" w:hAnsi="Arial" w:cs="Arial"/>
-          <w:i w:val="0"/>
           <w:iCs/>
         </w:rPr>
         <w:t xml:space="preserve"> </w:t>
@@ -5780,7 +5203,6 @@
           <w:rFonts w:ascii="Arial" w:hAnsi="Arial" w:cs="Arial"/>
           <w:b/>
           <w:bCs/>
-          <w:i w:val="0"/>
           <w:iCs/>
         </w:rPr>
         <w:t>Additional safeguards:</w:t>
@@ -5788,7 +5210,6 @@
       <w:r>
         <w:rPr>
           <w:rFonts w:ascii="Arial" w:hAnsi="Arial" w:cs="Arial"/>
-          <w:i w:val="0"/>
           <w:iCs/>
         </w:rPr>
         <w:t xml:space="preserve"> </w:t>
@@ -5796,35 +5217,9 @@
       <w:r>
         <w:rPr>
           <w:rFonts w:ascii="Arial" w:hAnsi="Arial" w:cs="Arial"/>
-          <w:b w:val="0"/>
-          <w:i w:val="0"/>
           <w:color w:val="000000"/>
         </w:rPr>
         <w:t xml:space="preserve"> N/A</w:t>
-      </w:r>
-      <w:r>
-        <w:rPr>
-          <w:rFonts w:ascii="Arial" w:hAnsi="Arial" w:cs="Arial"/>
-          <w:color w:val="C00000"/>
-        </w:rPr>
-      </w:r>
-      <w:r>
-        <w:rPr>
-          <w:rFonts w:ascii="Arial" w:hAnsi="Arial" w:cs="Arial"/>
-          <w:color w:val="C00000"/>
-        </w:rPr>
-      </w:r>
-      <w:r>
-        <w:rPr>
-          <w:rFonts w:ascii="Arial" w:hAnsi="Arial" w:cs="Arial"/>
-          <w:color w:val="C00000"/>
-        </w:rPr>
-      </w:r>
-      <w:r>
-        <w:rPr>
-          <w:rFonts w:ascii="Arial" w:hAnsi="Arial" w:cs="Arial"/>
-          <w:color w:val="C00000"/>
-        </w:rPr>
       </w:r>
     </w:p>
     <w:p>
@@ -5834,7 +5229,6 @@
         <w:ind w:left="1267"/>
         <w:rPr>
           <w:rFonts w:ascii="Arial" w:hAnsi="Arial" w:cs="Arial"/>
-          <w:i w:val="0"/>
           <w:iCs/>
         </w:rPr>
       </w:pPr>
@@ -5853,7 +5247,6 @@
         <w:ind w:left="1620"/>
         <w:rPr>
           <w:rFonts w:ascii="Arial" w:hAnsi="Arial" w:cs="Arial"/>
-          <w:i w:val="0"/>
           <w:iCs/>
         </w:rPr>
       </w:pPr>
@@ -5900,16 +5293,15 @@
         <w:spacing w:before="0" w:after="0"/>
         <w:rPr>
           <w:rFonts w:ascii="Arial" w:hAnsi="Arial" w:cs="Arial"/>
-          <w:i w:val="0"/>
-          <w:iCs/>
-        </w:rPr>
-      </w:pPr>
-      <w:r>
-        <w:rPr>
-          <w:rFonts w:ascii="Arial" w:hAnsi="Arial" w:cs="Arial"/>
-          <w:i w:val="0"/>
-          <w:iCs/>
-        </w:rPr>
+          <w:iCs/>
+        </w:rPr>
+      </w:pPr>
+      <w:r>
+        <w:rPr>
+          <w:rFonts w:ascii="Arial" w:hAnsi="Arial" w:cs="Arial"/>
+          <w:iCs/>
+        </w:rPr>
+        <w:lastRenderedPageBreak/>
         <w:t>Choose the recruitment method below.  Do not delete this subsection:</w:t>
       </w:r>
     </w:p>
@@ -5920,7 +5312,6 @@
         <w:ind w:left="2160"/>
         <w:rPr>
           <w:rFonts w:ascii="Arial" w:hAnsi="Arial" w:cs="Arial"/>
-          <w:i w:val="0"/>
           <w:iCs/>
         </w:rPr>
       </w:pPr>
@@ -5928,7 +5319,6 @@
         <w:sdtPr>
           <w:rPr>
             <w:rFonts w:ascii="Arial" w:hAnsi="Arial" w:cs="Arial"/>
-            <w:i w:val="0"/>
             <w:iCs/>
           </w:rPr>
           <w:id w:val="275846969"/>
@@ -5938,12 +5328,10 @@
             <w14:uncheckedState w14:val="2610" w14:font="MS Gothic"/>
           </w14:checkbox>
         </w:sdtPr>
-        <w:sdtEndPr/>
         <w:sdtContent>
           <w:r>
             <w:rPr>
               <w:rFonts w:ascii="Segoe UI Symbol" w:eastAsia="MS Gothic" w:hAnsi="Segoe UI Symbol" w:cs="Segoe UI Symbol"/>
-              <w:i w:val="0"/>
               <w:iCs/>
             </w:rPr>
             <w:t>☒</w:t>
@@ -5953,7 +5341,6 @@
       <w:r>
         <w:rPr>
           <w:rFonts w:ascii="Arial" w:hAnsi="Arial" w:cs="Arial"/>
-          <w:i w:val="0"/>
           <w:iCs/>
         </w:rPr>
         <w:t xml:space="preserve"> Flyer</w:t>
@@ -5966,7 +5353,6 @@
         <w:ind w:left="2160"/>
         <w:rPr>
           <w:rFonts w:ascii="Arial" w:hAnsi="Arial" w:cs="Arial"/>
-          <w:i w:val="0"/>
           <w:iCs/>
         </w:rPr>
       </w:pPr>
@@ -5974,7 +5360,6 @@
         <w:sdtPr>
           <w:rPr>
             <w:rFonts w:ascii="Arial" w:hAnsi="Arial" w:cs="Arial"/>
-            <w:i w:val="0"/>
             <w:iCs/>
           </w:rPr>
           <w:id w:val="109629880"/>
@@ -5984,12 +5369,10 @@
             <w14:uncheckedState w14:val="2610" w14:font="MS Gothic"/>
           </w14:checkbox>
         </w:sdtPr>
-        <w:sdtEndPr/>
         <w:sdtContent>
           <w:r>
             <w:rPr>
               <w:rFonts w:ascii="Segoe UI Symbol" w:eastAsia="MS Gothic" w:hAnsi="Segoe UI Symbol" w:cs="Segoe UI Symbol"/>
-              <w:i w:val="0"/>
               <w:iCs/>
             </w:rPr>
             <w:t>☒</w:t>
@@ -5999,7 +5382,6 @@
       <w:r>
         <w:rPr>
           <w:rFonts w:ascii="Arial" w:hAnsi="Arial" w:cs="Arial"/>
-          <w:i w:val="0"/>
           <w:iCs/>
         </w:rPr>
         <w:t xml:space="preserve"> Email</w:t>
@@ -6012,7 +5394,6 @@
         <w:ind w:left="2160"/>
         <w:rPr>
           <w:rFonts w:ascii="Arial" w:hAnsi="Arial" w:cs="Arial"/>
-          <w:i w:val="0"/>
           <w:iCs/>
         </w:rPr>
       </w:pPr>
@@ -6020,7 +5401,6 @@
         <w:sdtPr>
           <w:rPr>
             <w:rFonts w:ascii="Arial" w:hAnsi="Arial" w:cs="Arial"/>
-            <w:i w:val="0"/>
             <w:iCs/>
           </w:rPr>
           <w:id w:val="-1245720451"/>
@@ -6030,12 +5410,10 @@
             <w14:uncheckedState w14:val="2610" w14:font="MS Gothic"/>
           </w14:checkbox>
         </w:sdtPr>
-        <w:sdtEndPr/>
         <w:sdtContent>
           <w:r>
             <w:rPr>
               <w:rFonts w:ascii="Segoe UI Symbol" w:eastAsia="MS Gothic" w:hAnsi="Segoe UI Symbol" w:cs="Segoe UI Symbol"/>
-              <w:i w:val="0"/>
               <w:iCs/>
             </w:rPr>
             <w:t>☐</w:t>
@@ -6045,7 +5423,6 @@
       <w:r>
         <w:rPr>
           <w:rFonts w:ascii="Arial" w:hAnsi="Arial" w:cs="Arial"/>
-          <w:i w:val="0"/>
           <w:iCs/>
         </w:rPr>
         <w:t xml:space="preserve"> SONA</w:t>
@@ -6058,7 +5435,6 @@
         <w:ind w:left="2160"/>
         <w:rPr>
           <w:rFonts w:ascii="Arial" w:hAnsi="Arial" w:cs="Arial"/>
-          <w:i w:val="0"/>
           <w:iCs/>
         </w:rPr>
       </w:pPr>
@@ -6066,7 +5442,6 @@
         <w:sdtPr>
           <w:rPr>
             <w:rFonts w:ascii="Arial" w:hAnsi="Arial" w:cs="Arial"/>
-            <w:i w:val="0"/>
             <w:iCs/>
           </w:rPr>
           <w:id w:val="1264180791"/>
@@ -6076,12 +5451,10 @@
             <w14:uncheckedState w14:val="2610" w14:font="MS Gothic"/>
           </w14:checkbox>
         </w:sdtPr>
-        <w:sdtEndPr/>
         <w:sdtContent>
           <w:r>
             <w:rPr>
               <w:rFonts w:ascii="Segoe UI Symbol" w:eastAsia="MS Gothic" w:hAnsi="Segoe UI Symbol" w:cs="Segoe UI Symbol"/>
-              <w:i w:val="0"/>
               <w:iCs/>
             </w:rPr>
             <w:t>☒</w:t>
@@ -6091,7 +5464,6 @@
       <w:r>
         <w:rPr>
           <w:rFonts w:ascii="Arial" w:hAnsi="Arial" w:cs="Arial"/>
-          <w:i w:val="0"/>
           <w:iCs/>
         </w:rPr>
         <w:t xml:space="preserve"> Social Media Post</w:t>
@@ -6104,7 +5476,6 @@
         <w:ind w:left="2160"/>
         <w:rPr>
           <w:rFonts w:ascii="Arial" w:hAnsi="Arial" w:cs="Arial"/>
-          <w:i w:val="0"/>
           <w:iCs/>
         </w:rPr>
       </w:pPr>
@@ -6112,7 +5483,6 @@
         <w:sdtPr>
           <w:rPr>
             <w:rFonts w:ascii="Arial" w:hAnsi="Arial" w:cs="Arial"/>
-            <w:i w:val="0"/>
             <w:iCs/>
           </w:rPr>
           <w:id w:val="-402606962"/>
@@ -6122,12 +5492,10 @@
             <w14:uncheckedState w14:val="2610" w14:font="MS Gothic"/>
           </w14:checkbox>
         </w:sdtPr>
-        <w:sdtEndPr/>
         <w:sdtContent>
           <w:r>
             <w:rPr>
               <w:rFonts w:ascii="Segoe UI Symbol" w:eastAsia="MS Gothic" w:hAnsi="Segoe UI Symbol" w:cs="Segoe UI Symbol"/>
-              <w:i w:val="0"/>
               <w:iCs/>
             </w:rPr>
             <w:t>☐</w:t>
@@ -6137,7 +5505,6 @@
       <w:r>
         <w:rPr>
           <w:rFonts w:ascii="Arial" w:hAnsi="Arial" w:cs="Arial"/>
-          <w:i w:val="0"/>
           <w:iCs/>
         </w:rPr>
         <w:t xml:space="preserve"> Other (specify): </w:t>
@@ -6164,39 +5531,9 @@
       <w:r>
         <w:rPr>
           <w:rFonts w:ascii="Arial" w:hAnsi="Arial" w:cs="Arial"/>
-          <w:b w:val="0"/>
-          <w:i w:val="0"/>
           <w:color w:val="000000"/>
         </w:rPr>
         <w:t>Potential subjects are recruited through IRB-approved flyers in UCF buildings, department-wide emails to students, faculty, and staff, and approved social-media posts; questions are directed to the study team. Interested individuals email the study team to schedule an in-person lab visit, and eligibility is screened before any consent-based activity.</w:t>
-      </w:r>
-      <w:r>
-        <w:rPr>
-          <w:rFonts w:ascii="Arial" w:hAnsi="Arial" w:cs="Arial"/>
-          <w:i w:val="0"/>
-          <w:iCs/>
-          <w:color w:val="C00000"/>
-        </w:rPr>
-      </w:r>
-      <w:r>
-        <w:rPr>
-          <w:rFonts w:ascii="Arial" w:hAnsi="Arial" w:cs="Arial"/>
-          <w:color w:val="C00000"/>
-        </w:rPr>
-      </w:r>
-      <w:proofErr w:type="gramStart"/>
-      <w:r>
-        <w:rPr>
-          <w:rFonts w:ascii="Arial" w:hAnsi="Arial" w:cs="Arial"/>
-          <w:color w:val="C00000"/>
-        </w:rPr>
-      </w:r>
-      <w:proofErr w:type="gramEnd"/>
-      <w:r>
-        <w:rPr>
-          <w:rFonts w:ascii="Arial" w:hAnsi="Arial" w:cs="Arial"/>
-          <w:color w:val="C00000"/>
-        </w:rPr>
       </w:r>
     </w:p>
     <w:p>
@@ -6206,7 +5543,6 @@
         <w:ind w:left="0"/>
         <w:rPr>
           <w:rFonts w:ascii="Arial" w:hAnsi="Arial" w:cs="Arial"/>
-          <w:i w:val="0"/>
           <w:iCs/>
         </w:rPr>
       </w:pPr>
@@ -6284,7 +5620,6 @@
           <w:rFonts w:ascii="Arial" w:hAnsi="Arial" w:cs="Arial"/>
           <w:b/>
           <w:bCs/>
-          <w:i w:val="0"/>
           <w:iCs/>
         </w:rPr>
       </w:pPr>
@@ -6293,7 +5628,6 @@
           <w:rFonts w:ascii="Arial" w:hAnsi="Arial" w:cs="Arial"/>
           <w:b/>
           <w:bCs/>
-          <w:i w:val="0"/>
           <w:iCs/>
         </w:rPr>
         <w:t>I</w:t>
@@ -6303,7 +5637,6 @@
           <w:rFonts w:ascii="Arial" w:hAnsi="Arial" w:cs="Arial"/>
           <w:b/>
           <w:bCs/>
-          <w:i w:val="0"/>
           <w:iCs/>
         </w:rPr>
         <w:t xml:space="preserve">f </w:t>
@@ -6313,7 +5646,6 @@
           <w:rFonts w:ascii="Arial" w:hAnsi="Arial" w:cs="Arial"/>
           <w:b/>
           <w:bCs/>
-          <w:i w:val="0"/>
           <w:iCs/>
         </w:rPr>
         <w:t>there is</w:t>
@@ -6323,7 +5655,6 @@
           <w:rFonts w:ascii="Arial" w:hAnsi="Arial" w:cs="Arial"/>
           <w:b/>
           <w:bCs/>
-          <w:i w:val="0"/>
           <w:iCs/>
         </w:rPr>
         <w:t xml:space="preserve"> </w:t>
@@ -6333,7 +5664,6 @@
           <w:rFonts w:ascii="Arial" w:hAnsi="Arial" w:cs="Arial"/>
           <w:b/>
           <w:bCs/>
-          <w:i w:val="0"/>
           <w:iCs/>
         </w:rPr>
         <w:t>a consent process</w:t>
@@ -6343,7 +5673,6 @@
           <w:rFonts w:ascii="Arial" w:hAnsi="Arial" w:cs="Arial"/>
           <w:b/>
           <w:bCs/>
-          <w:i w:val="0"/>
           <w:iCs/>
         </w:rPr>
         <w:t>, describe</w:t>
@@ -6353,7 +5682,6 @@
           <w:rFonts w:ascii="Arial" w:hAnsi="Arial" w:cs="Arial"/>
           <w:b/>
           <w:bCs/>
-          <w:i w:val="0"/>
           <w:iCs/>
         </w:rPr>
         <w:t>:</w:t>
@@ -6373,30 +5701,15 @@
         <w:ind w:left="1267"/>
         <w:rPr>
           <w:rFonts w:ascii="Arial" w:hAnsi="Arial" w:cs="Arial"/>
-          <w:i w:val="0"/>
-          <w:iCs/>
-        </w:rPr>
-      </w:pPr>
-      <w:r>
-        <w:rPr>
-          <w:rFonts w:ascii="Arial" w:hAnsi="Arial" w:cs="Arial"/>
-          <w:b w:val="0"/>
-          <w:i w:val="0"/>
+          <w:iCs/>
+        </w:rPr>
+      </w:pPr>
+      <w:r>
+        <w:rPr>
+          <w:rFonts w:ascii="Arial" w:hAnsi="Arial" w:cs="Arial"/>
           <w:color w:val="000000"/>
         </w:rPr>
         <w:t>In a private laboratory room, before any study activity, a trained study team member reviews the HRP-502 consent with the participant, explaining the purpose, procedures, eye tracking, the short voice recording and offline creation of a study-limited synthetic voice, foreseeable risks, the voluntary nature of participation, and compensation. The participant has time to ask questions and decide, then signs the consent form and a separate line authorizing the synthetic voice. Consent is obtained by the PI or a trained student investigator; voluntariness is emphasized and compensation is paid regardless of completion or data quality.</w:t>
-      </w:r>
-      <w:r>
-        <w:rPr>
-          <w:rFonts w:ascii="Arial" w:hAnsi="Arial" w:cs="Arial"/>
-          <w:color w:val="C00000"/>
-        </w:rPr>
-      </w:r>
-      <w:r>
-        <w:rPr>
-          <w:rFonts w:ascii="Arial" w:hAnsi="Arial" w:cs="Arial"/>
-          <w:color w:val="C00000"/>
-        </w:rPr>
       </w:r>
     </w:p>
     <w:p>
@@ -6437,7 +5750,6 @@
           <w:rFonts w:ascii="Arial" w:hAnsi="Arial" w:cs="Arial"/>
           <w:b/>
           <w:bCs/>
-          <w:i w:val="0"/>
           <w:iCs/>
         </w:rPr>
       </w:pPr>
@@ -6446,19 +5758,9 @@
           <w:rFonts w:ascii="Arial" w:hAnsi="Arial" w:cs="Arial"/>
           <w:b/>
           <w:bCs/>
-          <w:i w:val="0"/>
           <w:iCs/>
         </w:rPr>
         <w:t>Electronic consent information</w:t>
-      </w:r>
-      <w:r>
-        <w:rPr>
-          <w:rFonts w:ascii="Arial" w:hAnsi="Arial" w:cs="Arial"/>
-          <w:b/>
-          <w:bCs/>
-          <w:i w:val="0"/>
-          <w:iCs/>
-        </w:rPr>
       </w:r>
       <w:sdt>
         <w:sdtPr>
@@ -6466,7 +5768,6 @@
             <w:rFonts w:ascii="Arial" w:hAnsi="Arial" w:cs="Arial"/>
             <w:b/>
             <w:bCs/>
-            <w:i w:val="0"/>
             <w:iCs/>
           </w:rPr>
           <w:id w:val="1792635175"/>
@@ -6476,14 +5777,12 @@
             <w14:uncheckedState w14:val="2610" w14:font="MS Gothic"/>
           </w14:checkbox>
         </w:sdtPr>
-        <w:sdtEndPr/>
         <w:sdtContent>
           <w:r>
             <w:rPr>
               <w:rFonts w:ascii="Segoe UI Symbol" w:eastAsia="MS Gothic" w:hAnsi="Segoe UI Symbol" w:cs="Segoe UI Symbol"/>
               <w:b/>
               <w:bCs/>
-              <w:i w:val="0"/>
               <w:iCs/>
             </w:rPr>
             <w:t>☐</w:t>
@@ -6495,7 +5794,6 @@
           <w:rFonts w:ascii="Arial" w:hAnsi="Arial" w:cs="Arial"/>
           <w:b/>
           <w:bCs/>
-          <w:i w:val="0"/>
           <w:iCs/>
         </w:rPr>
         <w:t xml:space="preserve"> and skip </w:t>
@@ -6505,7 +5803,6 @@
           <w:rFonts w:ascii="Arial" w:hAnsi="Arial" w:cs="Arial"/>
           <w:b/>
           <w:bCs/>
-          <w:i w:val="0"/>
           <w:iCs/>
         </w:rPr>
         <w:t xml:space="preserve">to </w:t>
@@ -6515,7 +5812,6 @@
           <w:rFonts w:ascii="Arial" w:hAnsi="Arial" w:cs="Arial"/>
           <w:b/>
           <w:bCs/>
-          <w:i w:val="0"/>
           <w:iCs/>
         </w:rPr>
         <w:t xml:space="preserve">the </w:t>
@@ -6525,7 +5821,6 @@
           <w:rFonts w:ascii="Arial" w:hAnsi="Arial" w:cs="Arial"/>
           <w:b/>
           <w:bCs/>
-          <w:i w:val="0"/>
           <w:iCs/>
         </w:rPr>
         <w:t xml:space="preserve">Documentation of Consent </w:t>
@@ -6535,7 +5830,6 @@
           <w:rFonts w:ascii="Arial" w:hAnsi="Arial" w:cs="Arial"/>
           <w:b/>
           <w:bCs/>
-          <w:i w:val="0"/>
           <w:iCs/>
         </w:rPr>
         <w:t>section)</w:t>
@@ -6545,15 +5839,11 @@
           <w:rFonts w:ascii="Arial" w:hAnsi="Arial" w:cs="Arial"/>
           <w:b/>
           <w:bCs/>
-          <w:i w:val="0"/>
           <w:iCs/>
         </w:rPr>
         <w:t>:</w:t>
       </w:r>
       <w:r>
-        <w:rPr>
-          <w:i w:val="0"/>
-        </w:rPr>
         <w:t xml:space="preserve"> N/A (written, in-person signed consent).</w:t>
       </w:r>
     </w:p>
@@ -6571,7 +5861,6 @@
         <w:ind w:left="1440"/>
         <w:rPr>
           <w:rFonts w:ascii="Arial" w:hAnsi="Arial" w:cs="Arial"/>
-          <w:i w:val="0"/>
           <w:iCs/>
         </w:rPr>
       </w:pPr>
@@ -6579,7 +5868,6 @@
         <w:sdtPr>
           <w:rPr>
             <w:rFonts w:ascii="Arial" w:hAnsi="Arial" w:cs="Arial"/>
-            <w:i w:val="0"/>
             <w:iCs/>
           </w:rPr>
           <w:id w:val="561216925"/>
@@ -6589,12 +5877,10 @@
             <w14:uncheckedState w14:val="2610" w14:font="MS Gothic"/>
           </w14:checkbox>
         </w:sdtPr>
-        <w:sdtEndPr/>
         <w:sdtContent>
           <w:r>
             <w:rPr>
               <w:rFonts w:ascii="Segoe UI Symbol" w:eastAsia="MS Gothic" w:hAnsi="Segoe UI Symbol" w:cs="Segoe UI Symbol"/>
-              <w:i w:val="0"/>
               <w:iCs/>
             </w:rPr>
             <w:t>☐</w:t>
@@ -6604,33 +5890,13 @@
       <w:r>
         <w:rPr>
           <w:rFonts w:ascii="Arial" w:hAnsi="Arial" w:cs="Arial"/>
-          <w:i w:val="0"/>
-          <w:iCs/>
-        </w:rPr>
-        <w:t xml:space="preserve"> Explain how you will handle an electronic </w:t>
-      </w:r>
-      <w:proofErr w:type="gramStart"/>
-      <w:r>
-        <w:rPr>
-          <w:rFonts w:ascii="Arial" w:hAnsi="Arial" w:cs="Arial"/>
-          <w:i w:val="0"/>
-          <w:iCs/>
-        </w:rPr>
-        <w:t>consent</w:t>
-      </w:r>
-      <w:proofErr w:type="gramEnd"/>
-      <w:r>
-        <w:rPr>
-          <w:rFonts w:ascii="Arial" w:hAnsi="Arial" w:cs="Arial"/>
-          <w:i w:val="0"/>
-          <w:iCs/>
-        </w:rPr>
-        <w:t xml:space="preserve"> not completed correctly</w:t>
-      </w:r>
-      <w:r>
-        <w:rPr>
-          <w:rFonts w:ascii="Arial" w:hAnsi="Arial" w:cs="Arial"/>
-          <w:i w:val="0"/>
+          <w:iCs/>
+        </w:rPr>
+        <w:t xml:space="preserve"> Explain how you will handle an electronic consent not completed correctly</w:t>
+      </w:r>
+      <w:r>
+        <w:rPr>
+          <w:rFonts w:ascii="Arial" w:hAnsi="Arial" w:cs="Arial"/>
           <w:iCs/>
         </w:rPr>
         <w:t>:</w:t>
@@ -6638,18 +5904,9 @@
       <w:r>
         <w:rPr>
           <w:rFonts w:ascii="Arial" w:hAnsi="Arial" w:cs="Arial"/>
-          <w:i w:val="0"/>
           <w:iCs/>
         </w:rPr>
         <w:t xml:space="preserve"> </w:t>
-      </w:r>
-      <w:r>
-        <w:rPr>
-          <w:rFonts w:ascii="Arial" w:hAnsi="Arial" w:cs="Arial"/>
-          <w:b w:val="0"/>
-          <w:i w:val="0"/>
-          <w:color w:val="000000"/>
-        </w:rPr>
       </w:r>
     </w:p>
     <w:p>
@@ -6666,22 +5923,13 @@
         <w:ind w:left="2160"/>
         <w:rPr>
           <w:rFonts w:ascii="Arial" w:hAnsi="Arial" w:cs="Arial"/>
-          <w:i w:val="0"/>
-          <w:iCs/>
-        </w:rPr>
-      </w:pPr>
-      <w:r>
-        <w:rPr>
-          <w:rFonts w:ascii="Arial" w:hAnsi="Arial" w:cs="Arial"/>
-          <w:i w:val="0"/>
-          <w:iCs/>
-        </w:rPr>
-      </w:r>
+          <w:iCs/>
+        </w:rPr>
+      </w:pPr>
       <w:sdt>
         <w:sdtPr>
           <w:rPr>
             <w:rFonts w:ascii="Arial" w:hAnsi="Arial" w:cs="Arial"/>
-            <w:i w:val="0"/>
             <w:iCs/>
           </w:rPr>
           <w:id w:val="1093364759"/>
@@ -6691,12 +5939,10 @@
             <w14:uncheckedState w14:val="2610" w14:font="MS Gothic"/>
           </w14:checkbox>
         </w:sdtPr>
-        <w:sdtEndPr/>
         <w:sdtContent>
           <w:r>
             <w:rPr>
               <w:rFonts w:ascii="Segoe UI Symbol" w:eastAsia="MS Gothic" w:hAnsi="Segoe UI Symbol" w:cs="Segoe UI Symbol"/>
-              <w:i w:val="0"/>
               <w:iCs/>
             </w:rPr>
             <w:t>☐</w:t>
@@ -6718,22 +5964,13 @@
         <w:ind w:left="2160"/>
         <w:rPr>
           <w:rFonts w:ascii="Arial" w:hAnsi="Arial" w:cs="Arial"/>
-          <w:i w:val="0"/>
-          <w:iCs/>
-        </w:rPr>
-      </w:pPr>
-      <w:r>
-        <w:rPr>
-          <w:rFonts w:ascii="Arial" w:hAnsi="Arial" w:cs="Arial"/>
-          <w:i w:val="0"/>
-          <w:iCs/>
-        </w:rPr>
-      </w:r>
+          <w:iCs/>
+        </w:rPr>
+      </w:pPr>
       <w:sdt>
         <w:sdtPr>
           <w:rPr>
             <w:rFonts w:ascii="Arial" w:hAnsi="Arial" w:cs="Arial"/>
-            <w:i w:val="0"/>
             <w:iCs/>
           </w:rPr>
           <w:id w:val="-600951324"/>
@@ -6743,12 +5980,10 @@
             <w14:uncheckedState w14:val="2610" w14:font="MS Gothic"/>
           </w14:checkbox>
         </w:sdtPr>
-        <w:sdtEndPr/>
         <w:sdtContent>
           <w:r>
             <w:rPr>
               <w:rFonts w:ascii="Segoe UI Symbol" w:eastAsia="MS Gothic" w:hAnsi="Segoe UI Symbol" w:cs="Segoe UI Symbol"/>
-              <w:i w:val="0"/>
               <w:iCs/>
             </w:rPr>
             <w:t>☐</w:t>
@@ -6770,22 +6005,13 @@
         <w:ind w:left="2160"/>
         <w:rPr>
           <w:rFonts w:ascii="Arial" w:hAnsi="Arial" w:cs="Arial"/>
-          <w:i w:val="0"/>
-          <w:iCs/>
-        </w:rPr>
-      </w:pPr>
-      <w:r>
-        <w:rPr>
-          <w:rFonts w:ascii="Arial" w:hAnsi="Arial" w:cs="Arial"/>
-          <w:i w:val="0"/>
-          <w:iCs/>
-        </w:rPr>
-      </w:r>
+          <w:iCs/>
+        </w:rPr>
+      </w:pPr>
       <w:sdt>
         <w:sdtPr>
           <w:rPr>
             <w:rFonts w:ascii="Arial" w:hAnsi="Arial" w:cs="Arial"/>
-            <w:i w:val="0"/>
             <w:iCs/>
           </w:rPr>
           <w:id w:val="300583711"/>
@@ -6795,12 +6021,10 @@
             <w14:uncheckedState w14:val="2610" w14:font="MS Gothic"/>
           </w14:checkbox>
         </w:sdtPr>
-        <w:sdtEndPr/>
         <w:sdtContent>
           <w:r>
             <w:rPr>
               <w:rFonts w:ascii="Segoe UI Symbol" w:eastAsia="MS Gothic" w:hAnsi="Segoe UI Symbol" w:cs="Segoe UI Symbol"/>
-              <w:i w:val="0"/>
               <w:iCs/>
             </w:rPr>
             <w:t>☐</w:t>
@@ -6821,7 +6045,6 @@
         <w:spacing w:before="0" w:beforeAutospacing="0" w:after="0" w:afterAutospacing="0"/>
         <w:rPr>
           <w:rFonts w:ascii="Arial" w:hAnsi="Arial" w:cs="Arial"/>
-          <w:i w:val="0"/>
           <w:iCs/>
         </w:rPr>
       </w:pPr>
@@ -6837,14 +6060,12 @@
         <w:ind w:left="1260" w:hanging="540"/>
         <w:rPr>
           <w:rFonts w:ascii="Arial" w:hAnsi="Arial" w:cs="Arial"/>
-          <w:i w:val="0"/>
-          <w:iCs/>
-        </w:rPr>
-      </w:pPr>
-      <w:r>
-        <w:rPr>
-          <w:rFonts w:ascii="Arial" w:hAnsi="Arial" w:cs="Arial"/>
-          <w:i w:val="0"/>
+          <w:iCs/>
+        </w:rPr>
+      </w:pPr>
+      <w:r>
+        <w:rPr>
+          <w:rFonts w:ascii="Arial" w:hAnsi="Arial" w:cs="Arial"/>
           <w:iCs/>
         </w:rPr>
         <w:t xml:space="preserve"> </w:t>
@@ -6854,7 +6075,6 @@
           <w:rFonts w:ascii="Arial" w:hAnsi="Arial" w:cs="Arial"/>
           <w:b/>
           <w:bCs/>
-          <w:i w:val="0"/>
           <w:iCs/>
         </w:rPr>
         <w:t>Documentation of Consent</w:t>
@@ -6871,14 +6091,12 @@
         <w:ind w:left="1440"/>
         <w:rPr>
           <w:rFonts w:ascii="Arial" w:hAnsi="Arial" w:cs="Arial"/>
-          <w:i w:val="0"/>
-          <w:iCs/>
-        </w:rPr>
-      </w:pPr>
-      <w:r>
-        <w:rPr>
-          <w:rFonts w:ascii="Arial" w:hAnsi="Arial" w:cs="Arial"/>
-          <w:i w:val="0"/>
+          <w:iCs/>
+        </w:rPr>
+      </w:pPr>
+      <w:r>
+        <w:rPr>
+          <w:rFonts w:ascii="Arial" w:hAnsi="Arial" w:cs="Arial"/>
           <w:iCs/>
         </w:rPr>
         <w:t xml:space="preserve">Copy of </w:t>
@@ -6886,7 +6104,6 @@
       <w:r>
         <w:rPr>
           <w:rFonts w:ascii="Arial" w:hAnsi="Arial" w:cs="Arial"/>
-          <w:i w:val="0"/>
           <w:iCs/>
         </w:rPr>
         <w:t xml:space="preserve">a fully </w:t>
@@ -6894,7 +6111,6 @@
       <w:r>
         <w:rPr>
           <w:rFonts w:ascii="Arial" w:hAnsi="Arial" w:cs="Arial"/>
-          <w:i w:val="0"/>
           <w:iCs/>
         </w:rPr>
         <w:t>signed consent</w:t>
@@ -6902,7 +6118,6 @@
       <w:r>
         <w:rPr>
           <w:rFonts w:ascii="Arial" w:hAnsi="Arial" w:cs="Arial"/>
-          <w:i w:val="0"/>
           <w:iCs/>
         </w:rPr>
         <w:t xml:space="preserve"> (participant and researcher)</w:t>
@@ -6910,7 +6125,6 @@
       <w:r>
         <w:rPr>
           <w:rFonts w:ascii="Arial" w:hAnsi="Arial" w:cs="Arial"/>
-          <w:i w:val="0"/>
           <w:iCs/>
         </w:rPr>
         <w:t xml:space="preserve"> will be provided to </w:t>
@@ -6918,7 +6132,6 @@
       <w:r>
         <w:rPr>
           <w:rFonts w:ascii="Arial" w:hAnsi="Arial" w:cs="Arial"/>
-          <w:i w:val="0"/>
           <w:iCs/>
         </w:rPr>
         <w:t>subjects</w:t>
@@ -6926,7 +6139,6 @@
       <w:r>
         <w:rPr>
           <w:rFonts w:ascii="Arial" w:hAnsi="Arial" w:cs="Arial"/>
-          <w:i w:val="0"/>
           <w:iCs/>
         </w:rPr>
         <w:t xml:space="preserve"> </w:t>
@@ -6934,7 +6146,6 @@
       <w:r>
         <w:rPr>
           <w:rFonts w:ascii="Arial" w:hAnsi="Arial" w:cs="Arial"/>
-          <w:i w:val="0"/>
           <w:iCs/>
         </w:rPr>
         <w:t>(</w:t>
@@ -6942,7 +6153,6 @@
       <w:r>
         <w:rPr>
           <w:rFonts w:ascii="Arial" w:hAnsi="Arial" w:cs="Arial"/>
-          <w:i w:val="0"/>
           <w:iCs/>
         </w:rPr>
         <w:t>r</w:t>
@@ -6950,7 +6160,6 @@
       <w:r>
         <w:rPr>
           <w:rFonts w:ascii="Arial" w:hAnsi="Arial" w:cs="Arial"/>
-          <w:i w:val="0"/>
           <w:iCs/>
         </w:rPr>
         <w:t>equired for full documentation)</w:t>
@@ -6963,7 +6172,6 @@
         <w:ind w:left="1440"/>
         <w:rPr>
           <w:rFonts w:ascii="Arial" w:hAnsi="Arial" w:cs="Arial"/>
-          <w:i w:val="0"/>
           <w:iCs/>
         </w:rPr>
       </w:pPr>
@@ -6971,7 +6179,6 @@
         <w:sdtPr>
           <w:rPr>
             <w:rFonts w:ascii="Arial" w:hAnsi="Arial" w:cs="Arial"/>
-            <w:i w:val="0"/>
             <w:iCs/>
           </w:rPr>
           <w:id w:val="1132131679"/>
@@ -6981,12 +6188,10 @@
             <w14:uncheckedState w14:val="2610" w14:font="MS Gothic"/>
           </w14:checkbox>
         </w:sdtPr>
-        <w:sdtEndPr/>
         <w:sdtContent>
           <w:r>
             <w:rPr>
               <w:rFonts w:ascii="Segoe UI Symbol" w:hAnsi="Segoe UI Symbol" w:cs="Segoe UI Symbol"/>
-              <w:i w:val="0"/>
               <w:iCs/>
             </w:rPr>
             <w:t>☒</w:t>
@@ -6996,7 +6201,6 @@
       <w:r>
         <w:rPr>
           <w:rFonts w:ascii="Arial" w:hAnsi="Arial" w:cs="Arial"/>
-          <w:i w:val="0"/>
           <w:iCs/>
         </w:rPr>
         <w:t>Y</w:t>
@@ -7004,7 +6208,6 @@
       <w:r>
         <w:rPr>
           <w:rFonts w:ascii="Arial" w:hAnsi="Arial" w:cs="Arial"/>
-          <w:i w:val="0"/>
           <w:iCs/>
         </w:rPr>
         <w:t xml:space="preserve">es  </w:t>
@@ -7013,7 +6216,6 @@
         <w:sdtPr>
           <w:rPr>
             <w:rFonts w:ascii="Arial" w:hAnsi="Arial" w:cs="Arial"/>
-            <w:i w:val="0"/>
             <w:iCs/>
           </w:rPr>
           <w:id w:val="1505011171"/>
@@ -7023,12 +6225,10 @@
             <w14:uncheckedState w14:val="2610" w14:font="MS Gothic"/>
           </w14:checkbox>
         </w:sdtPr>
-        <w:sdtEndPr/>
         <w:sdtContent>
           <w:r>
             <w:rPr>
               <w:rFonts w:ascii="Segoe UI Symbol" w:hAnsi="Segoe UI Symbol" w:cs="Segoe UI Symbol"/>
-              <w:i w:val="0"/>
               <w:iCs/>
             </w:rPr>
             <w:t>☐</w:t>
@@ -7038,7 +6238,6 @@
       <w:r>
         <w:rPr>
           <w:rFonts w:ascii="Arial" w:hAnsi="Arial" w:cs="Arial"/>
-          <w:i w:val="0"/>
           <w:iCs/>
         </w:rPr>
         <w:t>N</w:t>
@@ -7046,7 +6245,6 @@
       <w:r>
         <w:rPr>
           <w:rFonts w:ascii="Arial" w:hAnsi="Arial" w:cs="Arial"/>
-          <w:i w:val="0"/>
           <w:iCs/>
         </w:rPr>
         <w:t>o</w:t>
@@ -7059,7 +6257,6 @@
         <w:ind w:left="1440"/>
         <w:rPr>
           <w:rFonts w:ascii="Arial" w:hAnsi="Arial" w:cs="Arial"/>
-          <w:i w:val="0"/>
           <w:iCs/>
         </w:rPr>
       </w:pPr>
@@ -7071,14 +6268,12 @@
         <w:ind w:left="1440"/>
         <w:rPr>
           <w:rFonts w:ascii="Arial" w:hAnsi="Arial" w:cs="Arial"/>
-          <w:i w:val="0"/>
-          <w:iCs/>
-        </w:rPr>
-      </w:pPr>
-      <w:r>
-        <w:rPr>
-          <w:rFonts w:ascii="Arial" w:hAnsi="Arial" w:cs="Arial"/>
-          <w:i w:val="0"/>
+          <w:iCs/>
+        </w:rPr>
+      </w:pPr>
+      <w:r>
+        <w:rPr>
+          <w:rFonts w:ascii="Arial" w:hAnsi="Arial" w:cs="Arial"/>
           <w:iCs/>
         </w:rPr>
         <w:t xml:space="preserve">If </w:t>
@@ -7087,7 +6282,6 @@
       <w:r>
         <w:rPr>
           <w:rFonts w:ascii="Arial" w:hAnsi="Arial" w:cs="Arial"/>
-          <w:i w:val="0"/>
           <w:iCs/>
         </w:rPr>
         <w:t>Yes</w:t>
@@ -7096,7 +6290,6 @@
       <w:r>
         <w:rPr>
           <w:rFonts w:ascii="Arial" w:hAnsi="Arial" w:cs="Arial"/>
-          <w:i w:val="0"/>
           <w:iCs/>
         </w:rPr>
         <w:t>, please skip to section 10.5.</w:t>
@@ -7109,7 +6302,6 @@
         <w:ind w:left="0"/>
         <w:rPr>
           <w:rFonts w:ascii="Arial" w:hAnsi="Arial" w:cs="Arial"/>
-          <w:i w:val="0"/>
           <w:iCs/>
         </w:rPr>
       </w:pPr>
@@ -7139,41 +6331,8 @@
       <w:r>
         <w:rPr>
           <w:rFonts w:ascii="Arial" w:hAnsi="Arial" w:cs="Arial"/>
-          <w:b w:val="0"/>
-          <w:i w:val="0"/>
-          <w:color w:val="000000"/>
         </w:rPr>
         <w:t xml:space="preserve"> N/A. Signed written consent is obtained; no waiver of documentation is requested.</w:t>
-      </w:r>
-      <w:r>
-        <w:rPr>
-          <w:rFonts w:ascii="Arial" w:hAnsi="Arial" w:cs="Arial"/>
-          <w:i/>
-          <w:color w:val="C00000"/>
-        </w:rPr>
-      </w:r>
-      <w:proofErr w:type="gramStart"/>
-      <w:r>
-        <w:rPr>
-          <w:rFonts w:ascii="Arial" w:hAnsi="Arial" w:cs="Arial"/>
-          <w:i/>
-          <w:color w:val="C00000"/>
-        </w:rPr>
-      </w:r>
-      <w:proofErr w:type="gramEnd"/>
-      <w:r>
-        <w:rPr>
-          <w:rFonts w:ascii="Arial" w:hAnsi="Arial" w:cs="Arial"/>
-          <w:i/>
-          <w:color w:val="C00000"/>
-        </w:rPr>
-      </w:r>
-      <w:r>
-        <w:rPr>
-          <w:rFonts w:ascii="Arial" w:hAnsi="Arial" w:cs="Arial"/>
-          <w:i/>
-          <w:color w:val="C00000"/>
-        </w:rPr>
       </w:r>
     </w:p>
     <w:p>
@@ -7187,14 +6346,12 @@
         <w:ind w:left="1800"/>
         <w:rPr>
           <w:rFonts w:ascii="Arial" w:hAnsi="Arial" w:cs="Arial"/>
-          <w:i w:val="0"/>
-          <w:iCs/>
-        </w:rPr>
-      </w:pPr>
-      <w:r>
-        <w:rPr>
-          <w:rFonts w:ascii="Arial" w:hAnsi="Arial" w:cs="Arial"/>
-          <w:i w:val="0"/>
+          <w:iCs/>
+        </w:rPr>
+      </w:pPr>
+      <w:r>
+        <w:rPr>
+          <w:rFonts w:ascii="Arial" w:hAnsi="Arial" w:cs="Arial"/>
           <w:iCs/>
         </w:rPr>
         <w:t>Copy of unsigned consent will be provided</w:t>
@@ -7202,7 +6359,6 @@
       <w:r>
         <w:rPr>
           <w:rFonts w:ascii="Arial" w:hAnsi="Arial" w:cs="Arial"/>
-          <w:i w:val="0"/>
           <w:iCs/>
         </w:rPr>
         <w:t>/offered</w:t>
@@ -7210,7 +6366,6 @@
       <w:r>
         <w:rPr>
           <w:rFonts w:ascii="Arial" w:hAnsi="Arial" w:cs="Arial"/>
-          <w:i w:val="0"/>
           <w:iCs/>
         </w:rPr>
         <w:t xml:space="preserve"> to subjects</w:t>
@@ -7223,7 +6378,6 @@
         <w:ind w:left="1800"/>
         <w:rPr>
           <w:rFonts w:ascii="Arial" w:hAnsi="Arial" w:cs="Arial"/>
-          <w:i w:val="0"/>
           <w:iCs/>
         </w:rPr>
       </w:pPr>
@@ -7231,7 +6385,6 @@
         <w:sdtPr>
           <w:rPr>
             <w:rFonts w:ascii="Arial" w:hAnsi="Arial" w:cs="Arial"/>
-            <w:i w:val="0"/>
             <w:iCs/>
           </w:rPr>
           <w:id w:val="-349189335"/>
@@ -7241,12 +6394,10 @@
             <w14:uncheckedState w14:val="2610" w14:font="MS Gothic"/>
           </w14:checkbox>
         </w:sdtPr>
-        <w:sdtEndPr/>
         <w:sdtContent>
           <w:r>
             <w:rPr>
               <w:rFonts w:ascii="Segoe UI Symbol" w:hAnsi="Segoe UI Symbol" w:cs="Segoe UI Symbol"/>
-              <w:i w:val="0"/>
               <w:iCs/>
             </w:rPr>
             <w:t>☐</w:t>
@@ -7256,7 +6407,6 @@
       <w:r>
         <w:rPr>
           <w:rFonts w:ascii="Arial" w:hAnsi="Arial" w:cs="Arial"/>
-          <w:i w:val="0"/>
           <w:iCs/>
         </w:rPr>
         <w:t>Y</w:t>
@@ -7264,7 +6414,6 @@
       <w:r>
         <w:rPr>
           <w:rFonts w:ascii="Arial" w:hAnsi="Arial" w:cs="Arial"/>
-          <w:i w:val="0"/>
           <w:iCs/>
         </w:rPr>
         <w:t xml:space="preserve">es  </w:t>
@@ -7277,7 +6426,6 @@
         <w:ind w:left="1800"/>
         <w:rPr>
           <w:rFonts w:ascii="Arial" w:hAnsi="Arial" w:cs="Arial"/>
-          <w:i w:val="0"/>
           <w:iCs/>
         </w:rPr>
       </w:pPr>
@@ -7308,7 +6456,6 @@
             <w14:uncheckedState w14:val="2610" w14:font="MS Gothic"/>
           </w14:checkbox>
         </w:sdtPr>
-        <w:sdtEndPr/>
         <w:sdtContent>
           <w:r>
             <w:rPr>
@@ -7366,7 +6513,6 @@
             <w14:uncheckedState w14:val="2610" w14:font="MS Gothic"/>
           </w14:checkbox>
         </w:sdtPr>
-        <w:sdtEndPr/>
         <w:sdtContent>
           <w:r>
             <w:rPr>
@@ -7434,7 +6580,6 @@
             <w14:uncheckedState w14:val="2610" w14:font="MS Gothic"/>
           </w14:checkbox>
         </w:sdtPr>
-        <w:sdtEndPr/>
         <w:sdtContent>
           <w:r>
             <w:rPr>
@@ -7488,7 +6633,6 @@
             <w14:uncheckedState w14:val="2610" w14:font="MS Gothic"/>
           </w14:checkbox>
         </w:sdtPr>
-        <w:sdtEndPr/>
         <w:sdtContent>
           <w:r>
             <w:rPr>
@@ -7518,14 +6662,12 @@
         <w:ind w:left="1800"/>
         <w:rPr>
           <w:rFonts w:ascii="Arial" w:hAnsi="Arial" w:cs="Arial"/>
-          <w:i w:val="0"/>
-          <w:iCs/>
-        </w:rPr>
-      </w:pPr>
-      <w:r>
-        <w:rPr>
-          <w:rFonts w:ascii="Arial" w:hAnsi="Arial" w:cs="Arial"/>
-          <w:i w:val="0"/>
+          <w:iCs/>
+        </w:rPr>
+      </w:pPr>
+      <w:r>
+        <w:rPr>
+          <w:rFonts w:ascii="Arial" w:hAnsi="Arial" w:cs="Arial"/>
           <w:iCs/>
         </w:rPr>
         <w:t xml:space="preserve">If No was selected above, select all that apply below and </w:t>
@@ -7533,14 +6675,12 @@
       <w:r>
         <w:rPr>
           <w:rFonts w:ascii="Arial" w:hAnsi="Arial" w:cs="Arial"/>
-          <w:i w:val="0"/>
         </w:rPr>
         <w:t>provide justification</w:t>
       </w:r>
       <w:r>
         <w:rPr>
           <w:rFonts w:ascii="Arial" w:hAnsi="Arial" w:cs="Arial"/>
-          <w:i w:val="0"/>
         </w:rPr>
         <w:t>:</w:t>
       </w:r>
@@ -7552,7 +6692,6 @@
         <w:ind w:left="2160"/>
         <w:rPr>
           <w:rFonts w:ascii="Arial" w:hAnsi="Arial" w:cs="Arial"/>
-          <w:i w:val="0"/>
           <w:iCs/>
         </w:rPr>
       </w:pPr>
@@ -7560,7 +6699,6 @@
         <w:sdtPr>
           <w:rPr>
             <w:rFonts w:ascii="Arial" w:hAnsi="Arial" w:cs="Arial"/>
-            <w:i w:val="0"/>
             <w:iCs/>
           </w:rPr>
           <w:id w:val="-202559600"/>
@@ -7570,12 +6708,10 @@
             <w14:uncheckedState w14:val="2610" w14:font="MS Gothic"/>
           </w14:checkbox>
         </w:sdtPr>
-        <w:sdtEndPr/>
         <w:sdtContent>
           <w:r>
             <w:rPr>
               <w:rFonts w:ascii="Segoe UI Symbol" w:hAnsi="Segoe UI Symbol" w:cs="Segoe UI Symbol"/>
-              <w:i w:val="0"/>
               <w:iCs/>
             </w:rPr>
             <w:t>☐</w:t>
@@ -7585,33 +6721,20 @@
       <w:r>
         <w:rPr>
           <w:rFonts w:ascii="Arial" w:hAnsi="Arial" w:cs="Arial"/>
-          <w:i w:val="0"/>
           <w:iCs/>
         </w:rPr>
         <w:t xml:space="preserve"> </w:t>
       </w:r>
-      <w:proofErr w:type="gramStart"/>
-      <w:r>
-        <w:rPr>
-          <w:rFonts w:ascii="Arial" w:hAnsi="Arial" w:cs="Arial"/>
-          <w:i w:val="0"/>
-          <w:iCs/>
-        </w:rPr>
-        <w:t>Copy</w:t>
-      </w:r>
-      <w:proofErr w:type="gramEnd"/>
-      <w:r>
-        <w:rPr>
-          <w:rFonts w:ascii="Arial" w:hAnsi="Arial" w:cs="Arial"/>
-          <w:i w:val="0"/>
-          <w:iCs/>
-        </w:rPr>
-        <w:t xml:space="preserve"> of consent will </w:t>
-      </w:r>
-      <w:r>
-        <w:rPr>
-          <w:rFonts w:ascii="Arial" w:hAnsi="Arial" w:cs="Arial"/>
-          <w:i w:val="0"/>
+      <w:r>
+        <w:rPr>
+          <w:rFonts w:ascii="Arial" w:hAnsi="Arial" w:cs="Arial"/>
+          <w:iCs/>
+        </w:rPr>
+        <w:t xml:space="preserve">Copy of consent will </w:t>
+      </w:r>
+      <w:r>
+        <w:rPr>
+          <w:rFonts w:ascii="Arial" w:hAnsi="Arial" w:cs="Arial"/>
           <w:iCs/>
         </w:rPr>
         <w:t>ONLY</w:t>
@@ -7619,7 +6742,6 @@
       <w:r>
         <w:rPr>
           <w:rFonts w:ascii="Arial" w:hAnsi="Arial" w:cs="Arial"/>
-          <w:i w:val="0"/>
           <w:iCs/>
         </w:rPr>
         <w:t xml:space="preserve"> be provided on request</w:t>
@@ -7632,7 +6754,6 @@
         <w:ind w:left="2160"/>
         <w:rPr>
           <w:rFonts w:ascii="Arial" w:hAnsi="Arial" w:cs="Arial"/>
-          <w:i w:val="0"/>
           <w:iCs/>
         </w:rPr>
       </w:pPr>
@@ -7640,7 +6761,6 @@
         <w:sdtPr>
           <w:rPr>
             <w:rFonts w:ascii="Arial" w:hAnsi="Arial" w:cs="Arial"/>
-            <w:i w:val="0"/>
             <w:iCs/>
           </w:rPr>
           <w:id w:val="1872726465"/>
@@ -7650,12 +6770,10 @@
             <w14:uncheckedState w14:val="2610" w14:font="MS Gothic"/>
           </w14:checkbox>
         </w:sdtPr>
-        <w:sdtEndPr/>
         <w:sdtContent>
           <w:r>
             <w:rPr>
               <w:rFonts w:ascii="Segoe UI Symbol" w:hAnsi="Segoe UI Symbol" w:cs="Segoe UI Symbol"/>
-              <w:i w:val="0"/>
               <w:iCs/>
             </w:rPr>
             <w:t>☐</w:t>
@@ -7665,7 +6783,6 @@
       <w:r>
         <w:rPr>
           <w:rFonts w:ascii="Arial" w:hAnsi="Arial" w:cs="Arial"/>
-          <w:i w:val="0"/>
           <w:iCs/>
         </w:rPr>
         <w:t xml:space="preserve"> </w:t>
@@ -7673,7 +6790,6 @@
       <w:r>
         <w:rPr>
           <w:rFonts w:ascii="Arial" w:hAnsi="Arial" w:cs="Arial"/>
-          <w:i w:val="0"/>
           <w:iCs/>
         </w:rPr>
         <w:t xml:space="preserve">Copy of the consent form is </w:t>
@@ -7681,7 +6797,6 @@
       <w:r>
         <w:rPr>
           <w:rFonts w:ascii="Arial" w:hAnsi="Arial" w:cs="Arial"/>
-          <w:i w:val="0"/>
           <w:iCs/>
         </w:rPr>
         <w:t xml:space="preserve">NOT </w:t>
@@ -7689,7 +6804,6 @@
       <w:r>
         <w:rPr>
           <w:rFonts w:ascii="Arial" w:hAnsi="Arial" w:cs="Arial"/>
-          <w:i w:val="0"/>
           <w:iCs/>
         </w:rPr>
         <w:t>necessary for subjects</w:t>
@@ -7820,7 +6934,6 @@
             <w14:uncheckedState w14:val="2610" w14:font="MS Gothic"/>
           </w14:checkbox>
         </w:sdtPr>
-        <w:sdtEndPr/>
         <w:sdtContent>
           <w:r>
             <w:rPr>
@@ -7857,7 +6970,6 @@
             <w14:uncheckedState w14:val="2610" w14:font="MS Gothic"/>
           </w14:checkbox>
         </w:sdtPr>
-        <w:sdtEndPr/>
         <w:sdtContent>
           <w:r>
             <w:rPr>
@@ -7900,7 +7012,6 @@
             <w14:uncheckedState w14:val="2610" w14:font="MS Gothic"/>
           </w14:checkbox>
         </w:sdtPr>
-        <w:sdtEndPr/>
         <w:sdtContent>
           <w:r>
             <w:rPr>
@@ -7952,7 +7063,6 @@
             <w14:uncheckedState w14:val="2610" w14:font="MS Gothic"/>
           </w14:checkbox>
         </w:sdtPr>
-        <w:sdtEndPr/>
         <w:sdtContent>
           <w:r>
             <w:rPr>
@@ -7995,7 +7105,6 @@
             <w14:uncheckedState w14:val="2610" w14:font="MS Gothic"/>
           </w14:checkbox>
         </w:sdtPr>
-        <w:sdtEndPr/>
         <w:sdtContent>
           <w:r>
             <w:rPr>
@@ -8121,7 +7230,6 @@
             <w14:uncheckedState w14:val="2610" w14:font="MS Gothic"/>
           </w14:checkbox>
         </w:sdtPr>
-        <w:sdtEndPr/>
         <w:sdtContent>
           <w:r>
             <w:rPr>
@@ -8163,7 +7271,6 @@
             <w14:uncheckedState w14:val="2610" w14:font="MS Gothic"/>
           </w14:checkbox>
         </w:sdtPr>
-        <w:sdtEndPr/>
         <w:sdtContent>
           <w:r>
             <w:rPr>
@@ -8216,6 +7323,7 @@
         <w:rPr>
           <w:rFonts w:ascii="Arial" w:hAnsi="Arial" w:cs="Arial"/>
         </w:rPr>
+        <w:lastRenderedPageBreak/>
         <w:t>If non-English speaking participants are excluded, what is the justification</w:t>
       </w:r>
       <w:r>
@@ -8245,7 +7353,6 @@
             <w14:uncheckedState w14:val="2610" w14:font="MS Gothic"/>
           </w14:checkbox>
         </w:sdtPr>
-        <w:sdtEndPr/>
         <w:sdtContent>
           <w:r>
             <w:rPr>
@@ -8281,7 +7388,6 @@
             <w14:uncheckedState w14:val="2610" w14:font="MS Gothic"/>
           </w14:checkbox>
         </w:sdtPr>
-        <w:sdtEndPr/>
         <w:sdtContent>
           <w:r>
             <w:rPr>
@@ -8317,7 +7423,6 @@
             <w14:uncheckedState w14:val="2610" w14:font="MS Gothic"/>
           </w14:checkbox>
         </w:sdtPr>
-        <w:sdtEndPr/>
         <w:sdtContent>
           <w:r>
             <w:rPr>
@@ -8353,7 +7458,6 @@
             <w14:uncheckedState w14:val="2610" w14:font="MS Gothic"/>
           </w14:checkbox>
         </w:sdtPr>
-        <w:sdtEndPr/>
         <w:sdtContent>
           <w:r>
             <w:rPr>
@@ -8389,7 +7493,6 @@
             <w14:uncheckedState w14:val="2610" w14:font="MS Gothic"/>
           </w14:checkbox>
         </w:sdtPr>
-        <w:sdtEndPr/>
         <w:sdtContent>
           <w:r>
             <w:rPr>
@@ -8425,7 +7528,6 @@
             <w14:uncheckedState w14:val="2610" w14:font="MS Gothic"/>
           </w14:checkbox>
         </w:sdtPr>
-        <w:sdtEndPr/>
         <w:sdtContent>
           <w:r>
             <w:rPr>
@@ -8544,8 +7646,8 @@
           <w:szCs w:val="24"/>
         </w:rPr>
       </w:pPr>
-      <w:bookmarkStart w:id="39" w:name="_Toc214963919"/>
-      <w:bookmarkStart w:id="40" w:name="_Toc214964801"/>
+      <w:bookmarkStart w:id="38" w:name="_Toc214963919"/>
+      <w:bookmarkStart w:id="39" w:name="_Toc214964801"/>
       <w:r>
         <w:rPr>
           <w:rFonts w:ascii="Arial" w:hAnsi="Arial" w:cs="Arial"/>
@@ -8604,7 +7706,6 @@
             <w14:uncheckedState w14:val="2610" w14:font="MS Gothic"/>
           </w14:checkbox>
         </w:sdtPr>
-        <w:sdtEndPr/>
         <w:sdtContent>
           <w:r>
             <w:rPr>
@@ -8662,17 +7763,14 @@
         </w:rPr>
         <w:t>A section)</w:t>
       </w:r>
+      <w:bookmarkEnd w:id="38"/>
       <w:bookmarkEnd w:id="39"/>
-      <w:bookmarkEnd w:id="40"/>
     </w:p>
     <w:p>
       <w:pPr>
         <w:pStyle w:val="BlockText"/>
       </w:pPr>
       <w:r>
-        <w:rPr>
-          <w:i w:val="0"/>
-        </w:rPr>
         <w:t>N/A</w:t>
       </w:r>
     </w:p>
@@ -8685,8 +7783,8 @@
           <w:szCs w:val="24"/>
         </w:rPr>
       </w:pPr>
-      <w:bookmarkStart w:id="42" w:name="_Toc214963920"/>
-      <w:bookmarkStart w:id="43" w:name="_Toc214964802"/>
+      <w:bookmarkStart w:id="40" w:name="_Toc214963920"/>
+      <w:bookmarkStart w:id="41" w:name="_Toc214964802"/>
       <w:r>
         <w:rPr>
           <w:rFonts w:ascii="Arial" w:hAnsi="Arial" w:cs="Arial"/>
@@ -8745,7 +7843,6 @@
             <w14:uncheckedState w14:val="2610" w14:font="MS Gothic"/>
           </w14:checkbox>
         </w:sdtPr>
-        <w:sdtEndPr/>
         <w:sdtContent>
           <w:r>
             <w:rPr>
@@ -8803,17 +7900,14 @@
         </w:rPr>
         <w:t xml:space="preserve"> section)</w:t>
       </w:r>
-      <w:bookmarkEnd w:id="42"/>
-      <w:bookmarkEnd w:id="43"/>
+      <w:bookmarkEnd w:id="40"/>
+      <w:bookmarkEnd w:id="41"/>
     </w:p>
     <w:p>
       <w:pPr>
         <w:pStyle w:val="BlockText"/>
       </w:pPr>
       <w:r>
-        <w:rPr>
-          <w:i w:val="0"/>
-        </w:rPr>
         <w:t>N/A</w:t>
       </w:r>
     </w:p>
@@ -8842,10 +7936,10 @@
           <w:szCs w:val="24"/>
         </w:rPr>
       </w:pPr>
-      <w:bookmarkStart w:id="44" w:name="_Toc214963921"/>
-      <w:bookmarkStart w:id="45" w:name="_Toc214964803"/>
-      <w:bookmarkStart w:id="46" w:name="_Toc494705010"/>
-      <w:bookmarkStart w:id="47" w:name="_Toc525909609"/>
+      <w:bookmarkStart w:id="42" w:name="_Toc214963921"/>
+      <w:bookmarkStart w:id="43" w:name="_Toc214964803"/>
+      <w:bookmarkStart w:id="44" w:name="_Toc494705010"/>
+      <w:bookmarkStart w:id="45" w:name="_Toc525909609"/>
       <w:r>
         <w:rPr>
           <w:rFonts w:ascii="Arial" w:hAnsi="Arial" w:cs="Arial"/>
@@ -8886,18 +7980,18 @@
         </w:rPr>
         <w:t>consent process)</w:t>
       </w:r>
+      <w:bookmarkEnd w:id="42"/>
+      <w:bookmarkEnd w:id="43"/>
+      <w:r>
+        <w:rPr>
+          <w:rFonts w:ascii="Arial" w:hAnsi="Arial" w:cs="Arial"/>
+          <w:sz w:val="24"/>
+          <w:szCs w:val="24"/>
+        </w:rPr>
+        <w:t xml:space="preserve"> </w:t>
+      </w:r>
       <w:bookmarkEnd w:id="44"/>
       <w:bookmarkEnd w:id="45"/>
-      <w:r>
-        <w:rPr>
-          <w:rFonts w:ascii="Arial" w:hAnsi="Arial" w:cs="Arial"/>
-          <w:sz w:val="24"/>
-          <w:szCs w:val="24"/>
-        </w:rPr>
-        <w:t xml:space="preserve"> </w:t>
-      </w:r>
-      <w:bookmarkEnd w:id="46"/>
-      <w:bookmarkEnd w:id="47"/>
     </w:p>
     <w:p>
       <w:pPr>
@@ -8910,104 +8004,37 @@
         <w:ind w:left="1260" w:hanging="540"/>
         <w:rPr>
           <w:rFonts w:ascii="Arial" w:hAnsi="Arial" w:cs="Arial"/>
-          <w:i w:val="0"/>
-          <w:iCs/>
-        </w:rPr>
-      </w:pPr>
-      <w:r>
-        <w:rPr>
-          <w:rFonts w:ascii="Arial" w:hAnsi="Arial" w:cs="Arial"/>
-          <w:b w:val="0"/>
-          <w:i w:val="0"/>
+          <w:iCs/>
+        </w:rPr>
+      </w:pPr>
+      <w:r>
+        <w:rPr>
+          <w:rFonts w:ascii="Arial" w:hAnsi="Arial" w:cs="Arial"/>
           <w:color w:val="000000"/>
         </w:rPr>
-        <w:t>Each participant completes one in-person session of about 75 minutes: assign a coded ID; complete a demographics/experience questionnaire and a baseline Simulator Sickness Questionnaire (SSQ); record a standardized 1-2 minute voice sample; on a UCF-managed offline encrypted workstation, staff use OpenVoice V2 to generate the fixed generic and self-similar prompt libraries and copy only prepared clips to the headset; fit the headset and complete eye-tracking calibration and a nine-direction validation across the eight planes; complete up to eight practice trials (criterion three consecutive correct); complete four 16-trial blocks (up to 64 analyzed trials) crossing guidance (gaze-contingent vs. noncontingent) and voice (generic vs. self-similar) under a four-sequence Williams design, with short seated breaks; complete raw NASA-TLX and study-specific ratings after each block and the SSQ again after headset removal; debrief and receive the $15 gift card. The headset and eye tracker record gaze, hover/dwell, target status, timestamps, and trial events; derived measures include search time, wrong captures, head-yaw travel, plane latency/revisits, and hint-response latency. Coded data are transferred to UCF-approved storage and the voice recording and generated clips are deleted within 24 hours.</w:t>
-      </w:r>
-      <w:r>
-        <w:rPr>
-          <w:rFonts w:ascii="Arial" w:hAnsi="Arial" w:cs="Arial"/>
-          <w:color w:val="C00000"/>
-        </w:rPr>
-      </w:r>
-      <w:r>
-        <w:rPr>
-          <w:rFonts w:ascii="Arial" w:hAnsi="Arial" w:cs="Arial"/>
-          <w:color w:val="C00000"/>
-          <w:u w:val="single"/>
-        </w:rPr>
-      </w:r>
-      <w:r>
-        <w:rPr>
-          <w:rFonts w:ascii="Arial" w:hAnsi="Arial" w:cs="Arial"/>
-          <w:color w:val="C00000"/>
-          <w:u w:val="single"/>
-        </w:rPr>
-      </w:r>
-      <w:r>
-        <w:rPr>
-          <w:rFonts w:ascii="Arial" w:hAnsi="Arial" w:cs="Arial"/>
-          <w:color w:val="C00000"/>
-        </w:rPr>
-      </w:r>
-      <w:r>
-        <w:rPr>
-          <w:rFonts w:ascii="Arial" w:hAnsi="Arial" w:cs="Arial"/>
-          <w:color w:val="C00000"/>
-        </w:rPr>
-      </w:r>
-      <w:r>
-        <w:rPr>
-          <w:rFonts w:ascii="Arial" w:hAnsi="Arial" w:cs="Arial"/>
-          <w:color w:val="C00000"/>
-        </w:rPr>
-      </w:r>
-      <w:r>
-        <w:rPr>
-          <w:rFonts w:ascii="Arial" w:hAnsi="Arial" w:cs="Arial"/>
-          <w:color w:val="C00000"/>
-        </w:rPr>
-      </w:r>
-      <w:r>
-        <w:rPr>
-          <w:rFonts w:ascii="Arial" w:hAnsi="Arial" w:cs="Arial"/>
-          <w:i w:val="0"/>
-          <w:iCs/>
-          <w:color w:val="C00000"/>
-        </w:rPr>
-      </w:r>
-      <w:r>
-        <w:rPr>
-          <w:rFonts w:ascii="Arial" w:hAnsi="Arial" w:cs="Arial"/>
-          <w:color w:val="C00000"/>
-        </w:rPr>
-      </w:r>
-      <w:r>
-        <w:rPr>
-          <w:rFonts w:ascii="Arial" w:hAnsi="Arial" w:cs="Arial"/>
-          <w:color w:val="C00000"/>
-        </w:rPr>
-      </w:r>
-      <w:proofErr w:type="gramStart"/>
-      <w:r>
-        <w:rPr>
-          <w:rFonts w:ascii="Arial" w:hAnsi="Arial" w:cs="Arial"/>
-          <w:color w:val="C00000"/>
-        </w:rPr>
-      </w:r>
-      <w:proofErr w:type="gramEnd"/>
-      <w:r>
-        <w:rPr>
-          <w:rFonts w:ascii="Arial" w:hAnsi="Arial" w:cs="Arial"/>
-          <w:color w:val="C00000"/>
-        </w:rPr>
-      </w:r>
-      <w:r>
-        <w:rPr>
-          <w:rFonts w:ascii="Arial" w:hAnsi="Arial" w:cs="Arial"/>
-          <w:b/>
-          <w:bCs/>
-          <w:color w:val="C00000"/>
-        </w:rPr>
+        <w:t xml:space="preserve">Each participant completes one in-person session of about 75 minutes: assign a coded ID; complete a demographics/experience questionnaire and a baseline Simulator Sickness Questionnaire (SSQ); record a standardized 1-2 minute voice sample; </w:t>
+      </w:r>
+      <w:r>
+        <w:rPr>
+          <w:rFonts w:ascii="Arial" w:hAnsi="Arial" w:cs="Arial"/>
+          <w:color w:val="000000"/>
+        </w:rPr>
+        <w:t>staff generate self-similar voice instruction</w:t>
+      </w:r>
+      <w:r>
+        <w:rPr>
+          <w:rFonts w:ascii="Arial" w:hAnsi="Arial" w:cs="Arial"/>
+          <w:color w:val="000000"/>
+        </w:rPr>
+        <w:t xml:space="preserve">; fit the headset and complete eye-tracking calibration and a nine-direction validation across the eight planes; complete up to eight practice trials (criterion three consecutive correct); complete four 16-trial blocks (up to 64 analyzed trials) crossing guidance (gaze-contingent vs. noncontingent) and voice (generic vs. self-similar) under a four-sequence Williams design, with short seated breaks; complete raw NASA-TLX and study-specific ratings after each block and the SSQ again after headset removal; debrief and receive the $15 gift card. The headset and eye tracker record gaze, hover/dwell, target status, timestamps, and trial events; </w:t>
+      </w:r>
+      <w:r>
+        <w:rPr>
+          <w:rFonts w:ascii="Arial" w:hAnsi="Arial" w:cs="Arial"/>
+          <w:color w:val="000000"/>
+        </w:rPr>
+        <w:lastRenderedPageBreak/>
+        <w:t>derived measures include search time, wrong captures, head-yaw travel, plane latency/revisits, and hint-response latency. Coded data are transferred to UCF-approved storage and the voice recording and generated clips are deleted within 24 hours.</w:t>
       </w:r>
     </w:p>
     <w:p>
@@ -9021,7 +8048,6 @@
         <w:ind w:left="1267" w:hanging="547"/>
         <w:rPr>
           <w:rFonts w:ascii="Arial" w:hAnsi="Arial" w:cs="Arial"/>
-          <w:i w:val="0"/>
           <w:iCs/>
         </w:rPr>
       </w:pPr>
@@ -9030,7 +8056,6 @@
           <w:rFonts w:ascii="Arial" w:hAnsi="Arial" w:cs="Arial"/>
           <w:b/>
           <w:bCs/>
-          <w:i w:val="0"/>
           <w:iCs/>
         </w:rPr>
         <w:t xml:space="preserve">Long term </w:t>
@@ -9041,7 +8066,6 @@
           <w:rFonts w:ascii="Arial" w:hAnsi="Arial" w:cs="Arial"/>
           <w:b/>
           <w:bCs/>
-          <w:i w:val="0"/>
           <w:iCs/>
         </w:rPr>
         <w:t>follow</w:t>
@@ -9052,7 +8076,6 @@
           <w:rFonts w:ascii="Arial" w:hAnsi="Arial" w:cs="Arial"/>
           <w:b/>
           <w:bCs/>
-          <w:i w:val="0"/>
           <w:iCs/>
         </w:rPr>
         <w:t xml:space="preserve"> up:</w:t>
@@ -9060,7 +8083,6 @@
       <w:r>
         <w:rPr>
           <w:rFonts w:ascii="Arial" w:hAnsi="Arial" w:cs="Arial"/>
-          <w:i w:val="0"/>
           <w:iCs/>
         </w:rPr>
         <w:t xml:space="preserve"> </w:t>
@@ -9068,37 +8090,9 @@
       <w:r>
         <w:rPr>
           <w:rFonts w:ascii="Arial" w:hAnsi="Arial" w:cs="Arial"/>
-          <w:b w:val="0"/>
-          <w:i w:val="0"/>
           <w:color w:val="000000"/>
         </w:rPr>
         <w:t xml:space="preserve"> N/A</w:t>
-      </w:r>
-      <w:r>
-        <w:rPr>
-          <w:rFonts w:ascii="Arial" w:hAnsi="Arial" w:cs="Arial"/>
-          <w:color w:val="C00000"/>
-        </w:rPr>
-      </w:r>
-      <w:r>
-        <w:rPr>
-          <w:rFonts w:ascii="Arial" w:hAnsi="Arial" w:cs="Arial"/>
-          <w:color w:val="C00000"/>
-        </w:rPr>
-      </w:r>
-      <w:r>
-        <w:rPr>
-          <w:rFonts w:ascii="Arial" w:hAnsi="Arial" w:cs="Arial"/>
-          <w:i w:val="0"/>
-          <w:iCs/>
-          <w:color w:val="C00000"/>
-        </w:rPr>
-      </w:r>
-      <w:r>
-        <w:rPr>
-          <w:rFonts w:ascii="Arial" w:hAnsi="Arial" w:cs="Arial"/>
-          <w:color w:val="C00000"/>
-        </w:rPr>
       </w:r>
     </w:p>
     <w:p>
@@ -9119,7 +8113,6 @@
           <w:rFonts w:ascii="Arial" w:hAnsi="Arial" w:cs="Arial"/>
           <w:b/>
           <w:bCs/>
-          <w:i w:val="0"/>
           <w:iCs/>
         </w:rPr>
         <w:t>Recontacting participants</w:t>
@@ -9129,7 +8122,6 @@
           <w:rFonts w:ascii="Arial" w:hAnsi="Arial" w:cs="Arial"/>
           <w:b/>
           <w:bCs/>
-          <w:i w:val="0"/>
           <w:iCs/>
         </w:rPr>
         <w:t>:</w:t>
@@ -9137,7 +8129,6 @@
       <w:r>
         <w:rPr>
           <w:rFonts w:ascii="Arial" w:hAnsi="Arial" w:cs="Arial"/>
-          <w:i w:val="0"/>
           <w:iCs/>
         </w:rPr>
         <w:t xml:space="preserve"> </w:t>
@@ -9145,55 +8136,9 @@
       <w:r>
         <w:rPr>
           <w:rFonts w:ascii="Arial" w:hAnsi="Arial" w:cs="Arial"/>
-          <w:b w:val="0"/>
-          <w:i w:val="0"/>
           <w:color w:val="000000"/>
         </w:rPr>
         <w:t xml:space="preserve"> Only to provide compensation, respond to a participant request, or send an aggregate summary to an email-only opt-in list.</w:t>
-      </w:r>
-      <w:r>
-        <w:rPr>
-          <w:rFonts w:ascii="Arial" w:hAnsi="Arial" w:cs="Arial"/>
-          <w:color w:val="C00000"/>
-        </w:rPr>
-      </w:r>
-      <w:r>
-        <w:rPr>
-          <w:rFonts w:ascii="Arial" w:hAnsi="Arial" w:cs="Arial"/>
-          <w:color w:val="C00000"/>
-        </w:rPr>
-      </w:r>
-      <w:r>
-        <w:rPr>
-          <w:rFonts w:ascii="Arial" w:hAnsi="Arial" w:cs="Arial"/>
-          <w:color w:val="C00000"/>
-        </w:rPr>
-      </w:r>
-      <w:r>
-        <w:rPr>
-          <w:rFonts w:ascii="Arial" w:hAnsi="Arial" w:cs="Arial"/>
-          <w:color w:val="C00000"/>
-        </w:rPr>
-      </w:r>
-      <w:r>
-        <w:rPr>
-          <w:rFonts w:ascii="Arial" w:hAnsi="Arial" w:cs="Arial"/>
-          <w:i w:val="0"/>
-          <w:iCs/>
-          <w:color w:val="C00000"/>
-        </w:rPr>
-      </w:r>
-      <w:r>
-        <w:rPr>
-          <w:rFonts w:ascii="Arial" w:hAnsi="Arial" w:cs="Arial"/>
-          <w:color w:val="C00000"/>
-        </w:rPr>
-      </w:r>
-      <w:r>
-        <w:rPr>
-          <w:rFonts w:ascii="Arial" w:hAnsi="Arial" w:cs="Arial"/>
-          <w:color w:val="C00000"/>
-        </w:rPr>
       </w:r>
     </w:p>
     <w:p>
@@ -9212,10 +8157,10 @@
           <w:szCs w:val="24"/>
         </w:rPr>
       </w:pPr>
-      <w:bookmarkStart w:id="48" w:name="_Toc494705031"/>
-      <w:bookmarkStart w:id="49" w:name="_Toc525909637"/>
-      <w:bookmarkStart w:id="50" w:name="_Toc214963922"/>
-      <w:bookmarkStart w:id="51" w:name="_Toc214964804"/>
+      <w:bookmarkStart w:id="46" w:name="_Toc494705031"/>
+      <w:bookmarkStart w:id="47" w:name="_Toc525909637"/>
+      <w:bookmarkStart w:id="48" w:name="_Toc214963922"/>
+      <w:bookmarkStart w:id="49" w:name="_Toc214964804"/>
       <w:r>
         <w:rPr>
           <w:rFonts w:ascii="Arial" w:hAnsi="Arial" w:cs="Arial"/>
@@ -9224,10 +8169,10 @@
         </w:rPr>
         <w:t>Setting</w:t>
       </w:r>
+      <w:bookmarkEnd w:id="46"/>
+      <w:bookmarkEnd w:id="47"/>
       <w:bookmarkEnd w:id="48"/>
       <w:bookmarkEnd w:id="49"/>
-      <w:bookmarkEnd w:id="50"/>
-      <w:bookmarkEnd w:id="51"/>
     </w:p>
     <w:p>
       <w:pPr>
@@ -9247,7 +8192,6 @@
           <w:rFonts w:ascii="Arial" w:hAnsi="Arial" w:cs="Arial"/>
           <w:b/>
           <w:bCs/>
-          <w:i w:val="0"/>
           <w:iCs/>
         </w:rPr>
         <w:t>Sites or locations</w:t>
@@ -9257,7 +8201,6 @@
           <w:rFonts w:ascii="Arial" w:hAnsi="Arial" w:cs="Arial"/>
           <w:b/>
           <w:bCs/>
-          <w:i w:val="0"/>
           <w:iCs/>
         </w:rPr>
         <w:t>:</w:t>
@@ -9265,7 +8208,6 @@
       <w:r>
         <w:rPr>
           <w:rFonts w:ascii="Arial" w:hAnsi="Arial" w:cs="Arial"/>
-          <w:i w:val="0"/>
           <w:iCs/>
         </w:rPr>
         <w:t xml:space="preserve"> Describe</w:t>
@@ -9273,7 +8215,6 @@
       <w:r>
         <w:rPr>
           <w:rFonts w:ascii="Arial" w:hAnsi="Arial" w:cs="Arial"/>
-          <w:i w:val="0"/>
           <w:iCs/>
         </w:rPr>
         <w:t xml:space="preserve"> the sites or locations where </w:t>
@@ -9281,7 +8222,6 @@
       <w:r>
         <w:rPr>
           <w:rFonts w:ascii="Arial" w:hAnsi="Arial" w:cs="Arial"/>
-          <w:i w:val="0"/>
           <w:iCs/>
         </w:rPr>
         <w:t xml:space="preserve">the UCF </w:t>
@@ -9289,7 +8229,6 @@
       <w:r>
         <w:rPr>
           <w:rFonts w:ascii="Arial" w:hAnsi="Arial" w:cs="Arial"/>
-          <w:i w:val="0"/>
           <w:iCs/>
         </w:rPr>
         <w:t>research team will conduct the research.</w:t>
@@ -9309,7 +8248,6 @@
         <w:ind w:left="1440"/>
         <w:rPr>
           <w:rFonts w:ascii="Arial" w:hAnsi="Arial" w:cs="Arial"/>
-          <w:i w:val="0"/>
           <w:iCs/>
         </w:rPr>
       </w:pPr>
@@ -9317,7 +8255,6 @@
         <w:sdtPr>
           <w:rPr>
             <w:rFonts w:ascii="Arial" w:hAnsi="Arial" w:cs="Arial"/>
-            <w:i w:val="0"/>
             <w:iCs/>
           </w:rPr>
           <w:id w:val="-1676253205"/>
@@ -9327,12 +8264,10 @@
             <w14:uncheckedState w14:val="2610" w14:font="MS Gothic"/>
           </w14:checkbox>
         </w:sdtPr>
-        <w:sdtEndPr/>
         <w:sdtContent>
           <w:r>
             <w:rPr>
               <w:rFonts w:ascii="Segoe UI Symbol" w:eastAsia="MS Gothic" w:hAnsi="Segoe UI Symbol" w:cs="Segoe UI Symbol"/>
-              <w:i w:val="0"/>
               <w:iCs/>
             </w:rPr>
             <w:t>☐</w:t>
@@ -9348,15 +8283,11 @@
       <w:r>
         <w:rPr>
           <w:rFonts w:ascii="Arial" w:hAnsi="Arial" w:cs="Arial"/>
-          <w:i w:val="0"/>
           <w:iCs/>
         </w:rPr>
         <w:t xml:space="preserve">UCF Owned or Operated Locations(s) (specify all applicable locations): </w:t>
       </w:r>
       <w:r>
-        <w:rPr>
-          <w:i w:val="0"/>
-        </w:rPr>
         <w:t xml:space="preserve"> UCF Owned or Operated Location(s): HEC 208, HEC 308, and Barbara Ying Center Room 119 (BYC 119), UCF Main Campus.</w:t>
       </w:r>
     </w:p>
@@ -9374,7 +8305,6 @@
         <w:ind w:left="1440"/>
         <w:rPr>
           <w:rFonts w:ascii="Arial" w:hAnsi="Arial" w:cs="Arial"/>
-          <w:i w:val="0"/>
           <w:iCs/>
         </w:rPr>
       </w:pPr>
@@ -9382,7 +8312,6 @@
         <w:sdtPr>
           <w:rPr>
             <w:rFonts w:ascii="Arial" w:hAnsi="Arial" w:cs="Arial"/>
-            <w:i w:val="0"/>
             <w:iCs/>
           </w:rPr>
           <w:id w:val="-1003345420"/>
@@ -9392,12 +8321,10 @@
             <w14:uncheckedState w14:val="2610" w14:font="MS Gothic"/>
           </w14:checkbox>
         </w:sdtPr>
-        <w:sdtEndPr/>
         <w:sdtContent>
           <w:r>
             <w:rPr>
               <w:rFonts w:ascii="Segoe UI Symbol" w:eastAsia="MS Gothic" w:hAnsi="Segoe UI Symbol" w:cs="Segoe UI Symbol"/>
-              <w:i w:val="0"/>
               <w:iCs/>
             </w:rPr>
             <w:t>☐</w:t>
@@ -9413,7 +8340,6 @@
       <w:r>
         <w:rPr>
           <w:rFonts w:ascii="Arial" w:hAnsi="Arial" w:cs="Arial"/>
-          <w:i w:val="0"/>
           <w:iCs/>
         </w:rPr>
         <w:t>Online:</w:t>
@@ -9433,14 +8359,12 @@
         <w:ind w:left="1800"/>
         <w:rPr>
           <w:rFonts w:ascii="Arial" w:hAnsi="Arial" w:cs="Arial"/>
-          <w:i w:val="0"/>
-          <w:iCs/>
-        </w:rPr>
-      </w:pPr>
-      <w:r>
-        <w:rPr>
-          <w:rFonts w:ascii="Arial" w:hAnsi="Arial" w:cs="Arial"/>
-          <w:i w:val="0"/>
+          <w:iCs/>
+        </w:rPr>
+      </w:pPr>
+      <w:r>
+        <w:rPr>
+          <w:rFonts w:ascii="Arial" w:hAnsi="Arial" w:cs="Arial"/>
           <w:iCs/>
         </w:rPr>
         <w:tab/>
@@ -9449,7 +8373,6 @@
         <w:sdtPr>
           <w:rPr>
             <w:rFonts w:ascii="Arial" w:hAnsi="Arial" w:cs="Arial"/>
-            <w:i w:val="0"/>
             <w:iCs/>
           </w:rPr>
           <w:id w:val="263504523"/>
@@ -9459,12 +8382,10 @@
             <w14:uncheckedState w14:val="2610" w14:font="MS Gothic"/>
           </w14:checkbox>
         </w:sdtPr>
-        <w:sdtEndPr/>
         <w:sdtContent>
           <w:r>
             <w:rPr>
               <w:rFonts w:ascii="Segoe UI Symbol" w:eastAsia="MS Gothic" w:hAnsi="Segoe UI Symbol" w:cs="Segoe UI Symbol"/>
-              <w:i w:val="0"/>
               <w:iCs/>
             </w:rPr>
             <w:t>☐</w:t>
@@ -9474,7 +8395,6 @@
       <w:r>
         <w:rPr>
           <w:rFonts w:ascii="Arial" w:hAnsi="Arial" w:cs="Arial"/>
-          <w:i w:val="0"/>
           <w:iCs/>
         </w:rPr>
         <w:t xml:space="preserve"> Amazon M-Turk</w:t>
@@ -9494,14 +8414,12 @@
         <w:ind w:left="1800"/>
         <w:rPr>
           <w:rFonts w:ascii="Arial" w:hAnsi="Arial" w:cs="Arial"/>
-          <w:i w:val="0"/>
-          <w:iCs/>
-        </w:rPr>
-      </w:pPr>
-      <w:r>
-        <w:rPr>
-          <w:rFonts w:ascii="Arial" w:hAnsi="Arial" w:cs="Arial"/>
-          <w:i w:val="0"/>
+          <w:iCs/>
+        </w:rPr>
+      </w:pPr>
+      <w:r>
+        <w:rPr>
+          <w:rFonts w:ascii="Arial" w:hAnsi="Arial" w:cs="Arial"/>
           <w:iCs/>
         </w:rPr>
         <w:tab/>
@@ -9510,7 +8428,6 @@
         <w:sdtPr>
           <w:rPr>
             <w:rFonts w:ascii="Arial" w:hAnsi="Arial" w:cs="Arial"/>
-            <w:i w:val="0"/>
             <w:iCs/>
           </w:rPr>
           <w:id w:val="-1416006801"/>
@@ -9520,12 +8437,10 @@
             <w14:uncheckedState w14:val="2610" w14:font="MS Gothic"/>
           </w14:checkbox>
         </w:sdtPr>
-        <w:sdtEndPr/>
         <w:sdtContent>
           <w:r>
             <w:rPr>
               <w:rFonts w:ascii="Segoe UI Symbol" w:eastAsia="MS Gothic" w:hAnsi="Segoe UI Symbol" w:cs="Segoe UI Symbol"/>
-              <w:i w:val="0"/>
               <w:iCs/>
             </w:rPr>
             <w:t>☐</w:t>
@@ -9535,7 +8450,6 @@
       <w:r>
         <w:rPr>
           <w:rFonts w:ascii="Arial" w:hAnsi="Arial" w:cs="Arial"/>
-          <w:i w:val="0"/>
           <w:iCs/>
         </w:rPr>
         <w:t xml:space="preserve"> Qualtrics</w:t>
@@ -9555,14 +8469,12 @@
         <w:ind w:left="1800"/>
         <w:rPr>
           <w:rFonts w:ascii="Arial" w:hAnsi="Arial" w:cs="Arial"/>
-          <w:i w:val="0"/>
-          <w:iCs/>
-        </w:rPr>
-      </w:pPr>
-      <w:r>
-        <w:rPr>
-          <w:rFonts w:ascii="Arial" w:hAnsi="Arial" w:cs="Arial"/>
-          <w:i w:val="0"/>
+          <w:iCs/>
+        </w:rPr>
+      </w:pPr>
+      <w:r>
+        <w:rPr>
+          <w:rFonts w:ascii="Arial" w:hAnsi="Arial" w:cs="Arial"/>
           <w:iCs/>
         </w:rPr>
         <w:tab/>
@@ -9571,7 +8483,6 @@
         <w:sdtPr>
           <w:rPr>
             <w:rFonts w:ascii="Arial" w:hAnsi="Arial" w:cs="Arial"/>
-            <w:i w:val="0"/>
             <w:iCs/>
           </w:rPr>
           <w:id w:val="-938062050"/>
@@ -9581,12 +8492,10 @@
             <w14:uncheckedState w14:val="2610" w14:font="MS Gothic"/>
           </w14:checkbox>
         </w:sdtPr>
-        <w:sdtEndPr/>
         <w:sdtContent>
           <w:r>
             <w:rPr>
               <w:rFonts w:ascii="Segoe UI Symbol" w:eastAsia="MS Gothic" w:hAnsi="Segoe UI Symbol" w:cs="Segoe UI Symbol"/>
-              <w:i w:val="0"/>
               <w:iCs/>
             </w:rPr>
             <w:t>☐</w:t>
@@ -9603,7 +8512,6 @@
       <w:r>
         <w:rPr>
           <w:rFonts w:ascii="Arial" w:hAnsi="Arial" w:cs="Arial"/>
-          <w:i w:val="0"/>
           <w:iCs/>
         </w:rPr>
         <w:t>PsychoPy</w:t>
@@ -9612,7 +8520,6 @@
       <w:r>
         <w:rPr>
           <w:rFonts w:ascii="Arial" w:hAnsi="Arial" w:cs="Arial"/>
-          <w:i w:val="0"/>
           <w:iCs/>
         </w:rPr>
         <w:t>/</w:t>
@@ -9621,7 +8528,6 @@
       <w:r>
         <w:rPr>
           <w:rFonts w:ascii="Arial" w:hAnsi="Arial" w:cs="Arial"/>
-          <w:i w:val="0"/>
           <w:iCs/>
         </w:rPr>
         <w:t>Pavlovia</w:t>
@@ -9642,14 +8548,12 @@
         <w:ind w:left="1800"/>
         <w:rPr>
           <w:rFonts w:ascii="Arial" w:hAnsi="Arial" w:cs="Arial"/>
-          <w:i w:val="0"/>
-          <w:iCs/>
-        </w:rPr>
-      </w:pPr>
-      <w:r>
-        <w:rPr>
-          <w:rFonts w:ascii="Arial" w:hAnsi="Arial" w:cs="Arial"/>
-          <w:i w:val="0"/>
+          <w:iCs/>
+        </w:rPr>
+      </w:pPr>
+      <w:r>
+        <w:rPr>
+          <w:rFonts w:ascii="Arial" w:hAnsi="Arial" w:cs="Arial"/>
           <w:iCs/>
         </w:rPr>
         <w:tab/>
@@ -9658,7 +8562,6 @@
         <w:sdtPr>
           <w:rPr>
             <w:rFonts w:ascii="Arial" w:hAnsi="Arial" w:cs="Arial"/>
-            <w:i w:val="0"/>
             <w:iCs/>
           </w:rPr>
           <w:id w:val="517817172"/>
@@ -9668,12 +8571,10 @@
             <w14:uncheckedState w14:val="2610" w14:font="MS Gothic"/>
           </w14:checkbox>
         </w:sdtPr>
-        <w:sdtEndPr/>
         <w:sdtContent>
           <w:r>
             <w:rPr>
               <w:rFonts w:ascii="Segoe UI Symbol" w:eastAsia="MS Gothic" w:hAnsi="Segoe UI Symbol" w:cs="Segoe UI Symbol"/>
-              <w:i w:val="0"/>
               <w:iCs/>
             </w:rPr>
             <w:t>☐</w:t>
@@ -9689,7 +8590,6 @@
       <w:r>
         <w:rPr>
           <w:rFonts w:ascii="Arial" w:hAnsi="Arial" w:cs="Arial"/>
-          <w:i w:val="0"/>
           <w:iCs/>
         </w:rPr>
         <w:t xml:space="preserve">Other (specify): </w:t>
@@ -9709,7 +8609,6 @@
         <w:ind w:left="1800"/>
         <w:rPr>
           <w:rFonts w:ascii="Arial" w:hAnsi="Arial" w:cs="Arial"/>
-          <w:i w:val="0"/>
           <w:iCs/>
         </w:rPr>
       </w:pPr>
@@ -9728,14 +8627,12 @@
         <w:ind w:left="1440" w:hanging="360"/>
         <w:rPr>
           <w:rFonts w:ascii="Arial" w:hAnsi="Arial" w:cs="Arial"/>
-          <w:i w:val="0"/>
-          <w:iCs/>
-        </w:rPr>
-      </w:pPr>
-      <w:r>
-        <w:rPr>
-          <w:rFonts w:ascii="Arial" w:hAnsi="Arial" w:cs="Arial"/>
-          <w:i w:val="0"/>
+          <w:iCs/>
+        </w:rPr>
+      </w:pPr>
+      <w:r>
+        <w:rPr>
+          <w:rFonts w:ascii="Arial" w:hAnsi="Arial" w:cs="Arial"/>
           <w:iCs/>
         </w:rPr>
         <w:tab/>
@@ -9745,7 +8642,6 @@
           <w:rFonts w:ascii="Arial" w:hAnsi="Arial" w:cs="Arial"/>
           <w:b/>
           <w:bCs/>
-          <w:i w:val="0"/>
           <w:iCs/>
         </w:rPr>
         <w:t>If online, check all that apply:</w:t>
@@ -9765,14 +8661,12 @@
         <w:ind w:left="1800" w:hanging="360"/>
         <w:rPr>
           <w:rFonts w:ascii="Arial" w:hAnsi="Arial" w:cs="Arial"/>
-          <w:i w:val="0"/>
-          <w:iCs/>
-        </w:rPr>
-      </w:pPr>
-      <w:r>
-        <w:rPr>
-          <w:rFonts w:ascii="Arial" w:hAnsi="Arial" w:cs="Arial"/>
-          <w:i w:val="0"/>
+          <w:iCs/>
+        </w:rPr>
+      </w:pPr>
+      <w:r>
+        <w:rPr>
+          <w:rFonts w:ascii="Arial" w:hAnsi="Arial" w:cs="Arial"/>
           <w:iCs/>
         </w:rPr>
         <w:tab/>
@@ -9780,7 +8674,6 @@
       <w:r>
         <w:rPr>
           <w:rFonts w:ascii="Arial" w:hAnsi="Arial" w:cs="Arial"/>
-          <w:i w:val="0"/>
           <w:iCs/>
         </w:rPr>
         <w:tab/>
@@ -9789,7 +8682,6 @@
         <w:sdtPr>
           <w:rPr>
             <w:rFonts w:ascii="Arial" w:hAnsi="Arial" w:cs="Arial"/>
-            <w:i w:val="0"/>
             <w:iCs/>
           </w:rPr>
           <w:id w:val="-383793765"/>
@@ -9799,12 +8691,10 @@
             <w14:uncheckedState w14:val="2610" w14:font="MS Gothic"/>
           </w14:checkbox>
         </w:sdtPr>
-        <w:sdtEndPr/>
         <w:sdtContent>
           <w:r>
             <w:rPr>
               <w:rFonts w:ascii="Segoe UI Symbol" w:eastAsia="MS Gothic" w:hAnsi="Segoe UI Symbol" w:cs="Segoe UI Symbol"/>
-              <w:i w:val="0"/>
               <w:iCs/>
             </w:rPr>
             <w:t>☐</w:t>
@@ -9814,7 +8704,6 @@
       <w:r>
         <w:rPr>
           <w:rFonts w:ascii="Arial" w:hAnsi="Arial" w:cs="Arial"/>
-          <w:i w:val="0"/>
           <w:iCs/>
         </w:rPr>
         <w:t xml:space="preserve"> participants within the United States</w:t>
@@ -9834,14 +8723,12 @@
         <w:ind w:left="1800"/>
         <w:rPr>
           <w:rFonts w:ascii="Arial" w:hAnsi="Arial" w:cs="Arial"/>
-          <w:i w:val="0"/>
-          <w:iCs/>
-        </w:rPr>
-      </w:pPr>
-      <w:r>
-        <w:rPr>
-          <w:rFonts w:ascii="Arial" w:hAnsi="Arial" w:cs="Arial"/>
-          <w:i w:val="0"/>
+          <w:iCs/>
+        </w:rPr>
+      </w:pPr>
+      <w:r>
+        <w:rPr>
+          <w:rFonts w:ascii="Arial" w:hAnsi="Arial" w:cs="Arial"/>
           <w:iCs/>
         </w:rPr>
         <w:tab/>
@@ -9850,7 +8737,6 @@
         <w:sdtPr>
           <w:rPr>
             <w:rFonts w:ascii="Arial" w:hAnsi="Arial" w:cs="Arial"/>
-            <w:i w:val="0"/>
             <w:iCs/>
           </w:rPr>
           <w:id w:val="1877816254"/>
@@ -9860,12 +8746,10 @@
             <w14:uncheckedState w14:val="2610" w14:font="MS Gothic"/>
           </w14:checkbox>
         </w:sdtPr>
-        <w:sdtEndPr/>
         <w:sdtContent>
           <w:r>
             <w:rPr>
               <w:rFonts w:ascii="Segoe UI Symbol" w:eastAsia="MS Gothic" w:hAnsi="Segoe UI Symbol" w:cs="Segoe UI Symbol"/>
-              <w:i w:val="0"/>
               <w:iCs/>
             </w:rPr>
             <w:t>☐</w:t>
@@ -9875,7 +8759,6 @@
       <w:r>
         <w:rPr>
           <w:rFonts w:ascii="Arial" w:hAnsi="Arial" w:cs="Arial"/>
-          <w:i w:val="0"/>
           <w:iCs/>
         </w:rPr>
         <w:t xml:space="preserve"> participants outside the United States</w:t>
@@ -9895,7 +8778,6 @@
         <w:ind w:left="1440"/>
         <w:rPr>
           <w:rFonts w:ascii="Arial" w:hAnsi="Arial" w:cs="Arial"/>
-          <w:i w:val="0"/>
           <w:iCs/>
         </w:rPr>
       </w:pPr>
@@ -9914,7 +8796,6 @@
         <w:ind w:left="1440"/>
         <w:rPr>
           <w:rFonts w:ascii="Arial" w:hAnsi="Arial" w:cs="Arial"/>
-          <w:i w:val="0"/>
           <w:iCs/>
         </w:rPr>
       </w:pPr>
@@ -9922,7 +8803,6 @@
         <w:sdtPr>
           <w:rPr>
             <w:rFonts w:ascii="Arial" w:hAnsi="Arial" w:cs="Arial"/>
-            <w:i w:val="0"/>
             <w:iCs/>
           </w:rPr>
           <w:id w:val="-413862100"/>
@@ -9932,12 +8812,10 @@
             <w14:uncheckedState w14:val="2610" w14:font="MS Gothic"/>
           </w14:checkbox>
         </w:sdtPr>
-        <w:sdtEndPr/>
         <w:sdtContent>
           <w:r>
             <w:rPr>
               <w:rFonts w:ascii="Segoe UI Symbol" w:eastAsia="MS Gothic" w:hAnsi="Segoe UI Symbol" w:cs="Segoe UI Symbol"/>
-              <w:i w:val="0"/>
               <w:iCs/>
             </w:rPr>
             <w:t>☐</w:t>
@@ -9953,7 +8831,6 @@
       <w:r>
         <w:rPr>
           <w:rFonts w:ascii="Arial" w:hAnsi="Arial" w:cs="Arial"/>
-          <w:i w:val="0"/>
           <w:iCs/>
         </w:rPr>
         <w:t>International (specify all applicable locations):</w:t>
@@ -9973,7 +8850,6 @@
         <w:ind w:left="1440"/>
         <w:rPr>
           <w:rFonts w:ascii="Arial" w:hAnsi="Arial" w:cs="Arial"/>
-          <w:i w:val="0"/>
           <w:iCs/>
         </w:rPr>
       </w:pPr>
@@ -9981,7 +8857,6 @@
         <w:sdtPr>
           <w:rPr>
             <w:rFonts w:ascii="Arial" w:hAnsi="Arial" w:cs="Arial"/>
-            <w:i w:val="0"/>
             <w:iCs/>
           </w:rPr>
           <w:id w:val="-1303379940"/>
@@ -9991,12 +8866,10 @@
             <w14:uncheckedState w14:val="2610" w14:font="MS Gothic"/>
           </w14:checkbox>
         </w:sdtPr>
-        <w:sdtEndPr/>
         <w:sdtContent>
           <w:r>
             <w:rPr>
               <w:rFonts w:ascii="Segoe UI Symbol" w:eastAsia="MS Gothic" w:hAnsi="Segoe UI Symbol" w:cs="Segoe UI Symbol"/>
-              <w:i w:val="0"/>
               <w:iCs/>
             </w:rPr>
             <w:t>☐</w:t>
@@ -10006,7 +8879,6 @@
       <w:r>
         <w:rPr>
           <w:rFonts w:ascii="Arial" w:hAnsi="Arial" w:cs="Arial"/>
-          <w:i w:val="0"/>
           <w:iCs/>
         </w:rPr>
         <w:t xml:space="preserve"> Multi-site (</w:t>
@@ -10014,7 +8886,6 @@
       <w:r>
         <w:rPr>
           <w:rFonts w:ascii="Arial" w:hAnsi="Arial" w:cs="Arial"/>
-          <w:i w:val="0"/>
           <w:iCs/>
         </w:rPr>
         <w:t>please complete the Mult-Site Research section in this protocol)</w:t>
@@ -10034,7 +8905,6 @@
         <w:ind w:left="1440"/>
         <w:rPr>
           <w:rFonts w:ascii="Arial" w:hAnsi="Arial" w:cs="Arial"/>
-          <w:i w:val="0"/>
           <w:iCs/>
         </w:rPr>
       </w:pPr>
@@ -10042,7 +8912,6 @@
         <w:sdtPr>
           <w:rPr>
             <w:rFonts w:ascii="Arial" w:hAnsi="Arial" w:cs="Arial"/>
-            <w:i w:val="0"/>
             <w:iCs/>
           </w:rPr>
           <w:id w:val="-957881973"/>
@@ -10052,12 +8921,10 @@
             <w14:uncheckedState w14:val="2610" w14:font="MS Gothic"/>
           </w14:checkbox>
         </w:sdtPr>
-        <w:sdtEndPr/>
         <w:sdtContent>
           <w:r>
             <w:rPr>
               <w:rFonts w:ascii="Segoe UI Symbol" w:eastAsia="MS Gothic" w:hAnsi="Segoe UI Symbol" w:cs="Segoe UI Symbol"/>
-              <w:i w:val="0"/>
               <w:iCs/>
             </w:rPr>
             <w:t>☐</w:t>
@@ -10073,7 +8940,6 @@
       <w:r>
         <w:rPr>
           <w:rFonts w:ascii="Arial" w:hAnsi="Arial" w:cs="Arial"/>
-          <w:i w:val="0"/>
           <w:iCs/>
         </w:rPr>
         <w:t>Other (specify</w:t>
@@ -10081,7 +8947,6 @@
       <w:r>
         <w:rPr>
           <w:rFonts w:ascii="Arial" w:hAnsi="Arial" w:cs="Arial"/>
-          <w:i w:val="0"/>
           <w:iCs/>
         </w:rPr>
         <w:t xml:space="preserve"> all applicable locations</w:t>
@@ -10089,7 +8954,6 @@
       <w:r>
         <w:rPr>
           <w:rFonts w:ascii="Arial" w:hAnsi="Arial" w:cs="Arial"/>
-          <w:i w:val="0"/>
           <w:iCs/>
         </w:rPr>
         <w:t xml:space="preserve">):      </w:t>
@@ -10111,8 +8975,8 @@
           <w:szCs w:val="24"/>
         </w:rPr>
       </w:pPr>
-      <w:bookmarkStart w:id="52" w:name="_Toc214963923"/>
-      <w:bookmarkStart w:id="53" w:name="_Toc214964805"/>
+      <w:bookmarkStart w:id="50" w:name="_Toc214963923"/>
+      <w:bookmarkStart w:id="51" w:name="_Toc214964805"/>
       <w:r>
         <w:rPr>
           <w:rFonts w:ascii="Arial" w:hAnsi="Arial" w:cs="Arial"/>
@@ -10121,8 +8985,8 @@
         </w:rPr>
         <w:t>Study Timelines</w:t>
       </w:r>
-      <w:bookmarkEnd w:id="52"/>
-      <w:bookmarkEnd w:id="53"/>
+      <w:bookmarkEnd w:id="50"/>
+      <w:bookmarkEnd w:id="51"/>
     </w:p>
     <w:p>
       <w:pPr>
@@ -10135,14 +8999,12 @@
         <w:ind w:left="1260" w:hanging="540"/>
         <w:rPr>
           <w:rFonts w:ascii="Arial" w:hAnsi="Arial" w:cs="Arial"/>
-          <w:i w:val="0"/>
-          <w:iCs/>
-        </w:rPr>
-      </w:pPr>
-      <w:r>
-        <w:rPr>
-          <w:rFonts w:ascii="Arial" w:hAnsi="Arial" w:cs="Arial"/>
-          <w:i w:val="0"/>
+          <w:iCs/>
+        </w:rPr>
+      </w:pPr>
+      <w:r>
+        <w:rPr>
+          <w:rFonts w:ascii="Arial" w:hAnsi="Arial" w:cs="Arial"/>
           <w:iCs/>
         </w:rPr>
         <w:t>Describe:</w:t>
@@ -10169,7 +9031,6 @@
           <w:rFonts w:ascii="Arial" w:hAnsi="Arial" w:cs="Arial"/>
           <w:b/>
           <w:bCs/>
-          <w:i w:val="0"/>
           <w:iCs/>
         </w:rPr>
         <w:t>Each subject</w:t>
@@ -10179,7 +9040,6 @@
           <w:rFonts w:ascii="Arial" w:hAnsi="Arial" w:cs="Arial"/>
           <w:b/>
           <w:bCs/>
-          <w:i w:val="0"/>
           <w:iCs/>
         </w:rPr>
         <w:t>:</w:t>
@@ -10187,7 +9047,6 @@
       <w:r>
         <w:rPr>
           <w:rFonts w:ascii="Arial" w:hAnsi="Arial" w:cs="Arial"/>
-          <w:i w:val="0"/>
           <w:iCs/>
         </w:rPr>
         <w:t xml:space="preserve"> </w:t>
@@ -10195,61 +9054,9 @@
       <w:r>
         <w:rPr>
           <w:rFonts w:ascii="Arial" w:hAnsi="Arial" w:cs="Arial"/>
-          <w:b w:val="0"/>
-          <w:i w:val="0"/>
           <w:color w:val="000000"/>
         </w:rPr>
         <w:t xml:space="preserve"> One study visit of approximately 75 minutes, including breaks.</w:t>
-      </w:r>
-      <w:r>
-        <w:rPr>
-          <w:rFonts w:ascii="Arial" w:hAnsi="Arial" w:cs="Arial"/>
-          <w:color w:val="C00000"/>
-        </w:rPr>
-      </w:r>
-      <w:r>
-        <w:rPr>
-          <w:rFonts w:ascii="Arial" w:hAnsi="Arial" w:cs="Arial"/>
-          <w:color w:val="C00000"/>
-        </w:rPr>
-      </w:r>
-      <w:r>
-        <w:rPr>
-          <w:rFonts w:ascii="Arial" w:hAnsi="Arial" w:cs="Arial"/>
-          <w:color w:val="C00000"/>
-        </w:rPr>
-      </w:r>
-      <w:r>
-        <w:rPr>
-          <w:rFonts w:ascii="Arial" w:hAnsi="Arial" w:cs="Arial"/>
-          <w:i w:val="0"/>
-          <w:iCs/>
-          <w:color w:val="C00000"/>
-        </w:rPr>
-      </w:r>
-      <w:r>
-        <w:rPr>
-          <w:rFonts w:ascii="Arial" w:hAnsi="Arial" w:cs="Arial"/>
-          <w:color w:val="C00000"/>
-        </w:rPr>
-      </w:r>
-      <w:r>
-        <w:rPr>
-          <w:rFonts w:ascii="Arial" w:hAnsi="Arial" w:cs="Arial"/>
-          <w:color w:val="C00000"/>
-        </w:rPr>
-      </w:r>
-      <w:r>
-        <w:rPr>
-          <w:rFonts w:ascii="Arial" w:hAnsi="Arial" w:cs="Arial"/>
-          <w:color w:val="C00000"/>
-        </w:rPr>
-      </w:r>
-      <w:r>
-        <w:rPr>
-          <w:rFonts w:ascii="Arial" w:hAnsi="Arial" w:cs="Arial"/>
-          <w:color w:val="C00000"/>
-        </w:rPr>
       </w:r>
     </w:p>
     <w:p>
@@ -10273,7 +9080,6 @@
           <w:rFonts w:ascii="Arial" w:hAnsi="Arial" w:cs="Arial"/>
           <w:b/>
           <w:bCs/>
-          <w:i w:val="0"/>
           <w:iCs/>
         </w:rPr>
         <w:t>Enrollment:</w:t>
@@ -10281,7 +9087,6 @@
       <w:r>
         <w:rPr>
           <w:rFonts w:ascii="Arial" w:hAnsi="Arial" w:cs="Arial"/>
-          <w:i w:val="0"/>
           <w:iCs/>
         </w:rPr>
         <w:t xml:space="preserve"> </w:t>
@@ -10289,71 +9094,9 @@
       <w:r>
         <w:rPr>
           <w:rFonts w:ascii="Arial" w:hAnsi="Arial" w:cs="Arial"/>
-          <w:b w:val="0"/>
-          <w:i w:val="0"/>
           <w:color w:val="000000"/>
         </w:rPr>
         <w:t xml:space="preserve"> Approximately 12 months after UCF approval.</w:t>
-      </w:r>
-      <w:r>
-        <w:rPr>
-          <w:rFonts w:ascii="Arial" w:hAnsi="Arial" w:cs="Arial"/>
-          <w:color w:val="C00000"/>
-        </w:rPr>
-      </w:r>
-      <w:r>
-        <w:rPr>
-          <w:rFonts w:ascii="Arial" w:hAnsi="Arial" w:cs="Arial"/>
-          <w:color w:val="C00000"/>
-        </w:rPr>
-      </w:r>
-      <w:r>
-        <w:rPr>
-          <w:rFonts w:ascii="Arial" w:hAnsi="Arial" w:cs="Arial"/>
-          <w:color w:val="C00000"/>
-        </w:rPr>
-      </w:r>
-      <w:r>
-        <w:rPr>
-          <w:rFonts w:ascii="Arial" w:hAnsi="Arial" w:cs="Arial"/>
-          <w:color w:val="C00000"/>
-        </w:rPr>
-      </w:r>
-      <w:r>
-        <w:rPr>
-          <w:rFonts w:ascii="Arial" w:hAnsi="Arial" w:cs="Arial"/>
-          <w:color w:val="C00000"/>
-        </w:rPr>
-      </w:r>
-      <w:r>
-        <w:rPr>
-          <w:rFonts w:ascii="Arial" w:hAnsi="Arial" w:cs="Arial"/>
-          <w:color w:val="C00000"/>
-        </w:rPr>
-      </w:r>
-      <w:r>
-        <w:rPr>
-          <w:rFonts w:ascii="Arial" w:hAnsi="Arial" w:cs="Arial"/>
-          <w:color w:val="C00000"/>
-        </w:rPr>
-      </w:r>
-      <w:r>
-        <w:rPr>
-          <w:rFonts w:ascii="Arial" w:hAnsi="Arial" w:cs="Arial"/>
-          <w:color w:val="C00000"/>
-        </w:rPr>
-      </w:r>
-      <w:r>
-        <w:rPr>
-          <w:rFonts w:ascii="Arial" w:hAnsi="Arial" w:cs="Arial"/>
-          <w:color w:val="C00000"/>
-        </w:rPr>
-      </w:r>
-      <w:r>
-        <w:rPr>
-          <w:rFonts w:ascii="Arial" w:hAnsi="Arial" w:cs="Arial"/>
-          <w:color w:val="C00000"/>
-        </w:rPr>
       </w:r>
     </w:p>
     <w:p>
@@ -10377,7 +9120,6 @@
           <w:rFonts w:ascii="Arial" w:hAnsi="Arial" w:cs="Arial"/>
           <w:b/>
           <w:bCs/>
-          <w:i w:val="0"/>
           <w:iCs/>
         </w:rPr>
         <w:t>Completion:</w:t>
@@ -10385,7 +9127,6 @@
       <w:r>
         <w:rPr>
           <w:rFonts w:ascii="Arial" w:hAnsi="Arial" w:cs="Arial"/>
-          <w:i w:val="0"/>
           <w:iCs/>
         </w:rPr>
         <w:t xml:space="preserve"> </w:t>
@@ -10393,29 +9134,9 @@
       <w:r>
         <w:rPr>
           <w:rFonts w:ascii="Arial" w:hAnsi="Arial" w:cs="Arial"/>
-          <w:b w:val="0"/>
-          <w:i w:val="0"/>
           <w:color w:val="000000"/>
         </w:rPr>
         <w:t xml:space="preserve"> Within approximately 18 months after UCF approval.</w:t>
-      </w:r>
-      <w:r>
-        <w:rPr>
-          <w:rFonts w:ascii="Arial" w:hAnsi="Arial" w:cs="Arial"/>
-          <w:color w:val="C00000"/>
-        </w:rPr>
-      </w:r>
-      <w:r>
-        <w:rPr>
-          <w:rFonts w:ascii="Arial" w:hAnsi="Arial" w:cs="Arial"/>
-          <w:color w:val="C00000"/>
-        </w:rPr>
-      </w:r>
-      <w:r>
-        <w:rPr>
-          <w:rFonts w:ascii="Arial" w:hAnsi="Arial" w:cs="Arial"/>
-          <w:color w:val="C00000"/>
-        </w:rPr>
       </w:r>
     </w:p>
     <w:p>
@@ -10431,7 +9152,6 @@
         <w:spacing w:before="0" w:beforeAutospacing="0" w:after="0" w:afterAutospacing="0"/>
         <w:rPr>
           <w:rFonts w:ascii="Arial" w:hAnsi="Arial" w:cs="Arial"/>
-          <w:i w:val="0"/>
           <w:iCs/>
         </w:rPr>
       </w:pPr>
@@ -10445,10 +9165,10 @@
           <w:szCs w:val="24"/>
         </w:rPr>
       </w:pPr>
-      <w:bookmarkStart w:id="54" w:name="_Toc494705032"/>
-      <w:bookmarkStart w:id="55" w:name="_Toc525909638"/>
-      <w:bookmarkStart w:id="56" w:name="_Toc214963924"/>
-      <w:bookmarkStart w:id="57" w:name="_Toc214964806"/>
+      <w:bookmarkStart w:id="52" w:name="_Toc494705032"/>
+      <w:bookmarkStart w:id="53" w:name="_Toc525909638"/>
+      <w:bookmarkStart w:id="54" w:name="_Toc214963924"/>
+      <w:bookmarkStart w:id="55" w:name="_Toc214964806"/>
       <w:r>
         <w:rPr>
           <w:rFonts w:ascii="Arial" w:hAnsi="Arial" w:cs="Arial"/>
@@ -10457,10 +9177,10 @@
         </w:rPr>
         <w:t>Resources Available</w:t>
       </w:r>
+      <w:bookmarkEnd w:id="52"/>
+      <w:bookmarkEnd w:id="53"/>
       <w:bookmarkEnd w:id="54"/>
       <w:bookmarkEnd w:id="55"/>
-      <w:bookmarkEnd w:id="56"/>
-      <w:bookmarkEnd w:id="57"/>
     </w:p>
     <w:p>
       <w:pPr>
@@ -10478,25 +9198,17 @@
       <w:r>
         <w:rPr>
           <w:rFonts w:ascii="Arial" w:hAnsi="Arial" w:cs="Arial"/>
-          <w:b w:val="0"/>
-          <w:i w:val="0"/>
           <w:color w:val="000000"/>
         </w:rPr>
-        <w:t>Dr. Roshan Venkatakrishnan (PI) oversees study design, recruitment, consent, data collection, and analysis; Pedro Poveda (student investigator) conducts recruitment, consent, voice processing, data collection, and analysis. Both complete required UCF human-subjects training before study activity. The team has access to HEC 208/308 and BYC 119, HTC Vive Focus Vision headsets, a UCF-managed offline encrypted workstation for OpenVoice processing, study computers, and UCF-approved encrypted storage. Compensation is a $15 gift card from approved laboratory funds; this is a small, unfunded study. The study is minimal risk; if a participant experiences discomfort the researcher stops the task, assists with safe headset removal, and provides a place to rest, with 911 available for emergencies.</w:t>
-      </w:r>
-      <w:r>
-        <w:rPr>
-          <w:rFonts w:ascii="Arial" w:hAnsi="Arial" w:cs="Arial"/>
-          <w:i w:val="0"/>
-          <w:iCs/>
-          <w:color w:val="C00000"/>
-        </w:rPr>
-      </w:r>
-      <w:r>
-        <w:rPr>
-          <w:rFonts w:ascii="Arial" w:hAnsi="Arial" w:cs="Arial"/>
-          <w:color w:val="C00000"/>
-        </w:rPr>
+        <w:t xml:space="preserve">Dr. Roshan Venkatakrishnan (PI) oversees study design, recruitment, consent, data collection, and analysis; Pedro Poveda (student investigator) conducts recruitment, consent, </w:t>
+      </w:r>
+      <w:r>
+        <w:rPr>
+          <w:rFonts w:ascii="Arial" w:hAnsi="Arial" w:cs="Arial"/>
+          <w:color w:val="000000"/>
+        </w:rPr>
+        <w:lastRenderedPageBreak/>
+        <w:t>voice processing, data collection, and analysis. Both complete required UCF human-subjects training before study activity. The team has access to HEC 208/308 and BYC 119, HTC Vive Focus Vision headsets, a UCF-managed offline encrypted workstation for OpenVoice processing, study computers, and UCF-approved encrypted storage. Compensation is a $15 gift card from approved laboratory funds; this is a small, unfunded study. The study is minimal risk; if a participant experiences discomfort the researcher stops the task, assists with safe headset removal, and provides a place to rest, with 911 available for emergencies.</w:t>
       </w:r>
     </w:p>
     <w:p>
@@ -10513,7 +9225,6 @@
         <w:contextualSpacing/>
         <w:rPr>
           <w:rFonts w:ascii="Arial" w:hAnsi="Arial" w:cs="Arial"/>
-          <w:i w:val="0"/>
           <w:iCs/>
         </w:rPr>
       </w:pPr>
@@ -10522,103 +9233,14 @@
           <w:rFonts w:ascii="Arial" w:hAnsi="Arial" w:cs="Arial"/>
           <w:b/>
           <w:bCs/>
-          <w:i w:val="0"/>
           <w:iCs/>
         </w:rPr>
         <w:t>Ancillary reviews required:</w:t>
-      </w:r>
-      <w:r>
-        <w:rPr>
-          <w:rFonts w:ascii="Arial" w:hAnsi="Arial" w:cs="Arial"/>
-          <w:i w:val="0"/>
-          <w:iCs/>
-        </w:rPr>
-      </w:r>
-      <w:r>
-        <w:rPr>
-          <w:rFonts w:ascii="Arial" w:hAnsi="Arial" w:cs="Arial"/>
-          <w:b w:val="0"/>
-          <w:i w:val="0"/>
-          <w:color w:val="000000"/>
-        </w:rPr>
-      </w:r>
-      <w:r>
-        <w:rPr>
-          <w:rFonts w:ascii="Arial" w:hAnsi="Arial" w:cs="Arial"/>
-          <w:color w:val="C00000"/>
-        </w:rPr>
-      </w:r>
-      <w:r>
-        <w:rPr>
-          <w:rFonts w:ascii="Arial" w:hAnsi="Arial" w:cs="Arial"/>
-          <w:color w:val="C00000"/>
-        </w:rPr>
-      </w:r>
-      <w:r>
-        <w:rPr>
-          <w:rFonts w:ascii="Arial" w:hAnsi="Arial" w:cs="Arial"/>
-          <w:i w:val="0"/>
-          <w:iCs/>
-        </w:rPr>
-      </w:r>
-      <w:proofErr w:type="gramStart"/>
-      <w:r>
-        <w:rPr>
-          <w:rFonts w:ascii="Arial" w:hAnsi="Arial" w:cs="Arial"/>
-          <w:i w:val="0"/>
-          <w:iCs/>
-        </w:rPr>
-      </w:r>
-      <w:proofErr w:type="gramEnd"/>
-      <w:r>
-        <w:rPr>
-          <w:rFonts w:ascii="Arial" w:hAnsi="Arial" w:cs="Arial"/>
-          <w:i w:val="0"/>
-          <w:iCs/>
-        </w:rPr>
-      </w:r>
-      <w:proofErr w:type="gramStart"/>
-      <w:r>
-        <w:rPr>
-          <w:rFonts w:ascii="Arial" w:hAnsi="Arial" w:cs="Arial"/>
-          <w:i w:val="0"/>
-          <w:iCs/>
-        </w:rPr>
-      </w:r>
-      <w:proofErr w:type="gramEnd"/>
-      <w:r>
-        <w:rPr>
-          <w:rFonts w:ascii="Arial" w:hAnsi="Arial" w:cs="Arial"/>
-          <w:i w:val="0"/>
-          <w:iCs/>
-        </w:rPr>
-      </w:r>
-      <w:r>
-        <w:rPr>
-          <w:rFonts w:ascii="Arial" w:hAnsi="Arial" w:cs="Arial"/>
-          <w:i w:val="0"/>
-          <w:iCs/>
-        </w:rPr>
-      </w:r>
-      <w:r>
-        <w:rPr>
-          <w:rFonts w:ascii="Arial" w:hAnsi="Arial" w:cs="Arial"/>
-          <w:i w:val="0"/>
-          <w:iCs/>
-        </w:rPr>
-      </w:r>
-      <w:r>
-        <w:rPr>
-          <w:rFonts w:ascii="Arial" w:hAnsi="Arial" w:cs="Arial"/>
-          <w:i w:val="0"/>
-          <w:iCs/>
-        </w:rPr>
       </w:r>
       <w:sdt>
         <w:sdtPr>
           <w:rPr>
             <w:rFonts w:ascii="Arial" w:hAnsi="Arial" w:cs="Arial"/>
-            <w:i w:val="0"/>
             <w:iCs/>
           </w:rPr>
           <w:id w:val="660280306"/>
@@ -10628,12 +9250,10 @@
             <w14:uncheckedState w14:val="2610" w14:font="MS Gothic"/>
           </w14:checkbox>
         </w:sdtPr>
-        <w:sdtEndPr/>
         <w:sdtContent>
           <w:r>
             <w:rPr>
               <w:rFonts w:ascii="Segoe UI Symbol" w:eastAsia="MS Gothic" w:hAnsi="Segoe UI Symbol" w:cs="Segoe UI Symbol"/>
-              <w:i w:val="0"/>
               <w:iCs/>
             </w:rPr>
             <w:t>☐</w:t>
@@ -10641,17 +9261,6 @@
         </w:sdtContent>
       </w:sdt>
       <w:r>
-        <w:rPr>
-          <w:rFonts w:ascii="Arial" w:hAnsi="Arial" w:cs="Arial"/>
-          <w:i w:val="0"/>
-          <w:iCs/>
-        </w:rPr>
-      </w:r>
-      <w:r>
-        <w:rPr>
-          <w:b w:val="0"/>
-          <w:i w:val="0"/>
-        </w:rPr>
         <w:t xml:space="preserve"> N/A</w:t>
       </w:r>
     </w:p>
@@ -10666,7 +9275,6 @@
         <w:contextualSpacing/>
         <w:rPr>
           <w:rFonts w:ascii="Arial" w:hAnsi="Arial" w:cs="Arial"/>
-          <w:i w:val="0"/>
           <w:iCs/>
         </w:rPr>
       </w:pPr>
@@ -10692,7 +9300,6 @@
             <w14:uncheckedState w14:val="2610" w14:font="MS Gothic"/>
           </w14:checkbox>
         </w:sdtPr>
-        <w:sdtEndPr/>
         <w:sdtContent>
           <w:r>
             <w:rPr>
@@ -10753,7 +9360,6 @@
             <w14:uncheckedState w14:val="2610" w14:font="MS Gothic"/>
           </w14:checkbox>
         </w:sdtPr>
-        <w:sdtEndPr/>
         <w:sdtContent>
           <w:r>
             <w:rPr>
@@ -10815,7 +9421,6 @@
             <w14:uncheckedState w14:val="2610" w14:font="MS Gothic"/>
           </w14:checkbox>
         </w:sdtPr>
-        <w:sdtEndPr/>
         <w:sdtContent>
           <w:r>
             <w:rPr>
@@ -10898,7 +9503,6 @@
             <w14:uncheckedState w14:val="2610" w14:font="MS Gothic"/>
           </w14:checkbox>
         </w:sdtPr>
-        <w:sdtEndPr/>
         <w:sdtContent>
           <w:r>
             <w:rPr>
@@ -10949,23 +9553,7 @@
           <w:rFonts w:ascii="Arial" w:hAnsi="Arial" w:cs="Arial"/>
           <w:iCs/>
         </w:rPr>
-        <w:t xml:space="preserve">Required if the Human Research </w:t>
-      </w:r>
-      <w:proofErr w:type="gramStart"/>
-      <w:r>
-        <w:rPr>
-          <w:rFonts w:ascii="Arial" w:hAnsi="Arial" w:cs="Arial"/>
-          <w:iCs/>
-        </w:rPr>
-        <w:t>protocol</w:t>
-      </w:r>
-      <w:proofErr w:type="gramEnd"/>
-      <w:r>
-        <w:rPr>
-          <w:rFonts w:ascii="Arial" w:hAnsi="Arial" w:cs="Arial"/>
-          <w:iCs/>
-        </w:rPr>
-        <w:t xml:space="preserve"> requires the use of live, vertebrate animals</w:t>
+        <w:t>Required if the Human Research protocol requires the use of live, vertebrate animals</w:t>
       </w:r>
     </w:p>
     <w:p>
@@ -10990,7 +9578,6 @@
             <w14:uncheckedState w14:val="2610" w14:font="MS Gothic"/>
           </w14:checkbox>
         </w:sdtPr>
-        <w:sdtEndPr/>
         <w:sdtContent>
           <w:r>
             <w:rPr>
@@ -11080,7 +9667,6 @@
             <w14:uncheckedState w14:val="2610" w14:font="MS Gothic"/>
           </w14:checkbox>
         </w:sdtPr>
-        <w:sdtEndPr/>
         <w:sdtContent>
           <w:r>
             <w:rPr>
@@ -11167,8 +9753,8 @@
           <w:szCs w:val="24"/>
         </w:rPr>
       </w:pPr>
-      <w:bookmarkStart w:id="58" w:name="_Toc214963925"/>
-      <w:bookmarkStart w:id="59" w:name="_Toc214964807"/>
+      <w:bookmarkStart w:id="56" w:name="_Toc214963925"/>
+      <w:bookmarkStart w:id="57" w:name="_Toc214964807"/>
       <w:r>
         <w:rPr>
           <w:rFonts w:ascii="Arial" w:hAnsi="Arial" w:cs="Arial"/>
@@ -11177,8 +9763,8 @@
         </w:rPr>
         <w:t>Potential Benefits to Subjects</w:t>
       </w:r>
-      <w:bookmarkEnd w:id="58"/>
-      <w:bookmarkEnd w:id="59"/>
+      <w:bookmarkEnd w:id="56"/>
+      <w:bookmarkEnd w:id="57"/>
     </w:p>
     <w:p>
       <w:pPr>
@@ -11191,7 +9777,6 @@
         <w:ind w:left="1260" w:hanging="540"/>
         <w:rPr>
           <w:rFonts w:ascii="Arial" w:hAnsi="Arial" w:cs="Arial"/>
-          <w:i w:val="0"/>
           <w:iCs/>
         </w:rPr>
       </w:pPr>
@@ -11200,7 +9785,6 @@
           <w:rFonts w:ascii="Arial" w:hAnsi="Arial" w:cs="Arial"/>
           <w:b/>
           <w:bCs/>
-          <w:i w:val="0"/>
           <w:iCs/>
         </w:rPr>
         <w:t>Benefits to subjects:</w:t>
@@ -11208,7 +9792,6 @@
       <w:r>
         <w:rPr>
           <w:rFonts w:ascii="Arial" w:hAnsi="Arial" w:cs="Arial"/>
-          <w:i w:val="0"/>
           <w:iCs/>
         </w:rPr>
         <w:t xml:space="preserve"> </w:t>
@@ -11216,54 +9799,9 @@
       <w:r>
         <w:rPr>
           <w:rFonts w:ascii="Arial" w:hAnsi="Arial" w:cs="Arial"/>
-          <w:b w:val="0"/>
-          <w:i w:val="0"/>
           <w:color w:val="000000"/>
         </w:rPr>
         <w:t xml:space="preserve"> There is no direct benefit to participants. The research may contribute to knowledge about gaze-contingent assistance and voice interaction in mixed-reality visual search.</w:t>
-      </w:r>
-      <w:r>
-        <w:rPr>
-          <w:rFonts w:ascii="Arial" w:hAnsi="Arial" w:cs="Arial"/>
-          <w:color w:val="C00000"/>
-        </w:rPr>
-      </w:r>
-      <w:r>
-        <w:rPr>
-          <w:rFonts w:ascii="Arial" w:hAnsi="Arial" w:cs="Arial"/>
-          <w:color w:val="C00000"/>
-        </w:rPr>
-      </w:r>
-      <w:r>
-        <w:rPr>
-          <w:rFonts w:ascii="Arial" w:hAnsi="Arial" w:cs="Arial"/>
-          <w:color w:val="C00000"/>
-        </w:rPr>
-      </w:r>
-      <w:r>
-        <w:rPr>
-          <w:rFonts w:ascii="Arial" w:hAnsi="Arial" w:cs="Arial"/>
-          <w:color w:val="C00000"/>
-        </w:rPr>
-      </w:r>
-      <w:r>
-        <w:rPr>
-          <w:rFonts w:ascii="Arial" w:hAnsi="Arial" w:cs="Arial"/>
-          <w:color w:val="C00000"/>
-        </w:rPr>
-      </w:r>
-      <w:r>
-        <w:rPr>
-          <w:rFonts w:ascii="Arial" w:hAnsi="Arial" w:cs="Arial"/>
-          <w:color w:val="C00000"/>
-          <w:shd w:val="clear" w:color="auto" w:fill="FFFFFF"/>
-        </w:rPr>
-      </w:r>
-      <w:r>
-        <w:rPr>
-          <w:rFonts w:ascii="Arial" w:hAnsi="Arial" w:cs="Arial"/>
-          <w:color w:val="C00000"/>
-        </w:rPr>
       </w:r>
     </w:p>
     <w:p>
@@ -11296,8 +9834,8 @@
           <w:szCs w:val="24"/>
         </w:rPr>
       </w:pPr>
-      <w:bookmarkStart w:id="60" w:name="_Toc214963926"/>
-      <w:bookmarkStart w:id="61" w:name="_Toc214964808"/>
+      <w:bookmarkStart w:id="58" w:name="_Toc214963926"/>
+      <w:bookmarkStart w:id="59" w:name="_Toc214964808"/>
       <w:r>
         <w:rPr>
           <w:rFonts w:ascii="Arial" w:hAnsi="Arial" w:cs="Arial"/>
@@ -11306,8 +9844,8 @@
         </w:rPr>
         <w:t>Risks to Subjects</w:t>
       </w:r>
-      <w:bookmarkEnd w:id="60"/>
-      <w:bookmarkEnd w:id="61"/>
+      <w:bookmarkEnd w:id="58"/>
+      <w:bookmarkEnd w:id="59"/>
     </w:p>
     <w:p>
       <w:pPr>
@@ -11327,7 +9865,6 @@
           <w:rFonts w:ascii="Arial" w:hAnsi="Arial" w:cs="Arial"/>
           <w:b/>
           <w:bCs/>
-          <w:i w:val="0"/>
           <w:iCs/>
         </w:rPr>
         <w:t>Risks:</w:t>
@@ -11335,7 +9872,6 @@
       <w:r>
         <w:rPr>
           <w:rFonts w:ascii="Arial" w:hAnsi="Arial" w:cs="Arial"/>
-          <w:i w:val="0"/>
           <w:iCs/>
         </w:rPr>
         <w:t xml:space="preserve"> </w:t>
@@ -11343,55 +9879,17 @@
       <w:r>
         <w:rPr>
           <w:rFonts w:ascii="Arial" w:hAnsi="Arial" w:cs="Arial"/>
-          <w:b w:val="0"/>
-          <w:i w:val="0"/>
           <w:color w:val="000000"/>
         </w:rPr>
-        <w:t xml:space="preserve"> No more than minimal risk. Possible temporary discomforts include simulator sickness, dizziness, nausea, eye strain, headache, disorientation, fatigue, mild neck discomfort from seated turning, and frustration. Because a short voice recording is used to create a synthetic voice that resembles the participant, there is a privacy risk that the identifiable voice could be disclosed or misused, and hearing a self-similar voice may feel uncanny.</w:t>
-      </w:r>
-      <w:r>
-        <w:rPr>
-          <w:rFonts w:ascii="Arial" w:hAnsi="Arial" w:cs="Arial"/>
-          <w:color w:val="C00000"/>
-        </w:rPr>
-      </w:r>
-      <w:r>
-        <w:rPr>
-          <w:rFonts w:ascii="Arial" w:hAnsi="Arial" w:cs="Arial"/>
-          <w:color w:val="C00000"/>
-        </w:rPr>
-      </w:r>
-      <w:r>
-        <w:rPr>
-          <w:rFonts w:ascii="Arial" w:hAnsi="Arial" w:cs="Arial"/>
-          <w:i w:val="0"/>
-          <w:iCs/>
-          <w:color w:val="C00000"/>
-        </w:rPr>
-      </w:r>
-      <w:r>
-        <w:rPr>
-          <w:rFonts w:ascii="Arial" w:hAnsi="Arial" w:cs="Arial"/>
-          <w:color w:val="C00000"/>
-        </w:rPr>
-      </w:r>
-      <w:r>
-        <w:rPr>
-          <w:rFonts w:ascii="Arial" w:hAnsi="Arial" w:cs="Arial"/>
-          <w:color w:val="C00000"/>
-        </w:rPr>
-      </w:r>
-      <w:r>
-        <w:rPr>
-          <w:rFonts w:ascii="Arial" w:hAnsi="Arial" w:cs="Arial"/>
-          <w:color w:val="C00000"/>
-        </w:rPr>
-      </w:r>
-      <w:r>
-        <w:rPr>
-          <w:rFonts w:ascii="Arial" w:hAnsi="Arial" w:cs="Arial"/>
-          <w:color w:val="C00000"/>
-        </w:rPr>
+        <w:t xml:space="preserve"> No more than minimal risk. Possible temporary discomforts include simulator sickness, dizziness, nausea, eye strain, headache, disorientation, fatigue, mild neck discomfort from seated turning, and frustration. Because a short voice recording is used to create a synthetic voice that resembles the participant, there is a privacy risk that the identifiable voice </w:t>
+      </w:r>
+      <w:r>
+        <w:rPr>
+          <w:rFonts w:ascii="Arial" w:hAnsi="Arial" w:cs="Arial"/>
+          <w:color w:val="000000"/>
+        </w:rPr>
+        <w:lastRenderedPageBreak/>
+        <w:t>could be disclosed or misused, and hearing a self-similar voice may feel uncanny.</w:t>
       </w:r>
     </w:p>
     <w:p>
@@ -11412,7 +9910,6 @@
           <w:rFonts w:ascii="Arial" w:hAnsi="Arial" w:cs="Arial"/>
           <w:b/>
           <w:bCs/>
-          <w:i w:val="0"/>
           <w:iCs/>
         </w:rPr>
         <w:t>Unforeseeable risks:</w:t>
@@ -11420,7 +9917,6 @@
       <w:r>
         <w:rPr>
           <w:rFonts w:ascii="Arial" w:hAnsi="Arial" w:cs="Arial"/>
-          <w:i w:val="0"/>
           <w:iCs/>
         </w:rPr>
         <w:t xml:space="preserve"> </w:t>
@@ -11428,30 +9924,14 @@
       <w:r>
         <w:rPr>
           <w:rFonts w:ascii="Arial" w:hAnsi="Arial" w:cs="Arial"/>
-          <w:b w:val="0"/>
-          <w:i w:val="0"/>
           <w:color w:val="000000"/>
         </w:rPr>
         <w:t xml:space="preserve"> N/A</w:t>
-      </w:r>
-      <w:r>
-        <w:rPr>
-          <w:rFonts w:ascii="Arial" w:hAnsi="Arial" w:cs="Arial"/>
-          <w:color w:val="C00000"/>
-        </w:rPr>
-      </w:r>
-      <w:r>
-        <w:rPr>
-          <w:rFonts w:ascii="Arial" w:hAnsi="Arial" w:cs="Arial"/>
-          <w:i w:val="0"/>
-          <w:iCs/>
-        </w:rPr>
       </w:r>
       <w:sdt>
         <w:sdtPr>
           <w:rPr>
             <w:rFonts w:ascii="Arial" w:hAnsi="Arial" w:cs="Arial"/>
-            <w:i w:val="0"/>
             <w:iCs/>
           </w:rPr>
           <w:id w:val="-570805923"/>
@@ -11461,12 +9941,10 @@
             <w14:uncheckedState w14:val="2610" w14:font="MS Gothic"/>
           </w14:checkbox>
         </w:sdtPr>
-        <w:sdtEndPr/>
         <w:sdtContent>
           <w:r>
             <w:rPr>
               <w:rFonts w:ascii="Segoe UI Symbol" w:eastAsia="MS Gothic" w:hAnsi="Segoe UI Symbol" w:cs="Segoe UI Symbol"/>
-              <w:i w:val="0"/>
               <w:iCs/>
             </w:rPr>
             <w:t>☐</w:t>
@@ -11485,7 +9963,6 @@
         <w:ind w:left="1260" w:hanging="540"/>
         <w:rPr>
           <w:rFonts w:ascii="Arial" w:hAnsi="Arial" w:cs="Arial"/>
-          <w:i w:val="0"/>
           <w:iCs/>
         </w:rPr>
       </w:pPr>
@@ -11494,7 +9971,6 @@
           <w:rFonts w:ascii="Arial" w:hAnsi="Arial" w:cs="Arial"/>
           <w:b/>
           <w:bCs/>
-          <w:i w:val="0"/>
           <w:iCs/>
         </w:rPr>
         <w:t>Preg</w:t>
@@ -11504,7 +9980,6 @@
           <w:rFonts w:ascii="Arial" w:hAnsi="Arial" w:cs="Arial"/>
           <w:b/>
           <w:bCs/>
-          <w:i w:val="0"/>
           <w:iCs/>
         </w:rPr>
         <w:t>nancy risks:</w:t>
@@ -11512,7 +9987,6 @@
       <w:r>
         <w:rPr>
           <w:rFonts w:ascii="Arial" w:hAnsi="Arial" w:cs="Arial"/>
-          <w:i w:val="0"/>
           <w:iCs/>
         </w:rPr>
         <w:t xml:space="preserve"> </w:t>
@@ -11520,30 +9994,14 @@
       <w:r>
         <w:rPr>
           <w:rFonts w:ascii="Arial" w:hAnsi="Arial" w:cs="Arial"/>
-          <w:b w:val="0"/>
-          <w:i w:val="0"/>
           <w:color w:val="000000"/>
         </w:rPr>
         <w:t xml:space="preserve"> N/A</w:t>
-      </w:r>
-      <w:r>
-        <w:rPr>
-          <w:rFonts w:ascii="Arial" w:hAnsi="Arial" w:cs="Arial"/>
-          <w:color w:val="C00000"/>
-        </w:rPr>
-      </w:r>
-      <w:r>
-        <w:rPr>
-          <w:rFonts w:ascii="Arial" w:hAnsi="Arial" w:cs="Arial"/>
-          <w:i w:val="0"/>
-          <w:iCs/>
-        </w:rPr>
       </w:r>
       <w:sdt>
         <w:sdtPr>
           <w:rPr>
             <w:rFonts w:ascii="Arial" w:hAnsi="Arial" w:cs="Arial"/>
-            <w:i w:val="0"/>
             <w:iCs/>
           </w:rPr>
           <w:id w:val="490147666"/>
@@ -11553,12 +10011,10 @@
             <w14:uncheckedState w14:val="2610" w14:font="MS Gothic"/>
           </w14:checkbox>
         </w:sdtPr>
-        <w:sdtEndPr/>
         <w:sdtContent>
           <w:r>
             <w:rPr>
               <w:rFonts w:ascii="Segoe UI Symbol" w:eastAsia="MS Gothic" w:hAnsi="Segoe UI Symbol" w:cs="Segoe UI Symbol"/>
-              <w:i w:val="0"/>
               <w:iCs/>
             </w:rPr>
             <w:t>☐</w:t>
@@ -11577,7 +10033,6 @@
         <w:ind w:left="1260" w:hanging="540"/>
         <w:rPr>
           <w:rFonts w:ascii="Arial" w:hAnsi="Arial" w:cs="Arial"/>
-          <w:i w:val="0"/>
           <w:iCs/>
         </w:rPr>
       </w:pPr>
@@ -11586,7 +10041,6 @@
           <w:rFonts w:ascii="Arial" w:hAnsi="Arial" w:cs="Arial"/>
           <w:b/>
           <w:bCs/>
-          <w:i w:val="0"/>
           <w:iCs/>
         </w:rPr>
         <w:t>Risks to others:</w:t>
@@ -11594,7 +10048,6 @@
       <w:r>
         <w:rPr>
           <w:rFonts w:ascii="Arial" w:hAnsi="Arial" w:cs="Arial"/>
-          <w:i w:val="0"/>
           <w:iCs/>
         </w:rPr>
         <w:t xml:space="preserve"> </w:t>
@@ -11602,30 +10055,14 @@
       <w:r>
         <w:rPr>
           <w:rFonts w:ascii="Arial" w:hAnsi="Arial" w:cs="Arial"/>
-          <w:b w:val="0"/>
-          <w:i w:val="0"/>
           <w:color w:val="000000"/>
         </w:rPr>
         <w:t xml:space="preserve"> N/A</w:t>
-      </w:r>
-      <w:r>
-        <w:rPr>
-          <w:rFonts w:ascii="Arial" w:hAnsi="Arial" w:cs="Arial"/>
-          <w:color w:val="C00000"/>
-        </w:rPr>
-      </w:r>
-      <w:r>
-        <w:rPr>
-          <w:rFonts w:ascii="Arial" w:hAnsi="Arial" w:cs="Arial"/>
-          <w:i w:val="0"/>
-          <w:iCs/>
-        </w:rPr>
       </w:r>
       <w:sdt>
         <w:sdtPr>
           <w:rPr>
             <w:rFonts w:ascii="Arial" w:hAnsi="Arial" w:cs="Arial"/>
-            <w:i w:val="0"/>
             <w:iCs/>
           </w:rPr>
           <w:id w:val="1063760542"/>
@@ -11635,12 +10072,10 @@
             <w14:uncheckedState w14:val="2610" w14:font="MS Gothic"/>
           </w14:checkbox>
         </w:sdtPr>
-        <w:sdtEndPr/>
         <w:sdtContent>
           <w:r>
             <w:rPr>
               <w:rFonts w:ascii="Segoe UI Symbol" w:eastAsia="MS Gothic" w:hAnsi="Segoe UI Symbol" w:cs="Segoe UI Symbol"/>
-              <w:i w:val="0"/>
               <w:iCs/>
             </w:rPr>
             <w:t>☐</w:t>
@@ -11666,7 +10101,6 @@
           <w:rFonts w:ascii="Arial" w:hAnsi="Arial" w:cs="Arial"/>
           <w:b/>
           <w:bCs/>
-          <w:i w:val="0"/>
           <w:iCs/>
         </w:rPr>
         <w:t>Risk mitigation:</w:t>
@@ -11674,7 +10108,6 @@
       <w:r>
         <w:rPr>
           <w:rFonts w:ascii="Arial" w:hAnsi="Arial" w:cs="Arial"/>
-          <w:i w:val="0"/>
           <w:iCs/>
         </w:rPr>
         <w:t xml:space="preserve"> </w:t>
@@ -11682,79 +10115,24 @@
       <w:r>
         <w:rPr>
           <w:rFonts w:ascii="Arial" w:hAnsi="Arial" w:cs="Arial"/>
-          <w:b w:val="0"/>
-          <w:i w:val="0"/>
           <w:color w:val="000000"/>
         </w:rPr>
-        <w:t xml:space="preserve"> Participants remain seated in a swivel chair at a marked origin with a clear rotation area; the researcher monitors comfort and balance, offers breaks, and stops immediately on request or on any concerning symptom. The headset and contact surfaces are cleaned between uses. Voice data are processed offline on a UCF-managed encrypted workstation, labeled with coded IDs, never shared to a voice library, and deleted (recording, embedding, clips, cache) within 24 hours after the session with the result recorded.</w:t>
-      </w:r>
-      <w:r>
-        <w:rPr>
-          <w:rFonts w:ascii="Arial" w:hAnsi="Arial" w:cs="Arial"/>
-          <w:color w:val="C00000"/>
-        </w:rPr>
-      </w:r>
-      <w:r>
-        <w:rPr>
-          <w:rFonts w:ascii="Arial" w:hAnsi="Arial" w:cs="Arial"/>
-          <w:color w:val="C00000"/>
-        </w:rPr>
-      </w:r>
-      <w:r>
-        <w:rPr>
-          <w:rFonts w:ascii="Arial" w:hAnsi="Arial" w:cs="Arial"/>
-          <w:color w:val="C00000"/>
-        </w:rPr>
-      </w:r>
-      <w:r>
-        <w:rPr>
-          <w:rFonts w:ascii="Arial" w:hAnsi="Arial" w:cs="Arial"/>
-          <w:color w:val="C00000"/>
-        </w:rPr>
-      </w:r>
-      <w:r>
-        <w:rPr>
-          <w:rFonts w:ascii="Arial" w:hAnsi="Arial" w:cs="Arial"/>
-          <w:i w:val="0"/>
-          <w:iCs/>
-        </w:rPr>
-      </w:r>
-      <w:sdt>
-        <w:sdtPr>
-          <w:rPr>
-            <w:rFonts w:ascii="Arial" w:hAnsi="Arial" w:cs="Arial"/>
-            <w:i w:val="0"/>
-            <w:iCs/>
-          </w:rPr>
-          <w:id w:val="-1873600847"/>
-          <w14:checkbox>
-            <w14:checked w14:val="0"/>
-            <w14:checkedState w14:val="2612" w14:font="MS Gothic"/>
-            <w14:uncheckedState w14:val="2610" w14:font="MS Gothic"/>
-          </w14:checkbox>
-        </w:sdtPr>
-        <w:sdtEndPr/>
-        <w:sdtContent>
-          <w:r>
-            <w:rPr>
-              <w:rFonts w:ascii="Segoe UI Symbol" w:eastAsia="MS Gothic" w:hAnsi="Segoe UI Symbol" w:cs="Segoe UI Symbol"/>
-              <w:i w:val="0"/>
-              <w:iCs/>
-            </w:rPr>
-            <w:t>☐</w:t>
-          </w:r>
-        </w:sdtContent>
-      </w:sdt>
-    </w:p>
-    <w:p>
-      <w:pPr>
-        <w:pStyle w:val="BlockText"/>
-        <w:spacing w:before="0" w:after="0"/>
-        <w:ind w:left="1260"/>
-        <w:rPr>
-          <w:rFonts w:ascii="Arial" w:hAnsi="Arial" w:cs="Arial"/>
-        </w:rPr>
-      </w:pPr>
+        <w:t xml:space="preserve"> </w:t>
+      </w:r>
+      <w:r>
+        <w:rPr>
+          <w:rFonts w:ascii="Arial" w:hAnsi="Arial" w:cs="Arial"/>
+          <w:color w:val="000000"/>
+        </w:rPr>
+        <w:t>T</w:t>
+      </w:r>
+      <w:r>
+        <w:rPr>
+          <w:rFonts w:ascii="Arial" w:hAnsi="Arial" w:cs="Arial"/>
+          <w:color w:val="000000"/>
+        </w:rPr>
+        <w:t xml:space="preserve">he researcher monitors comfort and balance, offers breaks, and stops immediately on request or on any concerning symptom. The headset and contact surfaces are cleaned between uses. </w:t>
+      </w:r>
     </w:p>
     <w:p>
       <w:pPr>
@@ -11765,8 +10143,8 @@
           <w:szCs w:val="24"/>
         </w:rPr>
       </w:pPr>
-      <w:bookmarkStart w:id="62" w:name="_Toc214963927"/>
-      <w:bookmarkStart w:id="63" w:name="_Toc214964809"/>
+      <w:bookmarkStart w:id="60" w:name="_Toc214963927"/>
+      <w:bookmarkStart w:id="61" w:name="_Toc214964809"/>
       <w:r>
         <w:rPr>
           <w:rFonts w:ascii="Arial" w:hAnsi="Arial" w:cs="Arial"/>
@@ -11813,7 +10191,6 @@
             <w14:uncheckedState w14:val="2610" w14:font="MS Gothic"/>
           </w14:checkbox>
         </w:sdtPr>
-        <w:sdtEndPr/>
         <w:sdtContent>
           <w:r>
             <w:rPr>
@@ -11833,41 +10210,38 @@
         </w:rPr>
         <w:t xml:space="preserve"> and skip to the Withdrawal of Subjects section)</w:t>
       </w:r>
+      <w:bookmarkEnd w:id="60"/>
+      <w:bookmarkEnd w:id="61"/>
+    </w:p>
+    <w:p>
+      <w:pPr>
+        <w:pStyle w:val="BlockText"/>
+      </w:pPr>
+      <w:r>
+        <w:t>N/A</w:t>
+      </w:r>
+    </w:p>
+    <w:p>
+      <w:pPr>
+        <w:pStyle w:val="Heading1"/>
+        <w:rPr>
+          <w:rFonts w:ascii="Arial" w:hAnsi="Arial" w:cs="Arial"/>
+          <w:sz w:val="24"/>
+          <w:szCs w:val="24"/>
+        </w:rPr>
+      </w:pPr>
+      <w:bookmarkStart w:id="62" w:name="_Toc214963928"/>
+      <w:bookmarkStart w:id="63" w:name="_Toc214964810"/>
+      <w:r>
+        <w:rPr>
+          <w:rFonts w:ascii="Arial" w:hAnsi="Arial" w:cs="Arial"/>
+          <w:sz w:val="24"/>
+          <w:szCs w:val="24"/>
+        </w:rPr>
+        <w:t>Withdrawal of Subjects</w:t>
+      </w:r>
       <w:bookmarkEnd w:id="62"/>
       <w:bookmarkEnd w:id="63"/>
-    </w:p>
-    <w:p>
-      <w:pPr>
-        <w:pStyle w:val="BlockText"/>
-      </w:pPr>
-      <w:r>
-        <w:rPr>
-          <w:i w:val="0"/>
-        </w:rPr>
-        <w:t>N/A</w:t>
-      </w:r>
-    </w:p>
-    <w:p>
-      <w:pPr>
-        <w:pStyle w:val="Heading1"/>
-        <w:rPr>
-          <w:rFonts w:ascii="Arial" w:hAnsi="Arial" w:cs="Arial"/>
-          <w:sz w:val="24"/>
-          <w:szCs w:val="24"/>
-        </w:rPr>
-      </w:pPr>
-      <w:bookmarkStart w:id="64" w:name="_Toc214963928"/>
-      <w:bookmarkStart w:id="65" w:name="_Toc214964810"/>
-      <w:r>
-        <w:rPr>
-          <w:rFonts w:ascii="Arial" w:hAnsi="Arial" w:cs="Arial"/>
-          <w:sz w:val="24"/>
-          <w:szCs w:val="24"/>
-        </w:rPr>
-        <w:t>Withdrawal of Subjects</w:t>
-      </w:r>
-      <w:bookmarkEnd w:id="64"/>
-      <w:bookmarkEnd w:id="65"/>
     </w:p>
     <w:p>
       <w:pPr>
@@ -11880,7 +10254,6 @@
         <w:ind w:left="1260" w:hanging="540"/>
         <w:rPr>
           <w:rFonts w:ascii="Arial" w:hAnsi="Arial" w:cs="Arial"/>
-          <w:i w:val="0"/>
           <w:iCs/>
         </w:rPr>
       </w:pPr>
@@ -11889,7 +10262,6 @@
           <w:rFonts w:ascii="Arial" w:hAnsi="Arial" w:cs="Arial"/>
           <w:b/>
           <w:bCs/>
-          <w:i w:val="0"/>
           <w:iCs/>
         </w:rPr>
         <w:t>Researcher withdraws subject:</w:t>
@@ -11897,7 +10269,6 @@
       <w:r>
         <w:rPr>
           <w:rFonts w:ascii="Arial" w:hAnsi="Arial" w:cs="Arial"/>
-          <w:i w:val="0"/>
           <w:iCs/>
         </w:rPr>
         <w:t xml:space="preserve"> </w:t>
@@ -11905,35 +10276,9 @@
       <w:r>
         <w:rPr>
           <w:rFonts w:ascii="Arial" w:hAnsi="Arial" w:cs="Arial"/>
-          <w:b w:val="0"/>
-          <w:i w:val="0"/>
           <w:color w:val="000000"/>
         </w:rPr>
         <w:t xml:space="preserve"> Participation may be stopped without consent if continuing appears unsafe, eligibility is not met, eye-tracking calibration or the eight-plane setup fails after the approved retries, voice generation or equipment fails, or the participant does not follow safety instructions.</w:t>
-      </w:r>
-      <w:r>
-        <w:rPr>
-          <w:rFonts w:ascii="Arial" w:hAnsi="Arial" w:cs="Arial"/>
-          <w:color w:val="C00000"/>
-        </w:rPr>
-      </w:r>
-      <w:r>
-        <w:rPr>
-          <w:rFonts w:ascii="Arial" w:hAnsi="Arial" w:cs="Arial"/>
-          <w:color w:val="C00000"/>
-        </w:rPr>
-      </w:r>
-      <w:r>
-        <w:rPr>
-          <w:rFonts w:ascii="Arial" w:hAnsi="Arial" w:cs="Arial"/>
-          <w:color w:val="C00000"/>
-        </w:rPr>
-      </w:r>
-      <w:r>
-        <w:rPr>
-          <w:rFonts w:ascii="Arial" w:hAnsi="Arial" w:cs="Arial"/>
-          <w:color w:val="C00000"/>
-        </w:rPr>
       </w:r>
     </w:p>
     <w:p>
@@ -11947,7 +10292,6 @@
         <w:ind w:left="1260" w:hanging="540"/>
         <w:rPr>
           <w:rFonts w:ascii="Arial" w:hAnsi="Arial" w:cs="Arial"/>
-          <w:i w:val="0"/>
           <w:iCs/>
         </w:rPr>
       </w:pPr>
@@ -11956,7 +10300,6 @@
           <w:rFonts w:ascii="Arial" w:hAnsi="Arial" w:cs="Arial"/>
           <w:b/>
           <w:bCs/>
-          <w:i w:val="0"/>
           <w:iCs/>
         </w:rPr>
         <w:t>Subject withdraws voluntarily:</w:t>
@@ -11964,7 +10307,6 @@
       <w:r>
         <w:rPr>
           <w:rFonts w:ascii="Arial" w:hAnsi="Arial" w:cs="Arial"/>
-          <w:i w:val="0"/>
           <w:iCs/>
         </w:rPr>
         <w:t xml:space="preserve"> </w:t>
@@ -11972,8 +10314,6 @@
       <w:r>
         <w:rPr>
           <w:rFonts w:ascii="Arial" w:hAnsi="Arial" w:cs="Arial"/>
-          <w:b w:val="0"/>
-          <w:i w:val="0"/>
           <w:color w:val="000000"/>
         </w:rPr>
         <w:t xml:space="preserve"> Participants may withdraw at any time by telling the experimenter during the session or contacting the study team afterward.</w:t>
@@ -11990,7 +10330,6 @@
         <w:ind w:left="1260" w:hanging="540"/>
         <w:rPr>
           <w:rFonts w:ascii="Arial" w:hAnsi="Arial" w:cs="Arial"/>
-          <w:i w:val="0"/>
           <w:iCs/>
         </w:rPr>
       </w:pPr>
@@ -11999,7 +10338,6 @@
           <w:rFonts w:ascii="Arial" w:hAnsi="Arial" w:cs="Arial"/>
           <w:b/>
           <w:bCs/>
-          <w:i w:val="0"/>
           <w:iCs/>
         </w:rPr>
         <w:t>Orderly termination:</w:t>
@@ -12007,7 +10345,6 @@
       <w:r>
         <w:rPr>
           <w:rFonts w:ascii="Arial" w:hAnsi="Arial" w:cs="Arial"/>
-          <w:i w:val="0"/>
           <w:iCs/>
         </w:rPr>
         <w:t xml:space="preserve"> </w:t>
@@ -12015,35 +10352,9 @@
       <w:r>
         <w:rPr>
           <w:rFonts w:ascii="Arial" w:hAnsi="Arial" w:cs="Arial"/>
-          <w:b w:val="0"/>
-          <w:i w:val="0"/>
           <w:color w:val="000000"/>
         </w:rPr>
         <w:t xml:space="preserve"> The researcher pauses the task, assists with safe headset removal, and offers a place to rest. No close-out visit is required.</w:t>
-      </w:r>
-      <w:r>
-        <w:rPr>
-          <w:rFonts w:ascii="Arial" w:hAnsi="Arial" w:cs="Arial"/>
-          <w:color w:val="C00000"/>
-        </w:rPr>
-      </w:r>
-      <w:r>
-        <w:rPr>
-          <w:rFonts w:ascii="Arial" w:hAnsi="Arial" w:cs="Arial"/>
-          <w:color w:val="C00000"/>
-        </w:rPr>
-      </w:r>
-      <w:r>
-        <w:rPr>
-          <w:rFonts w:ascii="Arial" w:hAnsi="Arial" w:cs="Arial"/>
-          <w:color w:val="C00000"/>
-        </w:rPr>
-      </w:r>
-      <w:r>
-        <w:rPr>
-          <w:rFonts w:ascii="Arial" w:hAnsi="Arial" w:cs="Arial"/>
-          <w:color w:val="C00000"/>
-        </w:rPr>
       </w:r>
     </w:p>
     <w:p>
@@ -12057,7 +10368,6 @@
         <w:ind w:left="1260" w:hanging="540"/>
         <w:rPr>
           <w:rFonts w:ascii="Arial" w:hAnsi="Arial" w:cs="Arial"/>
-          <w:i w:val="0"/>
           <w:iCs/>
         </w:rPr>
       </w:pPr>
@@ -12066,16 +10376,13 @@
           <w:rFonts w:ascii="Arial" w:hAnsi="Arial" w:cs="Arial"/>
           <w:b/>
           <w:bCs/>
-          <w:i w:val="0"/>
-          <w:iCs/>
-        </w:rPr>
-        <w:lastRenderedPageBreak/>
+          <w:iCs/>
+        </w:rPr>
         <w:t>After withdrawal:</w:t>
       </w:r>
       <w:r>
         <w:rPr>
           <w:rFonts w:ascii="Arial" w:hAnsi="Arial" w:cs="Arial"/>
-          <w:i w:val="0"/>
           <w:iCs/>
         </w:rPr>
         <w:t xml:space="preserve"> </w:t>
@@ -12083,47 +10390,9 @@
       <w:r>
         <w:rPr>
           <w:rFonts w:ascii="Arial" w:hAnsi="Arial" w:cs="Arial"/>
-          <w:b w:val="0"/>
-          <w:i w:val="0"/>
           <w:color w:val="000000"/>
         </w:rPr>
         <w:t xml:space="preserve"> Data collected before withdrawal are excluded from the primary analysis when requested before the data are de-identified and combined; identifiable voice artifacts are deleted. Participants who began screening still receive the full $15.</w:t>
-      </w:r>
-      <w:r>
-        <w:rPr>
-          <w:rFonts w:ascii="Arial" w:hAnsi="Arial" w:cs="Arial"/>
-          <w:color w:val="C00000"/>
-        </w:rPr>
-      </w:r>
-      <w:r>
-        <w:rPr>
-          <w:rFonts w:ascii="Arial" w:hAnsi="Arial" w:cs="Arial"/>
-          <w:color w:val="C00000"/>
-        </w:rPr>
-      </w:r>
-      <w:r>
-        <w:rPr>
-          <w:rFonts w:ascii="Arial" w:hAnsi="Arial" w:cs="Arial"/>
-          <w:color w:val="C00000"/>
-        </w:rPr>
-      </w:r>
-      <w:r>
-        <w:rPr>
-          <w:rFonts w:ascii="Arial" w:hAnsi="Arial" w:cs="Arial"/>
-          <w:color w:val="C00000"/>
-        </w:rPr>
-      </w:r>
-      <w:r>
-        <w:rPr>
-          <w:rFonts w:ascii="Arial" w:hAnsi="Arial" w:cs="Arial"/>
-          <w:color w:val="C00000"/>
-        </w:rPr>
-      </w:r>
-      <w:r>
-        <w:rPr>
-          <w:rFonts w:ascii="Arial" w:hAnsi="Arial" w:cs="Arial"/>
-          <w:color w:val="C00000"/>
-        </w:rPr>
       </w:r>
     </w:p>
     <w:p>
@@ -12133,7 +10402,6 @@
         <w:ind w:left="0"/>
         <w:rPr>
           <w:rFonts w:ascii="Arial" w:hAnsi="Arial" w:cs="Arial"/>
-          <w:i w:val="0"/>
           <w:iCs/>
         </w:rPr>
       </w:pPr>
@@ -12147,8 +10415,8 @@
           <w:szCs w:val="24"/>
         </w:rPr>
       </w:pPr>
-      <w:bookmarkStart w:id="66" w:name="_Toc214963929"/>
-      <w:bookmarkStart w:id="67" w:name="_Toc214964811"/>
+      <w:bookmarkStart w:id="64" w:name="_Toc214963929"/>
+      <w:bookmarkStart w:id="65" w:name="_Toc214964811"/>
       <w:r>
         <w:rPr>
           <w:rFonts w:ascii="Arial" w:hAnsi="Arial" w:cs="Arial"/>
@@ -12179,7 +10447,6 @@
             <w14:uncheckedState w14:val="2610" w14:font="MS Gothic"/>
           </w14:checkbox>
         </w:sdtPr>
-        <w:sdtEndPr/>
         <w:sdtContent>
           <w:r>
             <w:rPr>
@@ -12199,8 +10466,8 @@
         </w:rPr>
         <w:t xml:space="preserve"> and skip to the Compensation section)</w:t>
       </w:r>
-      <w:bookmarkEnd w:id="66"/>
-      <w:bookmarkEnd w:id="67"/>
+      <w:bookmarkEnd w:id="64"/>
+      <w:bookmarkEnd w:id="65"/>
     </w:p>
     <w:p>
       <w:pPr>
@@ -12220,7 +10487,6 @@
           <w:rFonts w:ascii="Arial" w:hAnsi="Arial" w:cs="Arial"/>
           <w:b/>
           <w:bCs/>
-          <w:i w:val="0"/>
           <w:iCs/>
         </w:rPr>
         <w:t>Costs:</w:t>
@@ -12228,7 +10494,6 @@
       <w:r>
         <w:rPr>
           <w:rFonts w:ascii="Arial" w:hAnsi="Arial" w:cs="Arial"/>
-          <w:i w:val="0"/>
           <w:iCs/>
         </w:rPr>
         <w:t xml:space="preserve"> </w:t>
@@ -12236,23 +10501,9 @@
       <w:r>
         <w:rPr>
           <w:rFonts w:ascii="Arial" w:hAnsi="Arial" w:cs="Arial"/>
-          <w:b w:val="0"/>
-          <w:i w:val="0"/>
           <w:color w:val="000000"/>
         </w:rPr>
         <w:t xml:space="preserve"> Participants may have transportation or parking costs for traveling to the UCF study location. No other costs are anticipated.</w:t>
-      </w:r>
-      <w:r>
-        <w:rPr>
-          <w:rFonts w:ascii="Arial" w:hAnsi="Arial" w:cs="Arial"/>
-          <w:color w:val="C00000"/>
-        </w:rPr>
-      </w:r>
-      <w:r>
-        <w:rPr>
-          <w:rFonts w:ascii="Arial" w:hAnsi="Arial" w:cs="Arial"/>
-          <w:color w:val="C00000"/>
-        </w:rPr>
       </w:r>
     </w:p>
     <w:p>
@@ -12279,19 +10530,21 @@
           <w:szCs w:val="24"/>
         </w:rPr>
       </w:pPr>
-      <w:bookmarkStart w:id="68" w:name="_Toc214963524"/>
-      <w:bookmarkStart w:id="69" w:name="_Toc214963560"/>
-      <w:bookmarkStart w:id="70" w:name="_Toc214963641"/>
-      <w:bookmarkStart w:id="71" w:name="_Toc214963683"/>
-      <w:bookmarkStart w:id="72" w:name="_Toc214963821"/>
-      <w:bookmarkStart w:id="73" w:name="_Toc214963898"/>
-      <w:bookmarkStart w:id="74" w:name="_Toc214963930"/>
-      <w:bookmarkStart w:id="75" w:name="_Toc214963968"/>
-      <w:bookmarkStart w:id="76" w:name="_Toc214964029"/>
-      <w:bookmarkStart w:id="77" w:name="_Toc214964587"/>
-      <w:bookmarkStart w:id="78" w:name="_Toc214964812"/>
-      <w:bookmarkStart w:id="79" w:name="_Toc214963931"/>
-      <w:bookmarkStart w:id="80" w:name="_Toc214964813"/>
+      <w:bookmarkStart w:id="66" w:name="_Toc214963524"/>
+      <w:bookmarkStart w:id="67" w:name="_Toc214963560"/>
+      <w:bookmarkStart w:id="68" w:name="_Toc214963641"/>
+      <w:bookmarkStart w:id="69" w:name="_Toc214963683"/>
+      <w:bookmarkStart w:id="70" w:name="_Toc214963821"/>
+      <w:bookmarkStart w:id="71" w:name="_Toc214963898"/>
+      <w:bookmarkStart w:id="72" w:name="_Toc214963930"/>
+      <w:bookmarkStart w:id="73" w:name="_Toc214963968"/>
+      <w:bookmarkStart w:id="74" w:name="_Toc214964029"/>
+      <w:bookmarkStart w:id="75" w:name="_Toc214964587"/>
+      <w:bookmarkStart w:id="76" w:name="_Toc214964812"/>
+      <w:bookmarkStart w:id="77" w:name="_Toc214963931"/>
+      <w:bookmarkStart w:id="78" w:name="_Toc214964813"/>
+      <w:bookmarkEnd w:id="66"/>
+      <w:bookmarkEnd w:id="67"/>
       <w:bookmarkEnd w:id="68"/>
       <w:bookmarkEnd w:id="69"/>
       <w:bookmarkEnd w:id="70"/>
@@ -12301,66 +10554,64 @@
       <w:bookmarkEnd w:id="74"/>
       <w:bookmarkEnd w:id="75"/>
       <w:bookmarkEnd w:id="76"/>
+      <w:r>
+        <w:rPr>
+          <w:rFonts w:ascii="Arial" w:hAnsi="Arial" w:cs="Arial"/>
+          <w:sz w:val="24"/>
+          <w:szCs w:val="24"/>
+        </w:rPr>
+        <w:t>Compensation</w:t>
+      </w:r>
+      <w:r>
+        <w:rPr>
+          <w:rFonts w:ascii="Arial" w:hAnsi="Arial" w:cs="Arial"/>
+          <w:sz w:val="24"/>
+          <w:szCs w:val="24"/>
+        </w:rPr>
+        <w:t xml:space="preserve"> </w:t>
+      </w:r>
+      <w:r>
+        <w:rPr>
+          <w:rFonts w:ascii="Arial" w:hAnsi="Arial" w:cs="Arial"/>
+          <w:sz w:val="24"/>
+          <w:szCs w:val="24"/>
+        </w:rPr>
+        <w:t>(</w:t>
+      </w:r>
+      <w:r>
+        <w:rPr>
+          <w:rFonts w:ascii="Arial" w:hAnsi="Arial" w:cs="Arial"/>
+          <w:sz w:val="24"/>
+          <w:szCs w:val="24"/>
+        </w:rPr>
+        <w:t>Do not delete this section.</w:t>
+      </w:r>
+      <w:r>
+        <w:rPr>
+          <w:rFonts w:ascii="Arial" w:hAnsi="Arial" w:cs="Arial"/>
+          <w:sz w:val="24"/>
+          <w:szCs w:val="24"/>
+        </w:rPr>
+        <w:t xml:space="preserve"> Answer all </w:t>
+      </w:r>
+      <w:r>
+        <w:rPr>
+          <w:rFonts w:ascii="Arial" w:hAnsi="Arial" w:cs="Arial"/>
+          <w:sz w:val="24"/>
+          <w:szCs w:val="24"/>
+        </w:rPr>
+        <w:t xml:space="preserve">applicable </w:t>
+      </w:r>
+      <w:r>
+        <w:rPr>
+          <w:rFonts w:ascii="Arial" w:hAnsi="Arial" w:cs="Arial"/>
+          <w:sz w:val="24"/>
+          <w:szCs w:val="24"/>
+        </w:rPr>
+        <w:t>questions</w:t>
+      </w:r>
       <w:bookmarkEnd w:id="77"/>
       <w:bookmarkEnd w:id="78"/>
-      <w:r>
-        <w:rPr>
-          <w:rFonts w:ascii="Arial" w:hAnsi="Arial" w:cs="Arial"/>
-          <w:sz w:val="24"/>
-          <w:szCs w:val="24"/>
-        </w:rPr>
-        <w:t>Compensation</w:t>
-      </w:r>
-      <w:r>
-        <w:rPr>
-          <w:rFonts w:ascii="Arial" w:hAnsi="Arial" w:cs="Arial"/>
-          <w:sz w:val="24"/>
-          <w:szCs w:val="24"/>
-        </w:rPr>
-        <w:t xml:space="preserve"> </w:t>
-      </w:r>
-      <w:r>
-        <w:rPr>
-          <w:rFonts w:ascii="Arial" w:hAnsi="Arial" w:cs="Arial"/>
-          <w:sz w:val="24"/>
-          <w:szCs w:val="24"/>
-        </w:rPr>
-        <w:t>(</w:t>
-      </w:r>
-      <w:r>
-        <w:rPr>
-          <w:rFonts w:ascii="Arial" w:hAnsi="Arial" w:cs="Arial"/>
-          <w:sz w:val="24"/>
-          <w:szCs w:val="24"/>
-        </w:rPr>
-        <w:t>Do not delete this section.</w:t>
-      </w:r>
-      <w:r>
-        <w:rPr>
-          <w:rFonts w:ascii="Arial" w:hAnsi="Arial" w:cs="Arial"/>
-          <w:sz w:val="24"/>
-          <w:szCs w:val="24"/>
-        </w:rPr>
-        <w:t xml:space="preserve"> Answer all </w:t>
-      </w:r>
-      <w:r>
-        <w:rPr>
-          <w:rFonts w:ascii="Arial" w:hAnsi="Arial" w:cs="Arial"/>
-          <w:sz w:val="24"/>
-          <w:szCs w:val="24"/>
-        </w:rPr>
-        <w:t xml:space="preserve">applicable </w:t>
-      </w:r>
-      <w:r>
-        <w:rPr>
-          <w:rFonts w:ascii="Arial" w:hAnsi="Arial" w:cs="Arial"/>
-          <w:sz w:val="24"/>
-          <w:szCs w:val="24"/>
-        </w:rPr>
-        <w:t>questions</w:t>
-      </w:r>
-      <w:bookmarkEnd w:id="79"/>
-      <w:bookmarkEnd w:id="80"/>
       <w:r>
         <w:rPr>
           <w:rFonts w:ascii="Arial" w:hAnsi="Arial" w:cs="Arial"/>
@@ -12386,7 +10637,6 @@
       <w:r>
         <w:rPr>
           <w:rFonts w:ascii="Arial" w:hAnsi="Arial" w:cs="Arial"/>
-          <w:i w:val="0"/>
           <w:iCs/>
         </w:rPr>
         <w:t>Are you providing compensation to participants?</w:t>
@@ -12399,14 +10649,12 @@
         <w:ind w:left="1260"/>
         <w:rPr>
           <w:rFonts w:ascii="Arial" w:hAnsi="Arial" w:cs="Arial"/>
-          <w:i w:val="0"/>
         </w:rPr>
       </w:pPr>
       <w:sdt>
         <w:sdtPr>
           <w:rPr>
             <w:rFonts w:ascii="Arial" w:hAnsi="Arial" w:cs="Arial"/>
-            <w:i w:val="0"/>
           </w:rPr>
           <w:id w:val="1348826776"/>
           <w14:checkbox>
@@ -12415,12 +10663,10 @@
             <w14:uncheckedState w14:val="2610" w14:font="MS Gothic"/>
           </w14:checkbox>
         </w:sdtPr>
-        <w:sdtEndPr/>
         <w:sdtContent>
           <w:r>
             <w:rPr>
               <w:rFonts w:ascii="Segoe UI Symbol" w:eastAsia="MS Gothic" w:hAnsi="Segoe UI Symbol" w:cs="Segoe UI Symbol"/>
-              <w:i w:val="0"/>
             </w:rPr>
             <w:t>☐</w:t>
           </w:r>
@@ -12429,7 +10675,6 @@
       <w:r>
         <w:rPr>
           <w:rFonts w:ascii="Arial" w:hAnsi="Arial" w:cs="Arial"/>
-          <w:i w:val="0"/>
         </w:rPr>
         <w:t xml:space="preserve"> No</w:t>
       </w:r>
@@ -12441,14 +10686,12 @@
         <w:ind w:left="1260"/>
         <w:rPr>
           <w:rFonts w:ascii="Arial" w:hAnsi="Arial" w:cs="Arial"/>
-          <w:i w:val="0"/>
         </w:rPr>
       </w:pPr>
       <w:sdt>
         <w:sdtPr>
           <w:rPr>
             <w:rFonts w:ascii="Arial" w:hAnsi="Arial" w:cs="Arial"/>
-            <w:i w:val="0"/>
           </w:rPr>
           <w:id w:val="-129716721"/>
           <w14:checkbox>
@@ -12457,12 +10700,10 @@
             <w14:uncheckedState w14:val="2610" w14:font="MS Gothic"/>
           </w14:checkbox>
         </w:sdtPr>
-        <w:sdtEndPr/>
         <w:sdtContent>
           <w:r>
             <w:rPr>
               <w:rFonts w:ascii="Segoe UI Symbol" w:hAnsi="Segoe UI Symbol" w:cs="Segoe UI Symbol"/>
-              <w:i w:val="0"/>
             </w:rPr>
             <w:t>☒</w:t>
           </w:r>
@@ -12471,7 +10712,6 @@
       <w:r>
         <w:rPr>
           <w:rFonts w:ascii="Arial" w:hAnsi="Arial" w:cs="Arial"/>
-          <w:i w:val="0"/>
         </w:rPr>
         <w:t xml:space="preserve"> Yes</w:t>
       </w:r>
@@ -12482,7 +10722,6 @@
         <w:spacing w:before="0" w:after="0"/>
         <w:rPr>
           <w:rFonts w:ascii="Arial" w:hAnsi="Arial" w:cs="Arial"/>
-          <w:i w:val="0"/>
         </w:rPr>
       </w:pPr>
     </w:p>
@@ -12492,21 +10731,19 @@
         <w:spacing w:before="0" w:after="0"/>
         <w:rPr>
           <w:rFonts w:ascii="Arial" w:hAnsi="Arial" w:cs="Arial"/>
-          <w:i w:val="0"/>
-        </w:rPr>
-      </w:pPr>
-      <w:r>
-        <w:rPr>
-          <w:rFonts w:ascii="Arial" w:hAnsi="Arial" w:cs="Arial"/>
-          <w:i w:val="0"/>
-        </w:rPr>
+        </w:rPr>
+      </w:pPr>
+      <w:r>
+        <w:rPr>
+          <w:rFonts w:ascii="Arial" w:hAnsi="Arial" w:cs="Arial"/>
+        </w:rPr>
+        <w:lastRenderedPageBreak/>
         <w:t xml:space="preserve">If </w:t>
       </w:r>
       <w:proofErr w:type="gramStart"/>
       <w:r>
         <w:rPr>
           <w:rFonts w:ascii="Arial" w:hAnsi="Arial" w:cs="Arial"/>
-          <w:i w:val="0"/>
         </w:rPr>
         <w:t>Yes</w:t>
       </w:r>
@@ -12514,7 +10751,6 @@
       <w:r>
         <w:rPr>
           <w:rFonts w:ascii="Arial" w:hAnsi="Arial" w:cs="Arial"/>
-          <w:i w:val="0"/>
         </w:rPr>
         <w:t>, specify the form of compensation (check all that apply):</w:t>
       </w:r>
@@ -12527,14 +10763,12 @@
         <w:rPr>
           <w:rFonts w:ascii="Arial" w:hAnsi="Arial" w:cs="Arial"/>
           <w:b/>
-          <w:i w:val="0"/>
         </w:rPr>
       </w:pPr>
       <w:sdt>
         <w:sdtPr>
           <w:rPr>
             <w:rFonts w:ascii="Arial" w:hAnsi="Arial" w:cs="Arial"/>
-            <w:i w:val="0"/>
           </w:rPr>
           <w:id w:val="-789746221"/>
           <w14:checkbox>
@@ -12543,12 +10777,10 @@
             <w14:uncheckedState w14:val="2610" w14:font="MS Gothic"/>
           </w14:checkbox>
         </w:sdtPr>
-        <w:sdtEndPr/>
         <w:sdtContent>
           <w:r>
             <w:rPr>
               <w:rFonts w:ascii="Segoe UI Symbol" w:eastAsia="MS Gothic" w:hAnsi="Segoe UI Symbol" w:cs="Segoe UI Symbol"/>
-              <w:i w:val="0"/>
             </w:rPr>
             <w:t>☐</w:t>
           </w:r>
@@ -12557,7 +10789,6 @@
       <w:r>
         <w:rPr>
           <w:rFonts w:ascii="Arial" w:hAnsi="Arial" w:cs="Arial"/>
-          <w:i w:val="0"/>
         </w:rPr>
         <w:t xml:space="preserve"> Course Credit (students) </w:t>
       </w:r>
@@ -12565,7 +10796,6 @@
         <w:rPr>
           <w:rFonts w:ascii="Arial" w:hAnsi="Arial" w:cs="Arial"/>
           <w:b/>
-          <w:i w:val="0"/>
         </w:rPr>
         <w:t>(if offering course credit, “Alternate Assignment” below must also be selected)</w:t>
       </w:r>
@@ -12589,7 +10819,6 @@
             <w14:uncheckedState w14:val="2610" w14:font="MS Gothic"/>
           </w14:checkbox>
         </w:sdtPr>
-        <w:sdtEndPr/>
         <w:sdtContent>
           <w:r>
             <w:rPr>
@@ -12639,14 +10868,12 @@
         <w:ind w:left="1440"/>
         <w:rPr>
           <w:rFonts w:ascii="Arial" w:hAnsi="Arial" w:cs="Arial"/>
-          <w:i w:val="0"/>
         </w:rPr>
       </w:pPr>
       <w:sdt>
         <w:sdtPr>
           <w:rPr>
             <w:rFonts w:ascii="Arial" w:hAnsi="Arial" w:cs="Arial"/>
-            <w:i w:val="0"/>
           </w:rPr>
           <w:id w:val="-73515784"/>
           <w14:checkbox>
@@ -12655,12 +10882,10 @@
             <w14:uncheckedState w14:val="2610" w14:font="MS Gothic"/>
           </w14:checkbox>
         </w:sdtPr>
-        <w:sdtEndPr/>
         <w:sdtContent>
           <w:r>
             <w:rPr>
               <w:rFonts w:ascii="Segoe UI Symbol" w:eastAsia="MS Gothic" w:hAnsi="Segoe UI Symbol" w:cs="Segoe UI Symbol"/>
-              <w:i w:val="0"/>
             </w:rPr>
             <w:t>☒</w:t>
           </w:r>
@@ -12669,7 +10894,6 @@
       <w:r>
         <w:rPr>
           <w:rFonts w:ascii="Arial" w:hAnsi="Arial" w:cs="Arial"/>
-          <w:i w:val="0"/>
         </w:rPr>
         <w:t xml:space="preserve"> Monetary (cash/check/gift card)</w:t>
       </w:r>
@@ -12681,13 +10905,11 @@
         <w:ind w:left="2160"/>
         <w:rPr>
           <w:rFonts w:ascii="Arial" w:hAnsi="Arial" w:cs="Arial"/>
-          <w:i w:val="0"/>
-        </w:rPr>
-      </w:pPr>
-      <w:r>
-        <w:rPr>
-          <w:rFonts w:ascii="Arial" w:hAnsi="Arial" w:cs="Arial"/>
-          <w:i w:val="0"/>
+        </w:rPr>
+      </w:pPr>
+      <w:r>
+        <w:rPr>
+          <w:rFonts w:ascii="Arial" w:hAnsi="Arial" w:cs="Arial"/>
         </w:rPr>
         <w:t xml:space="preserve">Monetary compensation type: </w:t>
       </w:r>
@@ -12699,20 +10921,17 @@
         <w:ind w:left="2880"/>
         <w:rPr>
           <w:rFonts w:ascii="Arial" w:hAnsi="Arial" w:cs="Arial"/>
-          <w:i w:val="0"/>
         </w:rPr>
       </w:pPr>
       <w:r>
         <w:rPr>
           <w:rFonts w:ascii="Segoe UI Symbol" w:hAnsi="Segoe UI Symbol" w:cs="Segoe UI Symbol"/>
-          <w:i w:val="0"/>
         </w:rPr>
         <w:t>☐</w:t>
       </w:r>
       <w:r>
         <w:rPr>
           <w:rFonts w:ascii="Arial" w:hAnsi="Arial" w:cs="Arial"/>
-          <w:i w:val="0"/>
         </w:rPr>
         <w:t>Cash (amount):</w:t>
       </w:r>
@@ -12724,20 +10943,17 @@
         <w:ind w:left="2880"/>
         <w:rPr>
           <w:rFonts w:ascii="Arial" w:hAnsi="Arial" w:cs="Arial"/>
-          <w:i w:val="0"/>
         </w:rPr>
       </w:pPr>
       <w:r>
         <w:rPr>
           <w:rFonts w:ascii="Segoe UI Symbol" w:hAnsi="Segoe UI Symbol" w:cs="Segoe UI Symbol"/>
-          <w:i w:val="0"/>
         </w:rPr>
         <w:t>☐</w:t>
       </w:r>
       <w:r>
         <w:rPr>
           <w:rFonts w:ascii="Arial" w:hAnsi="Arial" w:cs="Arial"/>
-          <w:i w:val="0"/>
         </w:rPr>
         <w:t>Check (amount):</w:t>
       </w:r>
@@ -12749,27 +10965,21 @@
         <w:ind w:left="2880"/>
         <w:rPr>
           <w:rFonts w:ascii="Arial" w:hAnsi="Arial" w:cs="Arial"/>
-          <w:i w:val="0"/>
         </w:rPr>
       </w:pPr>
       <w:r>
         <w:rPr>
           <w:rFonts w:ascii="Segoe UI Symbol" w:hAnsi="Segoe UI Symbol" w:cs="Segoe UI Symbol"/>
-          <w:i w:val="0"/>
         </w:rPr>
         <w:t>☒</w:t>
       </w:r>
       <w:r>
         <w:rPr>
           <w:rFonts w:ascii="Arial" w:hAnsi="Arial" w:cs="Arial"/>
-          <w:i w:val="0"/>
         </w:rPr>
         <w:t>Gift card (amount and type):</w:t>
       </w:r>
       <w:r>
-        <w:rPr>
-          <w:i w:val="0"/>
-        </w:rPr>
         <w:t xml:space="preserve"> $15 gift card</w:t>
       </w:r>
     </w:p>
@@ -12780,7 +10990,6 @@
         <w:ind w:left="2880"/>
         <w:rPr>
           <w:rFonts w:ascii="Arial" w:hAnsi="Arial" w:cs="Arial"/>
-          <w:i w:val="0"/>
         </w:rPr>
       </w:pPr>
     </w:p>
@@ -12791,20 +11000,15 @@
         <w:ind w:left="2160"/>
         <w:rPr>
           <w:rFonts w:ascii="Arial" w:hAnsi="Arial" w:cs="Arial"/>
-          <w:i w:val="0"/>
-        </w:rPr>
-      </w:pPr>
-      <w:r>
-        <w:rPr>
-          <w:rFonts w:ascii="Arial" w:hAnsi="Arial" w:cs="Arial"/>
-          <w:i w:val="0"/>
+        </w:rPr>
+      </w:pPr>
+      <w:r>
+        <w:rPr>
+          <w:rFonts w:ascii="Arial" w:hAnsi="Arial" w:cs="Arial"/>
         </w:rPr>
         <w:t> Describe the process to distribute compensation, including timing and how it will be received: </w:t>
       </w:r>
       <w:r>
-        <w:rPr>
-          <w:i w:val="0"/>
-        </w:rPr>
         <w:t xml:space="preserve"> Each person who signs consent and begins the in-person screening receives one $15 gift card at the session, including those who withdraw, are ineligible, fail calibration/practice, or are stopped by the researcher. A no-show or cancellation before consent receives no payment; payment never depends on performance, voice quality, eye-tracking quality, or analyzability.</w:t>
       </w:r>
     </w:p>
@@ -12815,7 +11019,6 @@
         <w:ind w:left="2160"/>
         <w:rPr>
           <w:rFonts w:ascii="Arial" w:hAnsi="Arial" w:cs="Arial"/>
-          <w:i w:val="0"/>
         </w:rPr>
       </w:pPr>
     </w:p>
@@ -12826,14 +11029,12 @@
         <w:ind w:left="1260" w:firstLine="180"/>
         <w:rPr>
           <w:rFonts w:ascii="Arial" w:hAnsi="Arial" w:cs="Arial"/>
-          <w:i w:val="0"/>
         </w:rPr>
       </w:pPr>
       <w:sdt>
         <w:sdtPr>
           <w:rPr>
             <w:rFonts w:ascii="Arial" w:eastAsia="MS Gothic" w:hAnsi="Arial" w:cs="Arial"/>
-            <w:i w:val="0"/>
           </w:rPr>
           <w:id w:val="2025672511"/>
           <w14:checkbox>
@@ -12842,12 +11043,10 @@
             <w14:uncheckedState w14:val="2610" w14:font="MS Gothic"/>
           </w14:checkbox>
         </w:sdtPr>
-        <w:sdtEndPr/>
         <w:sdtContent>
           <w:r>
             <w:rPr>
               <w:rFonts w:ascii="Segoe UI Symbol" w:eastAsia="MS Gothic" w:hAnsi="Segoe UI Symbol" w:cs="Segoe UI Symbol"/>
-              <w:i w:val="0"/>
             </w:rPr>
             <w:t>☐</w:t>
           </w:r>
@@ -12856,7 +11055,6 @@
       <w:r>
         <w:rPr>
           <w:rFonts w:ascii="Arial" w:hAnsi="Arial" w:cs="Arial"/>
-          <w:i w:val="0"/>
         </w:rPr>
         <w:t xml:space="preserve"> Other (specify): </w:t>
       </w:r>
@@ -12874,7 +11072,6 @@
         <w:sdtPr>
           <w:rPr>
             <w:rFonts w:ascii="Arial" w:hAnsi="Arial" w:cs="Arial"/>
-            <w:i w:val="0"/>
           </w:rPr>
           <w:id w:val="1023974741"/>
           <w14:checkbox>
@@ -12883,12 +11080,10 @@
             <w14:uncheckedState w14:val="2610" w14:font="MS Gothic"/>
           </w14:checkbox>
         </w:sdtPr>
-        <w:sdtEndPr/>
         <w:sdtContent>
           <w:r>
             <w:rPr>
               <w:rFonts w:ascii="Segoe UI Symbol" w:eastAsia="MS Gothic" w:hAnsi="Segoe UI Symbol" w:cs="Segoe UI Symbol"/>
-              <w:i w:val="0"/>
             </w:rPr>
             <w:t>☐</w:t>
           </w:r>
@@ -12897,7 +11092,6 @@
       <w:r>
         <w:rPr>
           <w:rFonts w:ascii="Arial" w:hAnsi="Arial" w:cs="Arial"/>
-          <w:i w:val="0"/>
         </w:rPr>
         <w:t xml:space="preserve"> Lottery </w:t>
       </w:r>
@@ -12923,11 +11117,6 @@
       </w:pPr>
       <w:r>
         <w:rPr>
-          <w:rFonts w:ascii="Arial" w:hAnsi="Arial" w:cs="Arial"/>
-        </w:rPr>
-      </w:r>
-      <w:r>
-        <w:rPr>
           <w:rFonts w:ascii="Segoe UI Symbol" w:hAnsi="Segoe UI Symbol" w:cs="Segoe UI Symbol"/>
         </w:rPr>
         <w:t>☐</w:t>
@@ -12946,9 +11135,6 @@
         <w:t xml:space="preserve"> </w:t>
       </w:r>
       <w:r>
-        <w:rPr>
-          <w:i w:val="0"/>
-        </w:rPr>
         <w:t xml:space="preserve"> None for anyone who begins screening; only a no-show or cancellation before consent receives no payment.</w:t>
       </w:r>
     </w:p>
@@ -12971,7 +11157,7 @@
           <w:szCs w:val="24"/>
         </w:rPr>
       </w:pPr>
-      <w:bookmarkStart w:id="81" w:name="_Toc214964814"/>
+      <w:bookmarkStart w:id="79" w:name="_Toc214964814"/>
       <w:r>
         <w:rPr>
           <w:rFonts w:ascii="Arial" w:hAnsi="Arial" w:cs="Arial"/>
@@ -12980,7 +11166,7 @@
         </w:rPr>
         <w:t>Data Validity</w:t>
       </w:r>
-      <w:bookmarkEnd w:id="81"/>
+      <w:bookmarkEnd w:id="79"/>
       <w:r>
         <w:rPr>
           <w:rFonts w:ascii="Arial" w:hAnsi="Arial" w:cs="Arial"/>
@@ -13006,16 +11192,11 @@
       <w:r>
         <w:rPr>
           <w:rFonts w:ascii="Arial" w:hAnsi="Arial" w:cs="Arial"/>
-          <w:i w:val="0"/>
-          <w:iCs/>
-        </w:rPr>
-        <w:lastRenderedPageBreak/>
+          <w:iCs/>
+        </w:rPr>
         <w:t>Indicate safeguards to prevent a participant from completing the study more than once, limit Bot/AI/fraudulent responses, and/or ensure response validity.</w:t>
       </w:r>
       <w:r>
-        <w:rPr>
-          <w:i w:val="0"/>
-        </w:rPr>
         <w:t xml:space="preserve"> Sessions are in-person and scheduled individually; a participation/scheduling log prevents duplicate enrollment and the researcher confirms the participant has not completed the study before. CAPTCHA and validity-check questions are not applicable.</w:t>
       </w:r>
     </w:p>
@@ -13026,14 +11207,12 @@
         <w:ind w:left="1260"/>
         <w:rPr>
           <w:rFonts w:ascii="Arial" w:hAnsi="Arial" w:cs="Arial"/>
-          <w:i w:val="0"/>
         </w:rPr>
       </w:pPr>
       <w:sdt>
         <w:sdtPr>
           <w:rPr>
             <w:rFonts w:ascii="Arial" w:hAnsi="Arial" w:cs="Arial"/>
-            <w:i w:val="0"/>
           </w:rPr>
           <w:id w:val="1362864511"/>
           <w14:checkbox>
@@ -13042,12 +11221,10 @@
             <w14:uncheckedState w14:val="2610" w14:font="MS Gothic"/>
           </w14:checkbox>
         </w:sdtPr>
-        <w:sdtEndPr/>
         <w:sdtContent>
           <w:r>
             <w:rPr>
               <w:rFonts w:ascii="Segoe UI Symbol" w:eastAsia="MS Gothic" w:hAnsi="Segoe UI Symbol" w:cs="Segoe UI Symbol"/>
-              <w:i w:val="0"/>
             </w:rPr>
             <w:t>☐</w:t>
           </w:r>
@@ -13056,7 +11233,6 @@
       <w:r>
         <w:rPr>
           <w:rFonts w:ascii="Arial" w:hAnsi="Arial" w:cs="Arial"/>
-          <w:i w:val="0"/>
         </w:rPr>
         <w:t xml:space="preserve"> CAPTCHA (specify):</w:t>
       </w:r>
@@ -13068,14 +11244,12 @@
         <w:ind w:left="1260"/>
         <w:rPr>
           <w:rFonts w:ascii="Arial" w:hAnsi="Arial" w:cs="Arial"/>
-          <w:i w:val="0"/>
         </w:rPr>
       </w:pPr>
       <w:sdt>
         <w:sdtPr>
           <w:rPr>
             <w:rFonts w:ascii="Arial" w:hAnsi="Arial" w:cs="Arial"/>
-            <w:i w:val="0"/>
           </w:rPr>
           <w:id w:val="920443684"/>
           <w14:checkbox>
@@ -13084,12 +11258,10 @@
             <w14:uncheckedState w14:val="2610" w14:font="MS Gothic"/>
           </w14:checkbox>
         </w:sdtPr>
-        <w:sdtEndPr/>
         <w:sdtContent>
           <w:r>
             <w:rPr>
               <w:rFonts w:ascii="Segoe UI Symbol" w:eastAsia="MS Gothic" w:hAnsi="Segoe UI Symbol" w:cs="Segoe UI Symbol"/>
-              <w:i w:val="0"/>
             </w:rPr>
             <w:t>☐</w:t>
           </w:r>
@@ -13098,7 +11270,6 @@
       <w:r>
         <w:rPr>
           <w:rFonts w:ascii="Arial" w:hAnsi="Arial" w:cs="Arial"/>
-          <w:i w:val="0"/>
         </w:rPr>
         <w:t xml:space="preserve"> Validity Check Questions (specify):</w:t>
       </w:r>
@@ -13110,14 +11281,12 @@
         <w:ind w:left="1260"/>
         <w:rPr>
           <w:rFonts w:ascii="Arial" w:hAnsi="Arial" w:cs="Arial"/>
-          <w:i w:val="0"/>
         </w:rPr>
       </w:pPr>
       <w:sdt>
         <w:sdtPr>
           <w:rPr>
             <w:rFonts w:ascii="Arial" w:hAnsi="Arial" w:cs="Arial"/>
-            <w:i w:val="0"/>
           </w:rPr>
           <w:id w:val="1301422991"/>
           <w14:checkbox>
@@ -13126,12 +11295,10 @@
             <w14:uncheckedState w14:val="2610" w14:font="MS Gothic"/>
           </w14:checkbox>
         </w:sdtPr>
-        <w:sdtEndPr/>
         <w:sdtContent>
           <w:r>
             <w:rPr>
               <w:rFonts w:ascii="Segoe UI Symbol" w:eastAsia="MS Gothic" w:hAnsi="Segoe UI Symbol" w:cs="Segoe UI Symbol"/>
-              <w:i w:val="0"/>
             </w:rPr>
             <w:t>☐</w:t>
           </w:r>
@@ -13140,7 +11307,6 @@
       <w:r>
         <w:rPr>
           <w:rFonts w:ascii="Arial" w:hAnsi="Arial" w:cs="Arial"/>
-          <w:i w:val="0"/>
         </w:rPr>
         <w:t xml:space="preserve"> Other (specify):</w:t>
       </w:r>
@@ -13152,21 +11318,22 @@
         <w:ind w:left="0"/>
         <w:rPr>
           <w:rFonts w:ascii="Arial" w:hAnsi="Arial" w:cs="Arial"/>
-          <w:i w:val="0"/>
-          <w:iCs/>
-        </w:rPr>
-      </w:pPr>
-      <w:bookmarkStart w:id="82" w:name="_Toc214963933"/>
-      <w:bookmarkStart w:id="83" w:name="_Toc214961956"/>
-      <w:bookmarkStart w:id="84" w:name="_Toc214963529"/>
-      <w:bookmarkStart w:id="85" w:name="_Toc214963565"/>
-      <w:bookmarkStart w:id="86" w:name="_Toc214963646"/>
-      <w:bookmarkStart w:id="87" w:name="_Toc214963688"/>
-      <w:bookmarkStart w:id="88" w:name="_Toc214961957"/>
-      <w:bookmarkStart w:id="89" w:name="_Toc214963530"/>
-      <w:bookmarkStart w:id="90" w:name="_Toc214963566"/>
-      <w:bookmarkStart w:id="91" w:name="_Toc214963647"/>
-      <w:bookmarkStart w:id="92" w:name="_Toc214963689"/>
+          <w:iCs/>
+        </w:rPr>
+      </w:pPr>
+      <w:bookmarkStart w:id="80" w:name="_Toc214963933"/>
+      <w:bookmarkStart w:id="81" w:name="_Toc214961956"/>
+      <w:bookmarkStart w:id="82" w:name="_Toc214963529"/>
+      <w:bookmarkStart w:id="83" w:name="_Toc214963565"/>
+      <w:bookmarkStart w:id="84" w:name="_Toc214963646"/>
+      <w:bookmarkStart w:id="85" w:name="_Toc214963688"/>
+      <w:bookmarkStart w:id="86" w:name="_Toc214961957"/>
+      <w:bookmarkStart w:id="87" w:name="_Toc214963530"/>
+      <w:bookmarkStart w:id="88" w:name="_Toc214963566"/>
+      <w:bookmarkStart w:id="89" w:name="_Toc214963647"/>
+      <w:bookmarkStart w:id="90" w:name="_Toc214963689"/>
+      <w:bookmarkEnd w:id="80"/>
+      <w:bookmarkEnd w:id="81"/>
       <w:bookmarkEnd w:id="82"/>
       <w:bookmarkEnd w:id="83"/>
       <w:bookmarkEnd w:id="84"/>
@@ -13176,38 +11343,36 @@
       <w:bookmarkEnd w:id="88"/>
       <w:bookmarkEnd w:id="89"/>
       <w:bookmarkEnd w:id="90"/>
+    </w:p>
+    <w:p>
+      <w:pPr>
+        <w:pStyle w:val="Heading1"/>
+        <w:rPr>
+          <w:rFonts w:ascii="Arial" w:hAnsi="Arial" w:cs="Arial"/>
+          <w:sz w:val="24"/>
+          <w:szCs w:val="24"/>
+        </w:rPr>
+      </w:pPr>
+      <w:bookmarkStart w:id="91" w:name="_Toc214963934"/>
+      <w:bookmarkStart w:id="92" w:name="_Toc214964815"/>
+      <w:r>
+        <w:rPr>
+          <w:rFonts w:ascii="Arial" w:hAnsi="Arial" w:cs="Arial"/>
+          <w:sz w:val="24"/>
+          <w:szCs w:val="24"/>
+        </w:rPr>
+        <w:t>Sharing</w:t>
+      </w:r>
+      <w:r>
+        <w:rPr>
+          <w:rFonts w:ascii="Arial" w:hAnsi="Arial" w:cs="Arial"/>
+          <w:sz w:val="24"/>
+          <w:szCs w:val="24"/>
+        </w:rPr>
+        <w:t xml:space="preserve"> Results with Subjects</w:t>
+      </w:r>
       <w:bookmarkEnd w:id="91"/>
       <w:bookmarkEnd w:id="92"/>
-    </w:p>
-    <w:p>
-      <w:pPr>
-        <w:pStyle w:val="Heading1"/>
-        <w:rPr>
-          <w:rFonts w:ascii="Arial" w:hAnsi="Arial" w:cs="Arial"/>
-          <w:sz w:val="24"/>
-          <w:szCs w:val="24"/>
-        </w:rPr>
-      </w:pPr>
-      <w:bookmarkStart w:id="93" w:name="_Toc214963934"/>
-      <w:bookmarkStart w:id="94" w:name="_Toc214964815"/>
-      <w:r>
-        <w:rPr>
-          <w:rFonts w:ascii="Arial" w:hAnsi="Arial" w:cs="Arial"/>
-          <w:sz w:val="24"/>
-          <w:szCs w:val="24"/>
-        </w:rPr>
-        <w:t>Sharing</w:t>
-      </w:r>
-      <w:r>
-        <w:rPr>
-          <w:rFonts w:ascii="Arial" w:hAnsi="Arial" w:cs="Arial"/>
-          <w:sz w:val="24"/>
-          <w:szCs w:val="24"/>
-        </w:rPr>
-        <w:t xml:space="preserve"> Results with Subjects</w:t>
-      </w:r>
-      <w:bookmarkEnd w:id="93"/>
-      <w:bookmarkEnd w:id="94"/>
     </w:p>
     <w:p>
       <w:pPr>
@@ -13226,33 +11391,11 @@
       <w:r>
         <w:rPr>
           <w:rFonts w:ascii="Arial" w:hAnsi="Arial" w:cs="Arial"/>
-          <w:b w:val="0"/>
-          <w:i w:val="0"/>
           <w:iCs/>
           <w:color w:val="000000"/>
         </w:rPr>
+        <w:lastRenderedPageBreak/>
         <w:t>Results are analyzed in aggregate. Individual performance and eye-tracking results are research measures, not diagnostic assessments, and are not returned. Participants may request a plain-language aggregate summary by joining a separate email-only opt-in list that is not linked to study ID and is deleted after the summary is sent.</w:t>
-      </w:r>
-      <w:r>
-        <w:rPr>
-          <w:rFonts w:ascii="Arial" w:hAnsi="Arial" w:cs="Arial"/>
-          <w:iCs/>
-          <w:color w:val="C00000"/>
-        </w:rPr>
-      </w:r>
-      <w:r>
-        <w:rPr>
-          <w:rFonts w:ascii="Arial" w:hAnsi="Arial" w:cs="Arial"/>
-          <w:iCs/>
-          <w:color w:val="C00000"/>
-        </w:rPr>
-      </w:r>
-      <w:r>
-        <w:rPr>
-          <w:rFonts w:ascii="Arial" w:hAnsi="Arial" w:cs="Arial"/>
-          <w:iCs/>
-          <w:color w:val="C00000"/>
-        </w:rPr>
       </w:r>
     </w:p>
     <w:p>
@@ -13274,10 +11417,10 @@
           <w:szCs w:val="24"/>
         </w:rPr>
       </w:pPr>
-      <w:bookmarkStart w:id="95" w:name="_Toc214963935"/>
-      <w:bookmarkStart w:id="96" w:name="_Toc214964816"/>
-      <w:bookmarkStart w:id="97" w:name="_Toc494705011"/>
-      <w:bookmarkStart w:id="98" w:name="_Toc525909610"/>
+      <w:bookmarkStart w:id="93" w:name="_Toc214963935"/>
+      <w:bookmarkStart w:id="94" w:name="_Toc214964816"/>
+      <w:bookmarkStart w:id="95" w:name="_Toc494705011"/>
+      <w:bookmarkStart w:id="96" w:name="_Toc525909610"/>
       <w:r>
         <w:rPr>
           <w:rFonts w:ascii="Arial" w:hAnsi="Arial" w:cs="Arial"/>
@@ -13286,8 +11429,8 @@
         </w:rPr>
         <w:t>Data Management and Confidentiality</w:t>
       </w:r>
-      <w:bookmarkEnd w:id="95"/>
-      <w:bookmarkEnd w:id="96"/>
+      <w:bookmarkEnd w:id="93"/>
+      <w:bookmarkEnd w:id="94"/>
       <w:r>
         <w:rPr>
           <w:rFonts w:ascii="Arial" w:hAnsi="Arial" w:cs="Arial"/>
@@ -13307,7 +11450,6 @@
         <w:spacing w:before="0" w:after="0"/>
         <w:rPr>
           <w:rFonts w:ascii="Arial" w:hAnsi="Arial" w:cs="Arial"/>
-          <w:i w:val="0"/>
           <w:iCs/>
         </w:rPr>
       </w:pPr>
@@ -13320,7 +11462,6 @@
       <w:r>
         <w:rPr>
           <w:rFonts w:ascii="Arial" w:hAnsi="Arial" w:cs="Arial"/>
-          <w:i w:val="0"/>
           <w:iCs/>
         </w:rPr>
         <w:t xml:space="preserve">Identifiable Data </w:t>
@@ -13328,7 +11469,6 @@
       <w:r>
         <w:rPr>
           <w:rFonts w:ascii="Arial" w:hAnsi="Arial" w:cs="Arial"/>
-          <w:i w:val="0"/>
           <w:iCs/>
         </w:rPr>
         <w:t xml:space="preserve">Access or </w:t>
@@ -13336,7 +11476,6 @@
       <w:r>
         <w:rPr>
           <w:rFonts w:ascii="Arial" w:hAnsi="Arial" w:cs="Arial"/>
-          <w:i w:val="0"/>
           <w:iCs/>
         </w:rPr>
         <w:t>Collection: Check all that apply</w:t>
@@ -13349,7 +11488,6 @@
         <w:ind w:left="1440"/>
         <w:rPr>
           <w:rFonts w:ascii="Arial" w:hAnsi="Arial" w:cs="Arial"/>
-          <w:i w:val="0"/>
           <w:iCs/>
         </w:rPr>
       </w:pPr>
@@ -13357,7 +11495,6 @@
         <w:sdtPr>
           <w:rPr>
             <w:rFonts w:ascii="Arial" w:hAnsi="Arial" w:cs="Arial"/>
-            <w:i w:val="0"/>
             <w:iCs/>
           </w:rPr>
           <w:id w:val="-2023851602"/>
@@ -13367,12 +11504,10 @@
             <w14:uncheckedState w14:val="2610" w14:font="MS Gothic"/>
           </w14:checkbox>
         </w:sdtPr>
-        <w:sdtEndPr/>
         <w:sdtContent>
           <w:r>
             <w:rPr>
               <w:rFonts w:ascii="Segoe UI Symbol" w:eastAsia="MS Gothic" w:hAnsi="Segoe UI Symbol" w:cs="Segoe UI Symbol"/>
-              <w:i w:val="0"/>
               <w:iCs/>
             </w:rPr>
             <w:t>☐</w:t>
@@ -13382,7 +11517,6 @@
       <w:r>
         <w:rPr>
           <w:rFonts w:ascii="Arial" w:hAnsi="Arial" w:cs="Arial"/>
-          <w:i w:val="0"/>
           <w:iCs/>
         </w:rPr>
         <w:t xml:space="preserve"> None</w:t>
@@ -13395,7 +11529,6 @@
         <w:ind w:left="1440"/>
         <w:rPr>
           <w:rFonts w:ascii="Arial" w:hAnsi="Arial" w:cs="Arial"/>
-          <w:i w:val="0"/>
           <w:iCs/>
         </w:rPr>
       </w:pPr>
@@ -13403,7 +11536,6 @@
         <w:sdtPr>
           <w:rPr>
             <w:rFonts w:ascii="Arial" w:hAnsi="Arial" w:cs="Arial"/>
-            <w:i w:val="0"/>
             <w:iCs/>
           </w:rPr>
           <w:id w:val="1631130798"/>
@@ -13413,12 +11545,10 @@
             <w14:uncheckedState w14:val="2610" w14:font="MS Gothic"/>
           </w14:checkbox>
         </w:sdtPr>
-        <w:sdtEndPr/>
         <w:sdtContent>
           <w:r>
             <w:rPr>
               <w:rFonts w:ascii="Segoe UI Symbol" w:eastAsia="MS Gothic" w:hAnsi="Segoe UI Symbol" w:cs="Segoe UI Symbol"/>
-              <w:i w:val="0"/>
               <w:iCs/>
             </w:rPr>
             <w:t>☐</w:t>
@@ -13428,7 +11558,6 @@
       <w:r>
         <w:rPr>
           <w:rFonts w:ascii="Arial" w:hAnsi="Arial" w:cs="Arial"/>
-          <w:i w:val="0"/>
           <w:iCs/>
         </w:rPr>
         <w:t xml:space="preserve"> Name</w:t>
@@ -13441,7 +11570,6 @@
         <w:ind w:left="1440"/>
         <w:rPr>
           <w:rFonts w:ascii="Arial" w:hAnsi="Arial" w:cs="Arial"/>
-          <w:i w:val="0"/>
           <w:iCs/>
         </w:rPr>
       </w:pPr>
@@ -13449,7 +11577,6 @@
         <w:sdtPr>
           <w:rPr>
             <w:rFonts w:ascii="Arial" w:hAnsi="Arial" w:cs="Arial"/>
-            <w:i w:val="0"/>
             <w:iCs/>
           </w:rPr>
           <w:id w:val="2015183063"/>
@@ -13459,12 +11586,10 @@
             <w14:uncheckedState w14:val="2610" w14:font="MS Gothic"/>
           </w14:checkbox>
         </w:sdtPr>
-        <w:sdtEndPr/>
         <w:sdtContent>
           <w:r>
             <w:rPr>
               <w:rFonts w:ascii="Segoe UI Symbol" w:eastAsia="MS Gothic" w:hAnsi="Segoe UI Symbol" w:cs="Segoe UI Symbol"/>
-              <w:i w:val="0"/>
               <w:iCs/>
             </w:rPr>
             <w:t>☒</w:t>
@@ -13474,7 +11599,6 @@
       <w:r>
         <w:rPr>
           <w:rFonts w:ascii="Arial" w:hAnsi="Arial" w:cs="Arial"/>
-          <w:i w:val="0"/>
           <w:iCs/>
         </w:rPr>
         <w:t xml:space="preserve"> Contact Information (email, phone number, address, etc.)</w:t>
@@ -13487,7 +11611,6 @@
         <w:ind w:left="1440"/>
         <w:rPr>
           <w:rFonts w:ascii="Arial" w:hAnsi="Arial" w:cs="Arial"/>
-          <w:i w:val="0"/>
           <w:iCs/>
         </w:rPr>
       </w:pPr>
@@ -13495,7 +11618,6 @@
         <w:sdtPr>
           <w:rPr>
             <w:rFonts w:ascii="Arial" w:hAnsi="Arial" w:cs="Arial"/>
-            <w:i w:val="0"/>
             <w:iCs/>
           </w:rPr>
           <w:id w:val="1827087312"/>
@@ -13505,12 +11627,10 @@
             <w14:uncheckedState w14:val="2610" w14:font="MS Gothic"/>
           </w14:checkbox>
         </w:sdtPr>
-        <w:sdtEndPr/>
         <w:sdtContent>
           <w:r>
             <w:rPr>
               <w:rFonts w:ascii="Segoe UI Symbol" w:eastAsia="MS Gothic" w:hAnsi="Segoe UI Symbol" w:cs="Segoe UI Symbol"/>
-              <w:i w:val="0"/>
               <w:iCs/>
             </w:rPr>
             <w:t>☐</w:t>
@@ -13520,7 +11640,6 @@
       <w:r>
         <w:rPr>
           <w:rFonts w:ascii="Arial" w:hAnsi="Arial" w:cs="Arial"/>
-          <w:i w:val="0"/>
           <w:iCs/>
         </w:rPr>
         <w:t xml:space="preserve"> IDs (NID, IP Address, etc.)</w:t>
@@ -13533,7 +11652,6 @@
         <w:ind w:left="1440"/>
         <w:rPr>
           <w:rFonts w:ascii="Arial" w:hAnsi="Arial" w:cs="Arial"/>
-          <w:i w:val="0"/>
           <w:iCs/>
         </w:rPr>
       </w:pPr>
@@ -13541,7 +11659,6 @@
         <w:sdtPr>
           <w:rPr>
             <w:rFonts w:ascii="Arial" w:hAnsi="Arial" w:cs="Arial"/>
-            <w:i w:val="0"/>
             <w:iCs/>
           </w:rPr>
           <w:id w:val="-723679253"/>
@@ -13551,12 +11668,10 @@
             <w14:uncheckedState w14:val="2610" w14:font="MS Gothic"/>
           </w14:checkbox>
         </w:sdtPr>
-        <w:sdtEndPr/>
         <w:sdtContent>
           <w:r>
             <w:rPr>
               <w:rFonts w:ascii="Segoe UI Symbol" w:eastAsia="MS Gothic" w:hAnsi="Segoe UI Symbol" w:cs="Segoe UI Symbol"/>
-              <w:i w:val="0"/>
               <w:iCs/>
             </w:rPr>
             <w:t>☐</w:t>
@@ -13566,7 +11681,6 @@
       <w:r>
         <w:rPr>
           <w:rFonts w:ascii="Arial" w:hAnsi="Arial" w:cs="Arial"/>
-          <w:i w:val="0"/>
           <w:iCs/>
         </w:rPr>
         <w:t xml:space="preserve"> Video Recording-- Face or another identifying personal attribute</w:t>
@@ -13579,7 +11693,6 @@
         <w:ind w:left="1440"/>
         <w:rPr>
           <w:rFonts w:ascii="Arial" w:hAnsi="Arial" w:cs="Arial"/>
-          <w:i w:val="0"/>
           <w:iCs/>
         </w:rPr>
       </w:pPr>
@@ -13587,7 +11700,6 @@
         <w:sdtPr>
           <w:rPr>
             <w:rFonts w:ascii="Arial" w:hAnsi="Arial" w:cs="Arial"/>
-            <w:i w:val="0"/>
             <w:iCs/>
           </w:rPr>
           <w:id w:val="-75212119"/>
@@ -13597,12 +11709,10 @@
             <w14:uncheckedState w14:val="2610" w14:font="MS Gothic"/>
           </w14:checkbox>
         </w:sdtPr>
-        <w:sdtEndPr/>
         <w:sdtContent>
           <w:r>
             <w:rPr>
               <w:rFonts w:ascii="Segoe UI Symbol" w:eastAsia="MS Gothic" w:hAnsi="Segoe UI Symbol" w:cs="Segoe UI Symbol"/>
-              <w:i w:val="0"/>
               <w:iCs/>
             </w:rPr>
             <w:t>☒</w:t>
@@ -13612,7 +11722,6 @@
       <w:r>
         <w:rPr>
           <w:rFonts w:ascii="Arial" w:hAnsi="Arial" w:cs="Arial"/>
-          <w:i w:val="0"/>
           <w:iCs/>
         </w:rPr>
         <w:t xml:space="preserve"> Voice Recording</w:t>
@@ -13625,7 +11734,6 @@
         <w:ind w:left="1440"/>
         <w:rPr>
           <w:rFonts w:ascii="Arial" w:hAnsi="Arial" w:cs="Arial"/>
-          <w:i w:val="0"/>
           <w:iCs/>
         </w:rPr>
       </w:pPr>
@@ -13633,7 +11741,6 @@
         <w:sdtPr>
           <w:rPr>
             <w:rFonts w:ascii="Arial" w:hAnsi="Arial" w:cs="Arial"/>
-            <w:i w:val="0"/>
             <w:iCs/>
           </w:rPr>
           <w:id w:val="-964577130"/>
@@ -13643,12 +11750,10 @@
             <w14:uncheckedState w14:val="2610" w14:font="MS Gothic"/>
           </w14:checkbox>
         </w:sdtPr>
-        <w:sdtEndPr/>
         <w:sdtContent>
           <w:r>
             <w:rPr>
               <w:rFonts w:ascii="Segoe UI Symbol" w:eastAsia="MS Gothic" w:hAnsi="Segoe UI Symbol" w:cs="Segoe UI Symbol"/>
-              <w:i w:val="0"/>
               <w:iCs/>
             </w:rPr>
             <w:t>☐</w:t>
@@ -13658,7 +11763,6 @@
       <w:r>
         <w:rPr>
           <w:rFonts w:ascii="Arial" w:hAnsi="Arial" w:cs="Arial"/>
-          <w:i w:val="0"/>
           <w:iCs/>
         </w:rPr>
         <w:t xml:space="preserve"> Protected Health Information (PHI) (includes any of the 18 HIPAA identifiers associated with medical records, biological specimens, biometrics, data sets)</w:t>
@@ -13671,7 +11775,6 @@
         <w:ind w:left="1440"/>
         <w:rPr>
           <w:rFonts w:ascii="Arial" w:hAnsi="Arial" w:cs="Arial"/>
-          <w:i w:val="0"/>
           <w:iCs/>
         </w:rPr>
       </w:pPr>
@@ -13679,7 +11782,6 @@
         <w:sdtPr>
           <w:rPr>
             <w:rFonts w:ascii="Arial" w:hAnsi="Arial" w:cs="Arial"/>
-            <w:i w:val="0"/>
             <w:iCs/>
           </w:rPr>
           <w:id w:val="-290989760"/>
@@ -13689,12 +11791,10 @@
             <w14:uncheckedState w14:val="2610" w14:font="MS Gothic"/>
           </w14:checkbox>
         </w:sdtPr>
-        <w:sdtEndPr/>
         <w:sdtContent>
           <w:r>
             <w:rPr>
               <w:rFonts w:ascii="Segoe UI Symbol" w:eastAsia="MS Gothic" w:hAnsi="Segoe UI Symbol" w:cs="Segoe UI Symbol"/>
-              <w:i w:val="0"/>
               <w:iCs/>
             </w:rPr>
             <w:t>☐</w:t>
@@ -13704,7 +11804,6 @@
       <w:r>
         <w:rPr>
           <w:rFonts w:ascii="Arial" w:hAnsi="Arial" w:cs="Arial"/>
-          <w:i w:val="0"/>
           <w:iCs/>
         </w:rPr>
         <w:t xml:space="preserve"> Biospecimens (describe): </w:t>
@@ -13723,7 +11822,6 @@
         <w:sdtPr>
           <w:rPr>
             <w:rFonts w:ascii="Arial" w:hAnsi="Arial" w:cs="Arial"/>
-            <w:i w:val="0"/>
             <w:iCs/>
           </w:rPr>
           <w:id w:val="1339269408"/>
@@ -13733,12 +11831,10 @@
             <w14:uncheckedState w14:val="2610" w14:font="MS Gothic"/>
           </w14:checkbox>
         </w:sdtPr>
-        <w:sdtEndPr/>
         <w:sdtContent>
           <w:r>
             <w:rPr>
               <w:rFonts w:ascii="Segoe UI Symbol" w:eastAsia="MS Gothic" w:hAnsi="Segoe UI Symbol" w:cs="Segoe UI Symbol"/>
-              <w:i w:val="0"/>
               <w:iCs/>
             </w:rPr>
             <w:t>☐</w:t>
@@ -13748,7 +11844,6 @@
       <w:r>
         <w:rPr>
           <w:rFonts w:ascii="Arial" w:hAnsi="Arial" w:cs="Arial"/>
-          <w:i w:val="0"/>
           <w:iCs/>
         </w:rPr>
         <w:t xml:space="preserve"> Other (specify)</w:t>
@@ -13756,7 +11851,6 @@
       <w:r>
         <w:rPr>
           <w:rFonts w:ascii="Arial" w:hAnsi="Arial" w:cs="Arial"/>
-          <w:i w:val="0"/>
           <w:iCs/>
         </w:rPr>
         <w:t xml:space="preserve">: </w:t>
@@ -13780,7 +11874,6 @@
           <w:rFonts w:ascii="Arial" w:hAnsi="Arial" w:cs="Arial"/>
           <w:b/>
           <w:bCs/>
-          <w:i w:val="0"/>
           <w:iCs/>
         </w:rPr>
         <w:t>Data security:</w:t>
@@ -13788,7 +11881,6 @@
       <w:r>
         <w:rPr>
           <w:rFonts w:ascii="Arial" w:hAnsi="Arial" w:cs="Arial"/>
-          <w:i w:val="0"/>
           <w:iCs/>
         </w:rPr>
         <w:t xml:space="preserve"> </w:t>
@@ -13796,8 +11888,6 @@
       <w:r>
         <w:rPr>
           <w:rFonts w:ascii="Arial" w:hAnsi="Arial" w:cs="Arial"/>
-          <w:b w:val="0"/>
-          <w:i w:val="0"/>
           <w:color w:val="000000"/>
         </w:rPr>
         <w:t xml:space="preserve"> Each participant is assigned a coded study ID. Names and contact information used for scheduling or compensation are stored separately from research data; telemetry and questionnaires use only the coded ID. Voice processing runs offline on a UCF-managed encrypted workstation. Coded research data are stored on password-protected UCF-approved encrypted storage (OneDrive/SharePoint) controlled by the PI.</w:t>
@@ -13818,8 +11908,6 @@
       <w:r>
         <w:rPr>
           <w:rFonts w:ascii="Arial" w:hAnsi="Arial" w:cs="Arial"/>
-          <w:b w:val="0"/>
-          <w:i w:val="0"/>
           <w:color w:val="000000"/>
         </w:rPr>
         <w:t>Study IDs are sequential coded identifiers not derived from any personal identifier.</w:t>
@@ -13840,47 +11928,9 @@
       <w:r>
         <w:rPr>
           <w:rFonts w:ascii="Arial" w:hAnsi="Arial" w:cs="Arial"/>
-          <w:b w:val="0"/>
-          <w:i w:val="0"/>
           <w:color w:val="000000"/>
         </w:rPr>
         <w:t>Coded research data are retained at least five years after study closure on UCF-approved encrypted storage. The identity key and scheduling/contact information are deleted 30 days after the session.</w:t>
-      </w:r>
-      <w:r>
-        <w:rPr>
-          <w:rFonts w:ascii="Arial" w:hAnsi="Arial" w:cs="Arial"/>
-          <w:color w:val="C00000"/>
-        </w:rPr>
-      </w:r>
-      <w:r>
-        <w:rPr>
-          <w:rFonts w:ascii="Arial" w:hAnsi="Arial" w:cs="Arial"/>
-          <w:color w:val="C00000"/>
-        </w:rPr>
-      </w:r>
-      <w:r>
-        <w:rPr>
-          <w:rFonts w:ascii="Arial" w:hAnsi="Arial" w:cs="Arial"/>
-          <w:color w:val="C00000"/>
-        </w:rPr>
-      </w:r>
-      <w:r>
-        <w:rPr>
-          <w:rFonts w:ascii="Arial" w:hAnsi="Arial" w:cs="Arial"/>
-          <w:color w:val="C00000"/>
-        </w:rPr>
-      </w:r>
-      <w:r>
-        <w:rPr>
-          <w:rFonts w:ascii="Arial" w:hAnsi="Arial" w:cs="Arial"/>
-          <w:color w:val="C00000"/>
-        </w:rPr>
-      </w:r>
-      <w:r>
-        <w:rPr>
-          <w:rFonts w:ascii="Arial" w:hAnsi="Arial" w:cs="Arial"/>
-          <w:color w:val="C00000"/>
-        </w:rPr>
       </w:r>
     </w:p>
     <w:p>
@@ -13898,23 +11948,9 @@
       <w:r>
         <w:rPr>
           <w:rFonts w:ascii="Arial" w:hAnsi="Arial" w:cs="Arial"/>
-          <w:b w:val="0"/>
-          <w:i w:val="0"/>
           <w:color w:val="000000"/>
         </w:rPr>
         <w:t>The voice recording, speaker embedding, generated clips, and caches are stored only on the offline UCF workstation and deleted within 24 hours after the session, with the deletion result recorded.</w:t>
-      </w:r>
-      <w:r>
-        <w:rPr>
-          <w:rFonts w:ascii="Arial" w:hAnsi="Arial" w:cs="Arial"/>
-          <w:color w:val="C00000"/>
-        </w:rPr>
-      </w:r>
-      <w:r>
-        <w:rPr>
-          <w:rFonts w:ascii="Arial" w:hAnsi="Arial" w:cs="Arial"/>
-          <w:color w:val="C00000"/>
-        </w:rPr>
       </w:r>
     </w:p>
     <w:p>
@@ -13928,7 +11964,6 @@
         <w:ind w:left="1260" w:hanging="540"/>
         <w:rPr>
           <w:rFonts w:ascii="Arial" w:hAnsi="Arial" w:cs="Arial"/>
-          <w:i w:val="0"/>
           <w:iCs/>
         </w:rPr>
       </w:pPr>
@@ -13937,7 +11972,6 @@
           <w:rFonts w:ascii="Arial" w:hAnsi="Arial" w:cs="Arial"/>
           <w:b/>
           <w:bCs/>
-          <w:i w:val="0"/>
           <w:iCs/>
         </w:rPr>
         <w:t>Quality control:</w:t>
@@ -13945,7 +11979,6 @@
       <w:r>
         <w:rPr>
           <w:rFonts w:ascii="Arial" w:hAnsi="Arial" w:cs="Arial"/>
-          <w:i w:val="0"/>
           <w:iCs/>
         </w:rPr>
         <w:t xml:space="preserve"> </w:t>
@@ -13953,8 +11986,6 @@
       <w:r>
         <w:rPr>
           <w:rFonts w:ascii="Arial" w:hAnsi="Arial" w:cs="Arial"/>
-          <w:b w:val="0"/>
-          <w:i w:val="0"/>
           <w:color w:val="000000"/>
         </w:rPr>
         <w:t xml:space="preserve"> After each session the team verifies coded IDs, condition labels, calibration and validation results, questionnaire completion, and data-file creation, and checks for missing, duplicate, or invalid records.</w:t>
@@ -13971,7 +12002,6 @@
         <w:ind w:left="1260" w:hanging="540"/>
         <w:rPr>
           <w:rFonts w:ascii="Arial" w:hAnsi="Arial" w:cs="Arial"/>
-          <w:i w:val="0"/>
           <w:iCs/>
         </w:rPr>
       </w:pPr>
@@ -13980,7 +12010,6 @@
           <w:rFonts w:ascii="Arial" w:hAnsi="Arial" w:cs="Arial"/>
           <w:b/>
           <w:bCs/>
-          <w:i w:val="0"/>
           <w:iCs/>
         </w:rPr>
         <w:t>Certificate of Confidentiality</w:t>
@@ -13990,7 +12019,6 @@
           <w:rFonts w:ascii="Arial" w:hAnsi="Arial" w:cs="Arial"/>
           <w:b/>
           <w:bCs/>
-          <w:i w:val="0"/>
           <w:iCs/>
         </w:rPr>
         <w:t>:</w:t>
@@ -13998,7 +12026,6 @@
       <w:r>
         <w:rPr>
           <w:rFonts w:ascii="Arial" w:hAnsi="Arial" w:cs="Arial"/>
-          <w:i w:val="0"/>
           <w:iCs/>
         </w:rPr>
         <w:t xml:space="preserve"> </w:t>
@@ -14006,30 +12033,9 @@
       <w:r>
         <w:rPr>
           <w:rFonts w:ascii="Arial" w:hAnsi="Arial" w:cs="Arial"/>
-          <w:b w:val="0"/>
-          <w:i w:val="0"/>
           <w:color w:val="000000"/>
         </w:rPr>
         <w:t xml:space="preserve"> N/A</w:t>
-      </w:r>
-      <w:r>
-        <w:rPr>
-          <w:rFonts w:ascii="Arial" w:hAnsi="Arial" w:cs="Arial"/>
-          <w:color w:val="C00000"/>
-        </w:rPr>
-      </w:r>
-      <w:r>
-        <w:rPr>
-          <w:rFonts w:ascii="Arial" w:hAnsi="Arial" w:cs="Arial"/>
-          <w:color w:val="C00000"/>
-        </w:rPr>
-      </w:r>
-      <w:r>
-        <w:rPr>
-          <w:rFonts w:ascii="Arial" w:hAnsi="Arial" w:cs="Arial"/>
-          <w:color w:val="C00000"/>
-          <w:u w:val="single"/>
-        </w:rPr>
       </w:r>
     </w:p>
     <w:p>
@@ -14043,7 +12049,6 @@
         <w:ind w:left="1260" w:hanging="540"/>
         <w:rPr>
           <w:rFonts w:ascii="Arial" w:hAnsi="Arial" w:cs="Arial"/>
-          <w:i w:val="0"/>
           <w:iCs/>
         </w:rPr>
       </w:pPr>
@@ -14052,7 +12057,6 @@
           <w:rFonts w:ascii="Arial" w:hAnsi="Arial" w:cs="Arial"/>
           <w:b/>
           <w:bCs/>
-          <w:i w:val="0"/>
           <w:iCs/>
         </w:rPr>
         <w:t>Data Sharing:</w:t>
@@ -14064,14 +12068,6 @@
           <w:bCs/>
         </w:rPr>
         <w:t xml:space="preserve"> </w:t>
-      </w:r>
-      <w:r>
-        <w:rPr>
-          <w:rFonts w:ascii="Arial" w:hAnsi="Arial" w:cs="Arial"/>
-          <w:b w:val="0"/>
-          <w:i w:val="0"/>
-          <w:color w:val="000000"/>
-        </w:rPr>
       </w:r>
     </w:p>
     <w:p>
@@ -14088,22 +12084,20 @@
         <w:ind w:left="1814" w:hanging="547"/>
         <w:rPr>
           <w:rFonts w:ascii="Arial" w:hAnsi="Arial" w:cs="Arial"/>
-          <w:i w:val="0"/>
-          <w:iCs/>
-        </w:rPr>
-      </w:pPr>
-      <w:r>
-        <w:rPr>
-          <w:rFonts w:ascii="Arial" w:hAnsi="Arial" w:cs="Arial"/>
-          <w:i w:val="0"/>
-          <w:iCs/>
-        </w:rPr>
+          <w:iCs/>
+        </w:rPr>
+      </w:pPr>
+      <w:r>
+        <w:rPr>
+          <w:rFonts w:ascii="Arial" w:hAnsi="Arial" w:cs="Arial"/>
+          <w:iCs/>
+        </w:rPr>
+        <w:lastRenderedPageBreak/>
         <w:t xml:space="preserve">If identifiers are removed </w:t>
       </w:r>
       <w:r>
         <w:rPr>
           <w:rFonts w:ascii="Arial" w:hAnsi="Arial" w:cs="Arial"/>
-          <w:i w:val="0"/>
           <w:iCs/>
         </w:rPr>
         <w:t xml:space="preserve">from the information (or samples) that are collected during this research, that </w:t>
@@ -14111,7 +12105,6 @@
       <w:r>
         <w:rPr>
           <w:rFonts w:ascii="Arial" w:hAnsi="Arial" w:cs="Arial"/>
-          <w:i w:val="0"/>
           <w:iCs/>
         </w:rPr>
         <w:t>information (or samples) could be used for future research studies or distributed to another investigator for future research studies without additional informed consent from the subject.</w:t>
@@ -14131,7 +12124,6 @@
         <w:ind w:left="720"/>
         <w:rPr>
           <w:rFonts w:ascii="Arial" w:hAnsi="Arial" w:cs="Arial"/>
-          <w:i w:val="0"/>
           <w:iCs/>
         </w:rPr>
       </w:pPr>
@@ -14145,8 +12137,8 @@
           <w:szCs w:val="24"/>
         </w:rPr>
       </w:pPr>
-      <w:bookmarkStart w:id="99" w:name="_Toc214963936"/>
-      <w:bookmarkStart w:id="100" w:name="_Toc214964817"/>
+      <w:bookmarkStart w:id="97" w:name="_Toc214963936"/>
+      <w:bookmarkStart w:id="98" w:name="_Toc214964817"/>
       <w:r>
         <w:rPr>
           <w:rFonts w:ascii="Arial" w:hAnsi="Arial" w:cs="Arial"/>
@@ -14187,8 +12179,8 @@
         </w:rPr>
         <w:t xml:space="preserve"> </w:t>
       </w:r>
-      <w:bookmarkEnd w:id="97"/>
-      <w:bookmarkEnd w:id="98"/>
+      <w:bookmarkEnd w:id="95"/>
+      <w:bookmarkEnd w:id="96"/>
       <w:r>
         <w:rPr>
           <w:rFonts w:ascii="Arial" w:hAnsi="Arial" w:cs="Arial"/>
@@ -14211,7 +12203,6 @@
             <w14:uncheckedState w14:val="2610" w14:font="MS Gothic"/>
           </w14:checkbox>
         </w:sdtPr>
-        <w:sdtEndPr/>
         <w:sdtContent>
           <w:r>
             <w:rPr>
@@ -14231,67 +12222,64 @@
         </w:rPr>
         <w:t xml:space="preserve"> and skip to the Data Analysis Plan section)</w:t>
       </w:r>
+      <w:bookmarkEnd w:id="97"/>
+      <w:bookmarkEnd w:id="98"/>
+    </w:p>
+    <w:p>
+      <w:pPr>
+        <w:pStyle w:val="BlockText"/>
+      </w:pPr>
+      <w:r>
+        <w:t>N/A</w:t>
+      </w:r>
+    </w:p>
+    <w:p>
+      <w:pPr>
+        <w:pStyle w:val="Heading1"/>
+        <w:rPr>
+          <w:rFonts w:ascii="Arial" w:hAnsi="Arial" w:cs="Arial"/>
+          <w:sz w:val="24"/>
+          <w:szCs w:val="24"/>
+        </w:rPr>
+      </w:pPr>
+      <w:bookmarkStart w:id="99" w:name="_Toc214963937"/>
+      <w:bookmarkStart w:id="100" w:name="_Toc214964818"/>
+      <w:bookmarkStart w:id="101" w:name="_Toc494705024"/>
+      <w:bookmarkStart w:id="102" w:name="_Toc525909630"/>
+      <w:r>
+        <w:rPr>
+          <w:rFonts w:ascii="Arial" w:hAnsi="Arial" w:cs="Arial"/>
+          <w:sz w:val="24"/>
+          <w:szCs w:val="24"/>
+        </w:rPr>
+        <w:t xml:space="preserve">Data </w:t>
+      </w:r>
+      <w:r>
+        <w:rPr>
+          <w:rFonts w:ascii="Arial" w:hAnsi="Arial" w:cs="Arial"/>
+          <w:sz w:val="24"/>
+          <w:szCs w:val="24"/>
+        </w:rPr>
+        <w:t xml:space="preserve">Analysis </w:t>
+      </w:r>
+      <w:r>
+        <w:rPr>
+          <w:rFonts w:ascii="Arial" w:hAnsi="Arial" w:cs="Arial"/>
+          <w:sz w:val="24"/>
+          <w:szCs w:val="24"/>
+        </w:rPr>
+        <w:t>P</w:t>
+      </w:r>
+      <w:r>
+        <w:rPr>
+          <w:rFonts w:ascii="Arial" w:hAnsi="Arial" w:cs="Arial"/>
+          <w:sz w:val="24"/>
+          <w:szCs w:val="24"/>
+        </w:rPr>
+        <w:t>lan</w:t>
+      </w:r>
       <w:bookmarkEnd w:id="99"/>
       <w:bookmarkEnd w:id="100"/>
-    </w:p>
-    <w:p>
-      <w:pPr>
-        <w:pStyle w:val="BlockText"/>
-      </w:pPr>
-      <w:r>
-        <w:rPr>
-          <w:i w:val="0"/>
-        </w:rPr>
-        <w:t>N/A</w:t>
-      </w:r>
-    </w:p>
-    <w:p>
-      <w:pPr>
-        <w:pStyle w:val="Heading1"/>
-        <w:rPr>
-          <w:rFonts w:ascii="Arial" w:hAnsi="Arial" w:cs="Arial"/>
-          <w:sz w:val="24"/>
-          <w:szCs w:val="24"/>
-        </w:rPr>
-      </w:pPr>
-      <w:bookmarkStart w:id="101" w:name="_Toc214963937"/>
-      <w:bookmarkStart w:id="102" w:name="_Toc214964818"/>
-      <w:bookmarkStart w:id="103" w:name="_Toc494705024"/>
-      <w:bookmarkStart w:id="104" w:name="_Toc525909630"/>
-      <w:r>
-        <w:rPr>
-          <w:rFonts w:ascii="Arial" w:hAnsi="Arial" w:cs="Arial"/>
-          <w:sz w:val="24"/>
-          <w:szCs w:val="24"/>
-        </w:rPr>
-        <w:t xml:space="preserve">Data </w:t>
-      </w:r>
-      <w:r>
-        <w:rPr>
-          <w:rFonts w:ascii="Arial" w:hAnsi="Arial" w:cs="Arial"/>
-          <w:sz w:val="24"/>
-          <w:szCs w:val="24"/>
-        </w:rPr>
-        <w:t xml:space="preserve">Analysis </w:t>
-      </w:r>
-      <w:r>
-        <w:rPr>
-          <w:rFonts w:ascii="Arial" w:hAnsi="Arial" w:cs="Arial"/>
-          <w:sz w:val="24"/>
-          <w:szCs w:val="24"/>
-        </w:rPr>
-        <w:t>P</w:t>
-      </w:r>
-      <w:r>
-        <w:rPr>
-          <w:rFonts w:ascii="Arial" w:hAnsi="Arial" w:cs="Arial"/>
-          <w:sz w:val="24"/>
-          <w:szCs w:val="24"/>
-        </w:rPr>
-        <w:t>lan</w:t>
-      </w:r>
-      <w:bookmarkEnd w:id="101"/>
-      <w:bookmarkEnd w:id="102"/>
     </w:p>
     <w:p>
       <w:pPr>
@@ -14309,17 +12297,9 @@
       <w:r>
         <w:rPr>
           <w:rFonts w:ascii="Arial" w:hAnsi="Arial" w:cs="Arial"/>
-          <w:b w:val="0"/>
-          <w:i w:val="0"/>
           <w:color w:val="000000"/>
         </w:rPr>
         <w:t>The primary confirmatory outcome is right-censored trial search time (from search-display onset to correct capture), analyzed with a participant-clustered mixed-effects time-to-event model; the two focal tests are the guidance main effect and the guidance-by-voice interaction, Holm-corrected. Secondary outcomes include wrong captures (negative-binomial), first-attempt success (logistic), head-yaw travel, plane latency and revisits, hint-response latency, raw NASA-TLX, the study-created ratings (mixed models), and SSQ change. A simulation-based power analysis using pilot variance is a preregistration gate before confirmatory enrollment.</w:t>
-      </w:r>
-      <w:r>
-        <w:rPr>
-          <w:rFonts w:ascii="Arial" w:hAnsi="Arial" w:cs="Arial"/>
-          <w:color w:val="C00000"/>
-        </w:rPr>
       </w:r>
     </w:p>
     <w:p>
@@ -14339,22 +12319,22 @@
           <w:szCs w:val="24"/>
         </w:rPr>
       </w:pPr>
-      <w:bookmarkStart w:id="105" w:name="_Toc494705025"/>
-      <w:bookmarkStart w:id="106" w:name="_Toc525909631"/>
-      <w:bookmarkStart w:id="107" w:name="_Toc214963938"/>
-      <w:bookmarkStart w:id="108" w:name="_Toc214964819"/>
+      <w:bookmarkStart w:id="103" w:name="_Toc494705025"/>
+      <w:bookmarkStart w:id="104" w:name="_Toc525909631"/>
+      <w:bookmarkStart w:id="105" w:name="_Toc214963938"/>
+      <w:bookmarkStart w:id="106" w:name="_Toc214964819"/>
+      <w:bookmarkEnd w:id="101"/>
+      <w:bookmarkEnd w:id="102"/>
+      <w:r>
+        <w:rPr>
+          <w:rFonts w:ascii="Arial" w:hAnsi="Arial" w:cs="Arial"/>
+          <w:sz w:val="24"/>
+          <w:szCs w:val="24"/>
+        </w:rPr>
+        <w:t>Provisions to Monitor the Data to Ensure the Safety of Subjects</w:t>
+      </w:r>
       <w:bookmarkEnd w:id="103"/>
       <w:bookmarkEnd w:id="104"/>
-      <w:r>
-        <w:rPr>
-          <w:rFonts w:ascii="Arial" w:hAnsi="Arial" w:cs="Arial"/>
-          <w:sz w:val="24"/>
-          <w:szCs w:val="24"/>
-        </w:rPr>
-        <w:t>Provisions to Monitor the Data to Ensure the Safety of Subjects</w:t>
-      </w:r>
-      <w:bookmarkEnd w:id="105"/>
-      <w:bookmarkEnd w:id="106"/>
       <w:r>
         <w:rPr>
           <w:rFonts w:ascii="Arial" w:hAnsi="Arial" w:cs="Arial"/>
@@ -14385,7 +12365,6 @@
             <w14:uncheckedState w14:val="2610" w14:font="MS Gothic"/>
           </w14:checkbox>
         </w:sdtPr>
-        <w:sdtEndPr/>
         <w:sdtContent>
           <w:r>
             <w:rPr>
@@ -14405,45 +12384,42 @@
         </w:rPr>
         <w:t xml:space="preserve"> and skip to the Provisions to Protect the Privacy Interests of Subjects section)</w:t>
       </w:r>
+      <w:bookmarkEnd w:id="105"/>
+      <w:bookmarkEnd w:id="106"/>
+    </w:p>
+    <w:p>
+      <w:pPr>
+        <w:pStyle w:val="BlockText"/>
+      </w:pPr>
+      <w:r>
+        <w:t>N/A</w:t>
+      </w:r>
+    </w:p>
+    <w:p>
+      <w:pPr>
+        <w:pStyle w:val="Heading1"/>
+        <w:rPr>
+          <w:rFonts w:ascii="Arial" w:hAnsi="Arial" w:cs="Arial"/>
+          <w:sz w:val="24"/>
+          <w:szCs w:val="24"/>
+        </w:rPr>
+      </w:pPr>
+      <w:bookmarkStart w:id="107" w:name="_Toc494705026"/>
+      <w:bookmarkStart w:id="108" w:name="_Toc525909632"/>
+      <w:bookmarkStart w:id="109" w:name="_Toc214963939"/>
+      <w:bookmarkStart w:id="110" w:name="_Toc214964820"/>
+      <w:r>
+        <w:rPr>
+          <w:rFonts w:ascii="Arial" w:hAnsi="Arial" w:cs="Arial"/>
+          <w:sz w:val="24"/>
+          <w:szCs w:val="24"/>
+        </w:rPr>
+        <w:t>Provisions to Protect the Privacy Interests of Subjects</w:t>
+      </w:r>
       <w:bookmarkEnd w:id="107"/>
       <w:bookmarkEnd w:id="108"/>
-    </w:p>
-    <w:p>
-      <w:pPr>
-        <w:pStyle w:val="BlockText"/>
-      </w:pPr>
-      <w:r>
-        <w:rPr>
-          <w:i w:val="0"/>
-        </w:rPr>
-        <w:t>N/A</w:t>
-      </w:r>
-    </w:p>
-    <w:p>
-      <w:pPr>
-        <w:pStyle w:val="Heading1"/>
-        <w:rPr>
-          <w:rFonts w:ascii="Arial" w:hAnsi="Arial" w:cs="Arial"/>
-          <w:sz w:val="24"/>
-          <w:szCs w:val="24"/>
-        </w:rPr>
-      </w:pPr>
-      <w:bookmarkStart w:id="109" w:name="_Toc494705026"/>
-      <w:bookmarkStart w:id="110" w:name="_Toc525909632"/>
-      <w:bookmarkStart w:id="111" w:name="_Toc214963939"/>
-      <w:bookmarkStart w:id="112" w:name="_Toc214964820"/>
-      <w:r>
-        <w:rPr>
-          <w:rFonts w:ascii="Arial" w:hAnsi="Arial" w:cs="Arial"/>
-          <w:sz w:val="24"/>
-          <w:szCs w:val="24"/>
-        </w:rPr>
-        <w:t>Provisions to Protect the Privacy Interests of Subjects</w:t>
-      </w:r>
       <w:bookmarkEnd w:id="109"/>
       <w:bookmarkEnd w:id="110"/>
-      <w:bookmarkEnd w:id="111"/>
-      <w:bookmarkEnd w:id="112"/>
     </w:p>
     <w:p>
       <w:pPr>
@@ -14456,32 +12432,15 @@
         <w:ind w:left="1260" w:hanging="540"/>
         <w:rPr>
           <w:rFonts w:ascii="Arial" w:hAnsi="Arial" w:cs="Arial"/>
-          <w:i w:val="0"/>
-          <w:iCs/>
-        </w:rPr>
-      </w:pPr>
-      <w:r>
-        <w:rPr>
-          <w:rFonts w:ascii="Arial" w:hAnsi="Arial" w:cs="Arial"/>
-          <w:b w:val="0"/>
-          <w:i w:val="0"/>
+          <w:iCs/>
+        </w:rPr>
+      </w:pPr>
+      <w:r>
+        <w:rPr>
+          <w:rFonts w:ascii="Arial" w:hAnsi="Arial" w:cs="Arial"/>
           <w:color w:val="000000"/>
         </w:rPr>
         <w:t>Sessions take place in a private laboratory room with access limited to approved study personnel; the voice recording is made with the door closed or access controlled. Only information needed for eligibility, scheduling, compensation, and research analysis is collected.</w:t>
-      </w:r>
-      <w:r>
-        <w:rPr>
-          <w:rFonts w:ascii="Arial" w:hAnsi="Arial" w:cs="Arial"/>
-          <w:i w:val="0"/>
-          <w:iCs/>
-          <w:color w:val="C00000"/>
-        </w:rPr>
-      </w:r>
-      <w:r>
-        <w:rPr>
-          <w:rFonts w:ascii="Arial" w:hAnsi="Arial" w:cs="Arial"/>
-          <w:color w:val="C00000"/>
-        </w:rPr>
       </w:r>
     </w:p>
     <w:p>
@@ -14495,32 +12454,15 @@
         <w:ind w:left="1260" w:hanging="540"/>
         <w:rPr>
           <w:rFonts w:ascii="Arial" w:hAnsi="Arial" w:cs="Arial"/>
-          <w:i w:val="0"/>
-          <w:iCs/>
-        </w:rPr>
-      </w:pPr>
-      <w:r>
-        <w:rPr>
-          <w:rFonts w:ascii="Arial" w:hAnsi="Arial" w:cs="Arial"/>
-          <w:b w:val="0"/>
-          <w:i w:val="0"/>
+          <w:iCs/>
+        </w:rPr>
+      </w:pPr>
+      <w:r>
+        <w:rPr>
+          <w:rFonts w:ascii="Arial" w:hAnsi="Arial" w:cs="Arial"/>
           <w:color w:val="000000"/>
         </w:rPr>
         <w:t>The researcher explains procedures, answers questions, allows participants to skip optional demographic items, and avoids unnecessary observation or discussion.</w:t>
-      </w:r>
-      <w:r>
-        <w:rPr>
-          <w:rFonts w:ascii="Arial" w:hAnsi="Arial" w:cs="Arial"/>
-          <w:i w:val="0"/>
-          <w:iCs/>
-          <w:color w:val="C00000"/>
-        </w:rPr>
-      </w:r>
-      <w:r>
-        <w:rPr>
-          <w:rFonts w:ascii="Arial" w:hAnsi="Arial" w:cs="Arial"/>
-          <w:color w:val="C00000"/>
-        </w:rPr>
       </w:r>
     </w:p>
     <w:p>
@@ -14539,8 +12481,6 @@
       <w:r>
         <w:rPr>
           <w:rFonts w:ascii="Arial" w:hAnsi="Arial" w:cs="Arial"/>
-          <w:b w:val="0"/>
-          <w:i w:val="0"/>
           <w:color w:val="000000"/>
         </w:rPr>
         <w:t>The research team accesses only information provided directly by participants or generated by the study system; educational and medical records are not accessed.</w:t>
@@ -14569,10 +12509,10 @@
           <w:szCs w:val="24"/>
         </w:rPr>
       </w:pPr>
-      <w:bookmarkStart w:id="113" w:name="_Toc494705033"/>
-      <w:bookmarkStart w:id="114" w:name="_Toc525909639"/>
-      <w:bookmarkStart w:id="115" w:name="_Toc214963940"/>
-      <w:bookmarkStart w:id="116" w:name="_Toc214964821"/>
+      <w:bookmarkStart w:id="111" w:name="_Toc494705033"/>
+      <w:bookmarkStart w:id="112" w:name="_Toc525909639"/>
+      <w:bookmarkStart w:id="113" w:name="_Toc214963940"/>
+      <w:bookmarkStart w:id="114" w:name="_Toc214964821"/>
       <w:r>
         <w:rPr>
           <w:rFonts w:ascii="Arial" w:hAnsi="Arial" w:cs="Arial"/>
@@ -14581,8 +12521,8 @@
         </w:rPr>
         <w:t>Multi-Site Research</w:t>
       </w:r>
-      <w:bookmarkEnd w:id="113"/>
-      <w:bookmarkEnd w:id="114"/>
+      <w:bookmarkEnd w:id="111"/>
+      <w:bookmarkEnd w:id="112"/>
       <w:r>
         <w:rPr>
           <w:rFonts w:ascii="Arial" w:hAnsi="Arial" w:cs="Arial"/>
@@ -14633,7 +12573,6 @@
             <w14:uncheckedState w14:val="2610" w14:font="MS Gothic"/>
           </w14:checkbox>
         </w:sdtPr>
-        <w:sdtEndPr/>
         <w:sdtContent>
           <w:r>
             <w:rPr>
@@ -14655,8 +12594,8 @@
         </w:rPr>
         <w:t>)</w:t>
       </w:r>
-      <w:bookmarkEnd w:id="115"/>
-      <w:bookmarkEnd w:id="116"/>
+      <w:bookmarkEnd w:id="113"/>
+      <w:bookmarkEnd w:id="114"/>
       <w:r>
         <w:rPr>
           <w:rFonts w:ascii="Arial" w:hAnsi="Arial" w:cs="Arial"/>
@@ -14674,15 +12613,13 @@
         <w:pStyle w:val="BlockText"/>
       </w:pPr>
       <w:r>
-        <w:rPr>
-          <w:i w:val="0"/>
-        </w:rPr>
+        <w:lastRenderedPageBreak/>
         <w:t>N/A</w:t>
       </w:r>
     </w:p>
     <w:sectPr>
-      <w:headerReference w:type="default" r:id="rId11"/>
-      <w:footerReference w:type="default" r:id="rId12"/>
+      <w:headerReference w:type="default" r:id="rId10"/>
+      <w:footerReference w:type="default" r:id="rId11"/>
       <w:pgSz w:w="12240" w:h="15840"/>
       <w:pgMar w:top="1440" w:right="1800" w:bottom="1440" w:left="1800" w:header="720" w:footer="720" w:gutter="0"/>
       <w:cols w:space="720"/>
@@ -14693,7 +12630,7 @@
 </file>
 
 <file path=word/endnotes.xml><?xml version="1.0" encoding="utf-8"?>
-<w:endnotes xmlns:wpc="http://schemas.microsoft.com/office/word/2010/wordprocessingCanvas" xmlns:cx="http://schemas.microsoft.com/office/drawing/2014/chartex" xmlns:cx1="http://schemas.microsoft.com/office/drawing/2015/9/8/chartex" xmlns:cx2="http://schemas.microsoft.com/office/drawing/2015/10/21/chartex" xmlns:cx3="http://schemas.microsoft.com/office/drawing/2016/5/9/chartex" xmlns:cx4="http://schemas.microsoft.com/office/drawing/2016/5/10/chartex" xmlns:cx5="http://schemas.microsoft.com/office/drawing/2016/5/11/chartex" xmlns:cx6="http://schemas.microsoft.com/office/drawing/2016/5/12/chartex" xmlns:cx7="http://schemas.microsoft.com/office/drawing/2016/5/13/chartex" xmlns:cx8="http://schemas.microsoft.com/office/drawing/2016/5/14/chartex" xmlns:mc="http://schemas.openxmlformats.org/markup-compatibility/2006" xmlns:aink="http://schemas.microsoft.com/office/drawing/2016/ink" xmlns:am3d="http://schemas.microsoft.com/office/drawing/2017/model3d" xmlns:o="urn:schemas-microsoft-com:office:office" xmlns:oel="http://schemas.microsoft.com/office/2019/extlst" xmlns:r="http://schemas.openxmlformats.org/officeDocument/2006/relationships" xmlns:m="http://schemas.openxmlformats.org/officeDocument/2006/math" xmlns:v="urn:schemas-microsoft-com:vml" xmlns:wp14="http://schemas.microsoft.com/office/word/2010/wordprocessingDrawing" xmlns:wp="http://schemas.openxmlformats.org/drawingml/2006/wordprocessingDrawing" xmlns:w10="urn:schemas-microsoft-com:office:word" xmlns:w="http://schemas.openxmlformats.org/wordprocessingml/2006/main" xmlns:w14="http://schemas.microsoft.com/office/word/2010/wordml" xmlns:w15="http://schemas.microsoft.com/office/word/2012/wordml" xmlns:w16cex="http://schemas.microsoft.com/office/word/2018/wordml/cex" xmlns:w16cid="http://schemas.microsoft.com/office/word/2016/wordml/cid" xmlns:w16="http://schemas.microsoft.com/office/word/2018/wordml" xmlns:w16du="http://schemas.microsoft.com/office/word/2023/wordml/word16du" xmlns:w16sdtdh="http://schemas.microsoft.com/office/word/2020/wordml/sdtdatahash" xmlns:w16sdtfl="http://schemas.microsoft.com/office/word/2024/wordml/sdtformatlock" xmlns:w16se="http://schemas.microsoft.com/office/word/2015/wordml/symex" xmlns:wpg="http://schemas.microsoft.com/office/word/2010/wordprocessingGroup" xmlns:wpi="http://schemas.microsoft.com/office/word/2010/wordprocessingInk" xmlns:wne="http://schemas.microsoft.com/office/word/2006/wordml" xmlns:wps="http://schemas.microsoft.com/office/word/2010/wordprocessingShape" mc:Ignorable="w14 w15 w16se w16cid w16 w16cex w16sdtdh w16sdtfl w16du wp14">
+<w:endnotes xmlns:wpc="http://schemas.microsoft.com/office/word/2010/wordprocessingCanvas" xmlns:cx="http://schemas.microsoft.com/office/drawing/2014/chartex" xmlns:cx1="http://schemas.microsoft.com/office/drawing/2015/9/8/chartex" xmlns:cx2="http://schemas.microsoft.com/office/drawing/2015/10/21/chartex" xmlns:cx3="http://schemas.microsoft.com/office/drawing/2016/5/9/chartex" xmlns:cx4="http://schemas.microsoft.com/office/drawing/2016/5/10/chartex" xmlns:cx5="http://schemas.microsoft.com/office/drawing/2016/5/11/chartex" xmlns:cx6="http://schemas.microsoft.com/office/drawing/2016/5/12/chartex" xmlns:cx7="http://schemas.microsoft.com/office/drawing/2016/5/13/chartex" xmlns:cx8="http://schemas.microsoft.com/office/drawing/2016/5/14/chartex" xmlns:mc="http://schemas.openxmlformats.org/markup-compatibility/2006" xmlns:m="http://schemas.openxmlformats.org/officeDocument/2006/math" xmlns:aink="http://schemas.microsoft.com/office/drawing/2016/ink" xmlns:am3d="http://schemas.microsoft.com/office/drawing/2017/model3d" xmlns:oel="http://schemas.microsoft.com/office/2019/extlst" xmlns:r="http://schemas.openxmlformats.org/officeDocument/2006/relationships" xmlns:wp14="http://schemas.microsoft.com/office/word/2010/wordprocessingDrawing" xmlns:wp="http://schemas.openxmlformats.org/drawingml/2006/wordprocessingDrawing" xmlns:wpg="http://schemas.microsoft.com/office/word/2010/wordprocessingGroup" xmlns:wpi="http://schemas.microsoft.com/office/word/2010/wordprocessingInk" xmlns:wps="http://schemas.microsoft.com/office/word/2010/wordprocessingShape" xmlns:o="urn:schemas-microsoft-com:office:office" xmlns:v="urn:schemas-microsoft-com:vml" xmlns:w10="urn:schemas-microsoft-com:office:word" xmlns:w="http://schemas.openxmlformats.org/wordprocessingml/2006/main" xmlns:w14="http://schemas.microsoft.com/office/word/2010/wordml" xmlns:w15="http://schemas.microsoft.com/office/word/2012/wordml" xmlns:w16cex="http://schemas.microsoft.com/office/word/2018/wordml/cex" xmlns:w16cid="http://schemas.microsoft.com/office/word/2016/wordml/cid" xmlns:w16="http://schemas.microsoft.com/office/word/2018/wordml" xmlns:w16sdtdh="http://schemas.microsoft.com/office/word/2020/wordml/sdtdatahash" xmlns:w16sdtfl="http://schemas.microsoft.com/office/word/2024/wordml/sdtformatlock" xmlns:w16se="http://schemas.microsoft.com/office/word/2015/wordml/symex" xmlns:w16du="http://schemas.microsoft.com/office/word/2023/wordml/word16du" xmlns:wne="http://schemas.microsoft.com/office/word/2006/wordml" mc:Ignorable="w14 w15 w16se w16cid w16 w16cex w16sdtdh w16sdtfl w16du wp14">
   <w:endnote w:type="separator" w:id="-1">
     <w:p>
       <w:r>
@@ -14712,7 +12649,7 @@
 </file>
 
 <file path=word/footer1.xml><?xml version="1.0" encoding="utf-8"?>
-<w:ftr xmlns:wpc="http://schemas.microsoft.com/office/word/2010/wordprocessingCanvas" xmlns:cx="http://schemas.microsoft.com/office/drawing/2014/chartex" xmlns:cx1="http://schemas.microsoft.com/office/drawing/2015/9/8/chartex" xmlns:cx2="http://schemas.microsoft.com/office/drawing/2015/10/21/chartex" xmlns:cx3="http://schemas.microsoft.com/office/drawing/2016/5/9/chartex" xmlns:cx4="http://schemas.microsoft.com/office/drawing/2016/5/10/chartex" xmlns:cx5="http://schemas.microsoft.com/office/drawing/2016/5/11/chartex" xmlns:cx6="http://schemas.microsoft.com/office/drawing/2016/5/12/chartex" xmlns:cx7="http://schemas.microsoft.com/office/drawing/2016/5/13/chartex" xmlns:cx8="http://schemas.microsoft.com/office/drawing/2016/5/14/chartex" xmlns:mc="http://schemas.openxmlformats.org/markup-compatibility/2006" xmlns:aink="http://schemas.microsoft.com/office/drawing/2016/ink" xmlns:am3d="http://schemas.microsoft.com/office/drawing/2017/model3d" xmlns:o="urn:schemas-microsoft-com:office:office" xmlns:oel="http://schemas.microsoft.com/office/2019/extlst" xmlns:r="http://schemas.openxmlformats.org/officeDocument/2006/relationships" xmlns:m="http://schemas.openxmlformats.org/officeDocument/2006/math" xmlns:v="urn:schemas-microsoft-com:vml" xmlns:wp14="http://schemas.microsoft.com/office/word/2010/wordprocessingDrawing" xmlns:wp="http://schemas.openxmlformats.org/drawingml/2006/wordprocessingDrawing" xmlns:w10="urn:schemas-microsoft-com:office:word" xmlns:w="http://schemas.openxmlformats.org/wordprocessingml/2006/main" xmlns:w14="http://schemas.microsoft.com/office/word/2010/wordml" xmlns:w15="http://schemas.microsoft.com/office/word/2012/wordml" xmlns:w16cex="http://schemas.microsoft.com/office/word/2018/wordml/cex" xmlns:w16cid="http://schemas.microsoft.com/office/word/2016/wordml/cid" xmlns:w16="http://schemas.microsoft.com/office/word/2018/wordml" xmlns:w16du="http://schemas.microsoft.com/office/word/2023/wordml/word16du" xmlns:w16sdtdh="http://schemas.microsoft.com/office/word/2020/wordml/sdtdatahash" xmlns:w16sdtfl="http://schemas.microsoft.com/office/word/2024/wordml/sdtformatlock" xmlns:w16se="http://schemas.microsoft.com/office/word/2015/wordml/symex" xmlns:wpg="http://schemas.microsoft.com/office/word/2010/wordprocessingGroup" xmlns:wpi="http://schemas.microsoft.com/office/word/2010/wordprocessingInk" xmlns:wne="http://schemas.microsoft.com/office/word/2006/wordml" xmlns:wps="http://schemas.microsoft.com/office/word/2010/wordprocessingShape" mc:Ignorable="w14 w15 w16se w16cid w16 w16cex w16sdtdh w16sdtfl w16du wp14">
+<w:ftr xmlns:wpc="http://schemas.microsoft.com/office/word/2010/wordprocessingCanvas" xmlns:cx="http://schemas.microsoft.com/office/drawing/2014/chartex" xmlns:cx1="http://schemas.microsoft.com/office/drawing/2015/9/8/chartex" xmlns:cx2="http://schemas.microsoft.com/office/drawing/2015/10/21/chartex" xmlns:cx3="http://schemas.microsoft.com/office/drawing/2016/5/9/chartex" xmlns:cx4="http://schemas.microsoft.com/office/drawing/2016/5/10/chartex" xmlns:cx5="http://schemas.microsoft.com/office/drawing/2016/5/11/chartex" xmlns:cx6="http://schemas.microsoft.com/office/drawing/2016/5/12/chartex" xmlns:cx7="http://schemas.microsoft.com/office/drawing/2016/5/13/chartex" xmlns:cx8="http://schemas.microsoft.com/office/drawing/2016/5/14/chartex" xmlns:mc="http://schemas.openxmlformats.org/markup-compatibility/2006" xmlns:m="http://schemas.openxmlformats.org/officeDocument/2006/math" xmlns:aink="http://schemas.microsoft.com/office/drawing/2016/ink" xmlns:am3d="http://schemas.microsoft.com/office/drawing/2017/model3d" xmlns:oel="http://schemas.microsoft.com/office/2019/extlst" xmlns:r="http://schemas.openxmlformats.org/officeDocument/2006/relationships" xmlns:wp14="http://schemas.microsoft.com/office/word/2010/wordprocessingDrawing" xmlns:wp="http://schemas.openxmlformats.org/drawingml/2006/wordprocessingDrawing" xmlns:wpg="http://schemas.microsoft.com/office/word/2010/wordprocessingGroup" xmlns:wpi="http://schemas.microsoft.com/office/word/2010/wordprocessingInk" xmlns:wps="http://schemas.microsoft.com/office/word/2010/wordprocessingShape" xmlns:o="urn:schemas-microsoft-com:office:office" xmlns:v="urn:schemas-microsoft-com:vml" xmlns:w10="urn:schemas-microsoft-com:office:word" xmlns:w="http://schemas.openxmlformats.org/wordprocessingml/2006/main" xmlns:w14="http://schemas.microsoft.com/office/word/2010/wordml" xmlns:w15="http://schemas.microsoft.com/office/word/2012/wordml" xmlns:w16cex="http://schemas.microsoft.com/office/word/2018/wordml/cex" xmlns:w16cid="http://schemas.microsoft.com/office/word/2016/wordml/cid" xmlns:w16="http://schemas.microsoft.com/office/word/2018/wordml" xmlns:w16sdtdh="http://schemas.microsoft.com/office/word/2020/wordml/sdtdatahash" xmlns:w16sdtfl="http://schemas.microsoft.com/office/word/2024/wordml/sdtformatlock" xmlns:w16se="http://schemas.microsoft.com/office/word/2015/wordml/symex" xmlns:w16du="http://schemas.microsoft.com/office/word/2023/wordml/word16du" xmlns:wne="http://schemas.microsoft.com/office/word/2006/wordml" mc:Ignorable="w14 w15 w16se w16cid w16 w16cex w16sdtdh w16sdtfl w16du wp14">
   <w:p>
     <w:pPr>
       <w:pStyle w:val="Footer"/>
@@ -14760,7 +12697,7 @@
 </file>
 
 <file path=word/footnotes.xml><?xml version="1.0" encoding="utf-8"?>
-<w:footnotes xmlns:wpc="http://schemas.microsoft.com/office/word/2010/wordprocessingCanvas" xmlns:cx="http://schemas.microsoft.com/office/drawing/2014/chartex" xmlns:cx1="http://schemas.microsoft.com/office/drawing/2015/9/8/chartex" xmlns:cx2="http://schemas.microsoft.com/office/drawing/2015/10/21/chartex" xmlns:cx3="http://schemas.microsoft.com/office/drawing/2016/5/9/chartex" xmlns:cx4="http://schemas.microsoft.com/office/drawing/2016/5/10/chartex" xmlns:cx5="http://schemas.microsoft.com/office/drawing/2016/5/11/chartex" xmlns:cx6="http://schemas.microsoft.com/office/drawing/2016/5/12/chartex" xmlns:cx7="http://schemas.microsoft.com/office/drawing/2016/5/13/chartex" xmlns:cx8="http://schemas.microsoft.com/office/drawing/2016/5/14/chartex" xmlns:mc="http://schemas.openxmlformats.org/markup-compatibility/2006" xmlns:aink="http://schemas.microsoft.com/office/drawing/2016/ink" xmlns:am3d="http://schemas.microsoft.com/office/drawing/2017/model3d" xmlns:o="urn:schemas-microsoft-com:office:office" xmlns:oel="http://schemas.microsoft.com/office/2019/extlst" xmlns:r="http://schemas.openxmlformats.org/officeDocument/2006/relationships" xmlns:m="http://schemas.openxmlformats.org/officeDocument/2006/math" xmlns:v="urn:schemas-microsoft-com:vml" xmlns:wp14="http://schemas.microsoft.com/office/word/2010/wordprocessingDrawing" xmlns:wp="http://schemas.openxmlformats.org/drawingml/2006/wordprocessingDrawing" xmlns:w10="urn:schemas-microsoft-com:office:word" xmlns:w="http://schemas.openxmlformats.org/wordprocessingml/2006/main" xmlns:w14="http://schemas.microsoft.com/office/word/2010/wordml" xmlns:w15="http://schemas.microsoft.com/office/word/2012/wordml" xmlns:w16cex="http://schemas.microsoft.com/office/word/2018/wordml/cex" xmlns:w16cid="http://schemas.microsoft.com/office/word/2016/wordml/cid" xmlns:w16="http://schemas.microsoft.com/office/word/2018/wordml" xmlns:w16du="http://schemas.microsoft.com/office/word/2023/wordml/word16du" xmlns:w16sdtdh="http://schemas.microsoft.com/office/word/2020/wordml/sdtdatahash" xmlns:w16sdtfl="http://schemas.microsoft.com/office/word/2024/wordml/sdtformatlock" xmlns:w16se="http://schemas.microsoft.com/office/word/2015/wordml/symex" xmlns:wpg="http://schemas.microsoft.com/office/word/2010/wordprocessingGroup" xmlns:wpi="http://schemas.microsoft.com/office/word/2010/wordprocessingInk" xmlns:wne="http://schemas.microsoft.com/office/word/2006/wordml" xmlns:wps="http://schemas.microsoft.com/office/word/2010/wordprocessingShape" mc:Ignorable="w14 w15 w16se w16cid w16 w16cex w16sdtdh w16sdtfl w16du wp14">
+<w:footnotes xmlns:wpc="http://schemas.microsoft.com/office/word/2010/wordprocessingCanvas" xmlns:cx="http://schemas.microsoft.com/office/drawing/2014/chartex" xmlns:cx1="http://schemas.microsoft.com/office/drawing/2015/9/8/chartex" xmlns:cx2="http://schemas.microsoft.com/office/drawing/2015/10/21/chartex" xmlns:cx3="http://schemas.microsoft.com/office/drawing/2016/5/9/chartex" xmlns:cx4="http://schemas.microsoft.com/office/drawing/2016/5/10/chartex" xmlns:cx5="http://schemas.microsoft.com/office/drawing/2016/5/11/chartex" xmlns:cx6="http://schemas.microsoft.com/office/drawing/2016/5/12/chartex" xmlns:cx7="http://schemas.microsoft.com/office/drawing/2016/5/13/chartex" xmlns:cx8="http://schemas.microsoft.com/office/drawing/2016/5/14/chartex" xmlns:mc="http://schemas.openxmlformats.org/markup-compatibility/2006" xmlns:m="http://schemas.openxmlformats.org/officeDocument/2006/math" xmlns:aink="http://schemas.microsoft.com/office/drawing/2016/ink" xmlns:am3d="http://schemas.microsoft.com/office/drawing/2017/model3d" xmlns:oel="http://schemas.microsoft.com/office/2019/extlst" xmlns:r="http://schemas.openxmlformats.org/officeDocument/2006/relationships" xmlns:wp14="http://schemas.microsoft.com/office/word/2010/wordprocessingDrawing" xmlns:wp="http://schemas.openxmlformats.org/drawingml/2006/wordprocessingDrawing" xmlns:wpg="http://schemas.microsoft.com/office/word/2010/wordprocessingGroup" xmlns:wpi="http://schemas.microsoft.com/office/word/2010/wordprocessingInk" xmlns:wps="http://schemas.microsoft.com/office/word/2010/wordprocessingShape" xmlns:o="urn:schemas-microsoft-com:office:office" xmlns:v="urn:schemas-microsoft-com:vml" xmlns:w10="urn:schemas-microsoft-com:office:word" xmlns:w="http://schemas.openxmlformats.org/wordprocessingml/2006/main" xmlns:w14="http://schemas.microsoft.com/office/word/2010/wordml" xmlns:w15="http://schemas.microsoft.com/office/word/2012/wordml" xmlns:w16cex="http://schemas.microsoft.com/office/word/2018/wordml/cex" xmlns:w16cid="http://schemas.microsoft.com/office/word/2016/wordml/cid" xmlns:w16="http://schemas.microsoft.com/office/word/2018/wordml" xmlns:w16sdtdh="http://schemas.microsoft.com/office/word/2020/wordml/sdtdatahash" xmlns:w16sdtfl="http://schemas.microsoft.com/office/word/2024/wordml/sdtformatlock" xmlns:w16se="http://schemas.microsoft.com/office/word/2015/wordml/symex" xmlns:w16du="http://schemas.microsoft.com/office/word/2023/wordml/word16du" xmlns:wne="http://schemas.microsoft.com/office/word/2006/wordml" mc:Ignorable="w14 w15 w16se w16cid w16 w16cex w16sdtdh w16sdtfl w16du wp14">
   <w:footnote w:type="separator" w:id="-1">
     <w:p>
       <w:r>
@@ -14779,7 +12716,7 @@
 </file>
 
 <file path=word/header1.xml><?xml version="1.0" encoding="utf-8"?>
-<w:hdr xmlns:wpc="http://schemas.microsoft.com/office/word/2010/wordprocessingCanvas" xmlns:cx="http://schemas.microsoft.com/office/drawing/2014/chartex" xmlns:cx1="http://schemas.microsoft.com/office/drawing/2015/9/8/chartex" xmlns:cx2="http://schemas.microsoft.com/office/drawing/2015/10/21/chartex" xmlns:cx3="http://schemas.microsoft.com/office/drawing/2016/5/9/chartex" xmlns:cx4="http://schemas.microsoft.com/office/drawing/2016/5/10/chartex" xmlns:cx5="http://schemas.microsoft.com/office/drawing/2016/5/11/chartex" xmlns:cx6="http://schemas.microsoft.com/office/drawing/2016/5/12/chartex" xmlns:cx7="http://schemas.microsoft.com/office/drawing/2016/5/13/chartex" xmlns:cx8="http://schemas.microsoft.com/office/drawing/2016/5/14/chartex" xmlns:mc="http://schemas.openxmlformats.org/markup-compatibility/2006" xmlns:aink="http://schemas.microsoft.com/office/drawing/2016/ink" xmlns:am3d="http://schemas.microsoft.com/office/drawing/2017/model3d" xmlns:o="urn:schemas-microsoft-com:office:office" xmlns:oel="http://schemas.microsoft.com/office/2019/extlst" xmlns:r="http://schemas.openxmlformats.org/officeDocument/2006/relationships" xmlns:m="http://schemas.openxmlformats.org/officeDocument/2006/math" xmlns:v="urn:schemas-microsoft-com:vml" xmlns:wp14="http://schemas.microsoft.com/office/word/2010/wordprocessingDrawing" xmlns:wp="http://schemas.openxmlformats.org/drawingml/2006/wordprocessingDrawing" xmlns:w10="urn:schemas-microsoft-com:office:word" xmlns:w="http://schemas.openxmlformats.org/wordprocessingml/2006/main" xmlns:w14="http://schemas.microsoft.com/office/word/2010/wordml" xmlns:w15="http://schemas.microsoft.com/office/word/2012/wordml" xmlns:w16cex="http://schemas.microsoft.com/office/word/2018/wordml/cex" xmlns:w16cid="http://schemas.microsoft.com/office/word/2016/wordml/cid" xmlns:w16="http://schemas.microsoft.com/office/word/2018/wordml" xmlns:w16du="http://schemas.microsoft.com/office/word/2023/wordml/word16du" xmlns:w16sdtdh="http://schemas.microsoft.com/office/word/2020/wordml/sdtdatahash" xmlns:w16sdtfl="http://schemas.microsoft.com/office/word/2024/wordml/sdtformatlock" xmlns:w16se="http://schemas.microsoft.com/office/word/2015/wordml/symex" xmlns:wpg="http://schemas.microsoft.com/office/word/2010/wordprocessingGroup" xmlns:wpi="http://schemas.microsoft.com/office/word/2010/wordprocessingInk" xmlns:wne="http://schemas.microsoft.com/office/word/2006/wordml" xmlns:wps="http://schemas.microsoft.com/office/word/2010/wordprocessingShape" mc:Ignorable="w14 w15 w16se w16cid w16 w16cex w16sdtdh w16sdtfl w16du wp14">
+<w:hdr xmlns:wpc="http://schemas.microsoft.com/office/word/2010/wordprocessingCanvas" xmlns:cx="http://schemas.microsoft.com/office/drawing/2014/chartex" xmlns:cx1="http://schemas.microsoft.com/office/drawing/2015/9/8/chartex" xmlns:cx2="http://schemas.microsoft.com/office/drawing/2015/10/21/chartex" xmlns:cx3="http://schemas.microsoft.com/office/drawing/2016/5/9/chartex" xmlns:cx4="http://schemas.microsoft.com/office/drawing/2016/5/10/chartex" xmlns:cx5="http://schemas.microsoft.com/office/drawing/2016/5/11/chartex" xmlns:cx6="http://schemas.microsoft.com/office/drawing/2016/5/12/chartex" xmlns:cx7="http://schemas.microsoft.com/office/drawing/2016/5/13/chartex" xmlns:cx8="http://schemas.microsoft.com/office/drawing/2016/5/14/chartex" xmlns:mc="http://schemas.openxmlformats.org/markup-compatibility/2006" xmlns:m="http://schemas.openxmlformats.org/officeDocument/2006/math" xmlns:aink="http://schemas.microsoft.com/office/drawing/2016/ink" xmlns:am3d="http://schemas.microsoft.com/office/drawing/2017/model3d" xmlns:oel="http://schemas.microsoft.com/office/2019/extlst" xmlns:r="http://schemas.openxmlformats.org/officeDocument/2006/relationships" xmlns:wp14="http://schemas.microsoft.com/office/word/2010/wordprocessingDrawing" xmlns:wp="http://schemas.openxmlformats.org/drawingml/2006/wordprocessingDrawing" xmlns:wpg="http://schemas.microsoft.com/office/word/2010/wordprocessingGroup" xmlns:wpi="http://schemas.microsoft.com/office/word/2010/wordprocessingInk" xmlns:wps="http://schemas.microsoft.com/office/word/2010/wordprocessingShape" xmlns:o="urn:schemas-microsoft-com:office:office" xmlns:v="urn:schemas-microsoft-com:vml" xmlns:w10="urn:schemas-microsoft-com:office:word" xmlns:w="http://schemas.openxmlformats.org/wordprocessingml/2006/main" xmlns:w14="http://schemas.microsoft.com/office/word/2010/wordml" xmlns:w15="http://schemas.microsoft.com/office/word/2012/wordml" xmlns:w16cex="http://schemas.microsoft.com/office/word/2018/wordml/cex" xmlns:w16cid="http://schemas.microsoft.com/office/word/2016/wordml/cid" xmlns:w16="http://schemas.microsoft.com/office/word/2018/wordml" xmlns:w16sdtdh="http://schemas.microsoft.com/office/word/2020/wordml/sdtdatahash" xmlns:w16sdtfl="http://schemas.microsoft.com/office/word/2024/wordml/sdtformatlock" xmlns:w16se="http://schemas.microsoft.com/office/word/2015/wordml/symex" xmlns:w16du="http://schemas.microsoft.com/office/word/2023/wordml/word16du" xmlns:wne="http://schemas.microsoft.com/office/word/2006/wordml" mc:Ignorable="w14 w15 w16se w16cid w16 w16cex w16sdtdh w16sdtfl w16du wp14">
   <w:sdt>
     <w:sdtPr>
       <w:id w:val="-1318336367"/>
@@ -14788,7 +12725,6 @@
         <w:docPartUnique/>
       </w:docPartObj>
     </w:sdtPr>
-    <w:sdtEndPr/>
     <w:sdtContent>
       <w:p>
         <w:pPr>
@@ -14886,7 +12822,7 @@
 </file>
 
 <file path=word/numbering.xml><?xml version="1.0" encoding="utf-8"?>
-<w:numbering xmlns:wpc="http://schemas.microsoft.com/office/word/2010/wordprocessingCanvas" xmlns:cx="http://schemas.microsoft.com/office/drawing/2014/chartex" xmlns:cx1="http://schemas.microsoft.com/office/drawing/2015/9/8/chartex" xmlns:cx2="http://schemas.microsoft.com/office/drawing/2015/10/21/chartex" xmlns:cx3="http://schemas.microsoft.com/office/drawing/2016/5/9/chartex" xmlns:cx4="http://schemas.microsoft.com/office/drawing/2016/5/10/chartex" xmlns:cx5="http://schemas.microsoft.com/office/drawing/2016/5/11/chartex" xmlns:cx6="http://schemas.microsoft.com/office/drawing/2016/5/12/chartex" xmlns:cx7="http://schemas.microsoft.com/office/drawing/2016/5/13/chartex" xmlns:cx8="http://schemas.microsoft.com/office/drawing/2016/5/14/chartex" xmlns:mc="http://schemas.openxmlformats.org/markup-compatibility/2006" xmlns:aink="http://schemas.microsoft.com/office/drawing/2016/ink" xmlns:am3d="http://schemas.microsoft.com/office/drawing/2017/model3d" xmlns:o="urn:schemas-microsoft-com:office:office" xmlns:oel="http://schemas.microsoft.com/office/2019/extlst" xmlns:r="http://schemas.openxmlformats.org/officeDocument/2006/relationships" xmlns:m="http://schemas.openxmlformats.org/officeDocument/2006/math" xmlns:v="urn:schemas-microsoft-com:vml" xmlns:wp14="http://schemas.microsoft.com/office/word/2010/wordprocessingDrawing" xmlns:wp="http://schemas.openxmlformats.org/drawingml/2006/wordprocessingDrawing" xmlns:w10="urn:schemas-microsoft-com:office:word" xmlns:w="http://schemas.openxmlformats.org/wordprocessingml/2006/main" xmlns:w14="http://schemas.microsoft.com/office/word/2010/wordml" xmlns:w15="http://schemas.microsoft.com/office/word/2012/wordml" xmlns:w16cex="http://schemas.microsoft.com/office/word/2018/wordml/cex" xmlns:w16cid="http://schemas.microsoft.com/office/word/2016/wordml/cid" xmlns:w16="http://schemas.microsoft.com/office/word/2018/wordml" xmlns:w16du="http://schemas.microsoft.com/office/word/2023/wordml/word16du" xmlns:w16sdtdh="http://schemas.microsoft.com/office/word/2020/wordml/sdtdatahash" xmlns:w16sdtfl="http://schemas.microsoft.com/office/word/2024/wordml/sdtformatlock" xmlns:w16se="http://schemas.microsoft.com/office/word/2015/wordml/symex" xmlns:wpg="http://schemas.microsoft.com/office/word/2010/wordprocessingGroup" xmlns:wpi="http://schemas.microsoft.com/office/word/2010/wordprocessingInk" xmlns:wne="http://schemas.microsoft.com/office/word/2006/wordml" xmlns:wps="http://schemas.microsoft.com/office/word/2010/wordprocessingShape" mc:Ignorable="w14 w15 w16se w16cid w16 w16cex w16sdtdh w16sdtfl w16du wp14">
+<w:numbering xmlns:wpc="http://schemas.microsoft.com/office/word/2010/wordprocessingCanvas" xmlns:cx="http://schemas.microsoft.com/office/drawing/2014/chartex" xmlns:cx1="http://schemas.microsoft.com/office/drawing/2015/9/8/chartex" xmlns:cx2="http://schemas.microsoft.com/office/drawing/2015/10/21/chartex" xmlns:cx3="http://schemas.microsoft.com/office/drawing/2016/5/9/chartex" xmlns:cx4="http://schemas.microsoft.com/office/drawing/2016/5/10/chartex" xmlns:cx5="http://schemas.microsoft.com/office/drawing/2016/5/11/chartex" xmlns:cx6="http://schemas.microsoft.com/office/drawing/2016/5/12/chartex" xmlns:cx7="http://schemas.microsoft.com/office/drawing/2016/5/13/chartex" xmlns:cx8="http://schemas.microsoft.com/office/drawing/2016/5/14/chartex" xmlns:mc="http://schemas.openxmlformats.org/markup-compatibility/2006" xmlns:m="http://schemas.openxmlformats.org/officeDocument/2006/math" xmlns:aink="http://schemas.microsoft.com/office/drawing/2016/ink" xmlns:am3d="http://schemas.microsoft.com/office/drawing/2017/model3d" xmlns:oel="http://schemas.microsoft.com/office/2019/extlst" xmlns:r="http://schemas.openxmlformats.org/officeDocument/2006/relationships" xmlns:wp14="http://schemas.microsoft.com/office/word/2010/wordprocessingDrawing" xmlns:wp="http://schemas.openxmlformats.org/drawingml/2006/wordprocessingDrawing" xmlns:wpg="http://schemas.microsoft.com/office/word/2010/wordprocessingGroup" xmlns:wpi="http://schemas.microsoft.com/office/word/2010/wordprocessingInk" xmlns:wps="http://schemas.microsoft.com/office/word/2010/wordprocessingShape" xmlns:o="urn:schemas-microsoft-com:office:office" xmlns:v="urn:schemas-microsoft-com:vml" xmlns:w10="urn:schemas-microsoft-com:office:word" xmlns:w="http://schemas.openxmlformats.org/wordprocessingml/2006/main" xmlns:w14="http://schemas.microsoft.com/office/word/2010/wordml" xmlns:w15="http://schemas.microsoft.com/office/word/2012/wordml" xmlns:w16cex="http://schemas.microsoft.com/office/word/2018/wordml/cex" xmlns:w16cid="http://schemas.microsoft.com/office/word/2016/wordml/cid" xmlns:w16="http://schemas.microsoft.com/office/word/2018/wordml" xmlns:w16sdtdh="http://schemas.microsoft.com/office/word/2020/wordml/sdtdatahash" xmlns:w16sdtfl="http://schemas.microsoft.com/office/word/2024/wordml/sdtformatlock" xmlns:w16se="http://schemas.microsoft.com/office/word/2015/wordml/symex" xmlns:w16du="http://schemas.microsoft.com/office/word/2023/wordml/word16du" xmlns:wne="http://schemas.microsoft.com/office/word/2006/wordml" mc:Ignorable="w14 w15 w16se w16cid w16 w16cex w16sdtdh w16sdtfl w16du wp14">
   <w:abstractNum w:abstractNumId="0" w15:restartNumberingAfterBreak="0">
     <w:nsid w:val="FFFFFF81"/>
     <w:multiLevelType w:val="singleLevel"/>
@@ -21530,7 +19466,7 @@
 </file>
 
 <file path=word/styles.xml><?xml version="1.0" encoding="utf-8"?>
-<w:styles xmlns:mc="http://schemas.openxmlformats.org/markup-compatibility/2006" xmlns:r="http://schemas.openxmlformats.org/officeDocument/2006/relationships" xmlns:w="http://schemas.openxmlformats.org/wordprocessingml/2006/main" xmlns:w14="http://schemas.microsoft.com/office/word/2010/wordml" xmlns:w15="http://schemas.microsoft.com/office/word/2012/wordml" xmlns:w16cex="http://schemas.microsoft.com/office/word/2018/wordml/cex" xmlns:w16cid="http://schemas.microsoft.com/office/word/2016/wordml/cid" xmlns:w16="http://schemas.microsoft.com/office/word/2018/wordml" xmlns:w16du="http://schemas.microsoft.com/office/word/2023/wordml/word16du" xmlns:w16sdtdh="http://schemas.microsoft.com/office/word/2020/wordml/sdtdatahash" xmlns:w16sdtfl="http://schemas.microsoft.com/office/word/2024/wordml/sdtformatlock" xmlns:w16se="http://schemas.microsoft.com/office/word/2015/wordml/symex" mc:Ignorable="w14 w15 w16se w16cid w16 w16cex w16sdtdh w16sdtfl w16du">
+<w:styles xmlns:mc="http://schemas.openxmlformats.org/markup-compatibility/2006" xmlns:r="http://schemas.openxmlformats.org/officeDocument/2006/relationships" xmlns:w="http://schemas.openxmlformats.org/wordprocessingml/2006/main" xmlns:w14="http://schemas.microsoft.com/office/word/2010/wordml" xmlns:w15="http://schemas.microsoft.com/office/word/2012/wordml" xmlns:w16cex="http://schemas.microsoft.com/office/word/2018/wordml/cex" xmlns:w16cid="http://schemas.microsoft.com/office/word/2016/wordml/cid" xmlns:w16="http://schemas.microsoft.com/office/word/2018/wordml" xmlns:w16sdtdh="http://schemas.microsoft.com/office/word/2020/wordml/sdtdatahash" xmlns:w16sdtfl="http://schemas.microsoft.com/office/word/2024/wordml/sdtformatlock" xmlns:w16se="http://schemas.microsoft.com/office/word/2015/wordml/symex" xmlns:w16du="http://schemas.microsoft.com/office/word/2023/wordml/word16du" mc:Ignorable="w14 w15 w16se w16cid w16 w16cex w16sdtdh w16sdtfl w16du">
   <w:docDefaults>
     <w:rPrDefault>
       <w:rPr>
@@ -22205,7 +20141,6 @@
     </w:pPr>
     <w:rPr>
       <w:rFonts w:ascii="Times New Roman" w:hAnsi="Times New Roman"/>
-      <w:i w:val="0"/>
     </w:rPr>
   </w:style>
   <w:style w:type="character" w:customStyle="1" w:styleId="BlockTextChar">
@@ -22239,7 +20174,6 @@
     <w:basedOn w:val="BlockText"/>
     <w:rsid w:val="00393FAF"/>
     <w:rPr>
-      <w:i w:val="0"/>
       <w:szCs w:val="20"/>
     </w:rPr>
   </w:style>

--- a/output/irb/HRP-503_Follow_My_Voice_Protocol.docx
+++ b/output/irb/HRP-503_Follow_My_Voice_Protocol.docx
@@ -4099,7 +4099,7 @@
           <w:rFonts w:ascii="Arial" w:hAnsi="Arial" w:cs="Arial"/>
           <w:color w:val="000000"/>
         </w:rPr>
-        <w:t xml:space="preserve">earing an HTC Vive Focus Vision passthrough headset, participants turn to search </w:t>
+        <w:t xml:space="preserve">earing a mixed-reality passthrough head-mounted display, participants turn to search </w:t>
       </w:r>
       <w:r>
         <w:rPr>
@@ -9207,8 +9207,7 @@
           <w:rFonts w:ascii="Arial" w:hAnsi="Arial" w:cs="Arial"/>
           <w:color w:val="000000"/>
         </w:rPr>
-        <w:lastRenderedPageBreak/>
-        <w:t>voice processing, data collection, and analysis. Both complete required UCF human-subjects training before study activity. The team has access to HEC 208/308 and BYC 119, HTC Vive Focus Vision headsets, a UCF-managed offline encrypted workstation for OpenVoice processing, study computers, and UCF-approved encrypted storage. Compensation is a $15 gift card from approved laboratory funds; this is a small, unfunded study. The study is minimal risk; if a participant experiences discomfort the researcher stops the task, assists with safe headset removal, and provides a place to rest, with 911 available for emergencies.</w:t>
+        <w:t>voice processing, data collection, and analysis. Both complete required UCF human-subjects training before study activity. The team has access to HEC 208/308 and BYC 119, mixed-reality head-mounted displays, a UCF-managed offline encrypted workstation for OpenVoice processing, study computers, and UCF-approved encrypted storage. Compensation is a $15 gift card from approved laboratory funds; this is a small, unfunded study. The study is minimal risk; if a participant experiences discomfort the researcher stops the task, assists with safe headset removal, and provides a place to rest, with 911 available for emergencies.</w:t>
       </w:r>
     </w:p>
     <w:p>
